--- a/09-通信电路/04-有线通信接口电路/LIN总线电路/LIN总线电路.docx
+++ b/09-通信电路/04-有线通信接口电路/LIN总线电路/LIN总线电路.docx
@@ -2768,6 +2768,20 @@
     </w:p>
     <w:bookmarkEnd w:id="26"/>
     <w:bookmarkEnd w:id="27"/>
+    <w:p>
+      <w:pPr>
+        <w:spacing w:before="360"/>
+        <w:jc w:val="center"/>
+      </w:pPr>
+      <w:r>
+        <w:rPr>
+          <w:rFonts w:ascii="Times New Roman" w:hAnsi="Times New Roman"/>
+          <w:color w:val="555555"/>
+          <w:sz w:val="21"/>
+        </w:rPr>
+        <w:t>材料收集者：杜文杰</w:t>
+      </w:r>
+    </w:p>
     <w:sectPr>
       <w:headerReference r:id="rId9" w:type="default"/>
       <w:footerReference r:id="rId10" w:type="default"/>

--- a/09-通信电路/04-有线通信接口电路/LIN总线电路/LIN总线电路.docx
+++ b/09-通信电路/04-有线通信接口电路/LIN总线电路/LIN总线电路.docx
@@ -1,6 +1,6 @@
 
 <file path=word/document.xml><?xml version="1.0" encoding="utf-8"?>
-<w:document xmlns:w="http://schemas.openxmlformats.org/wordprocessingml/2006/main" xmlns:m="http://schemas.openxmlformats.org/officeDocument/2006/math" xmlns:r="http://schemas.openxmlformats.org/officeDocument/2006/relationships" xmlns:o="urn:schemas-microsoft-com:office:office" xmlns:v="urn:schemas-microsoft-com:vml" xmlns:w10="urn:schemas-microsoft-com:office:word" xmlns:a="http://schemas.openxmlformats.org/drawingml/2006/main" xmlns:pic="http://schemas.openxmlformats.org/drawingml/2006/picture" xmlns:wp="http://schemas.openxmlformats.org/drawingml/2006/wordprocessingDrawing">
+<w:document xmlns:m="http://schemas.openxmlformats.org/officeDocument/2006/math" xmlns:r="http://schemas.openxmlformats.org/officeDocument/2006/relationships" xmlns:w="http://schemas.openxmlformats.org/wordprocessingml/2006/main" xmlns:o="urn:schemas-microsoft-com:office:office" xmlns:v="urn:schemas-microsoft-com:vml" xmlns:w10="urn:schemas-microsoft-com:office:word" xmlns:a="http://schemas.openxmlformats.org/drawingml/2006/main" xmlns:pic="http://schemas.openxmlformats.org/drawingml/2006/picture" xmlns:wp="http://schemas.openxmlformats.org/drawingml/2006/wordprocessingDrawing">
   <w:body>
     <w:bookmarkStart w:id="27" w:name="lin-总线电路"/>
     <w:p>
@@ -8,11 +8,14 @@
         <w:pStyle w:val="Heading1"/>
       </w:pPr>
       <w:r>
+        <w:rPr>
+          <w:rFonts w:eastAsia="黑体"/>
+        </w:rPr>
         <w:t xml:space="preserve">LIN </w:t>
       </w:r>
       <w:r>
         <w:rPr>
-          <w:rFonts w:hint="eastAsia"/>
+          <w:rFonts w:hint="eastAsia" w:eastAsia="黑体"/>
         </w:rPr>
         <w:t xml:space="preserve">总线电路</w:t>
       </w:r>
@@ -24,7 +27,7 @@
       </w:pPr>
       <w:r>
         <w:rPr>
-          <w:rFonts w:hint="eastAsia"/>
+          <w:rFonts w:hint="eastAsia" w:eastAsia="黑体"/>
         </w:rPr>
         <w:t xml:space="preserve">拓扑描述</w:t>
       </w:r>
@@ -35,15 +38,19 @@
       </w:pPr>
       <w:r>
         <w:rPr>
-          <w:rFonts w:hint="eastAsia"/>
+          <w:rFonts w:hint="eastAsia" w:eastAsia="黑体"/>
         </w:rPr>
         <w:t xml:space="preserve">由</w:t>
       </w:r>
       <w:r>
+        <w:rPr>
+          <w:rFonts w:eastAsia="黑体"/>
+        </w:rPr>
         <w:t xml:space="preserve"> </w:t>
       </w:r>
       <w:r>
         <w:rPr>
+          <w:rFonts w:eastAsia="黑体"/>
           <w:b/>
           <w:bCs/>
         </w:rPr>
@@ -51,7 +58,7 @@
       </w:r>
       <w:r>
         <w:rPr>
-          <w:rFonts w:hint="eastAsia"/>
+          <w:rFonts w:hint="eastAsia" w:eastAsia="黑体"/>
           <w:b/>
           <w:bCs/>
         </w:rPr>
@@ -59,6 +66,7 @@
       </w:r>
       <w:r>
         <w:rPr>
+          <w:rFonts w:eastAsia="黑体"/>
           <w:b/>
           <w:bCs/>
         </w:rPr>
@@ -66,30 +74,37 @@
       </w:r>
       <w:r>
         <w:rPr>
-          <w:rFonts w:hint="eastAsia"/>
+          <w:rFonts w:hint="eastAsia" w:eastAsia="黑体"/>
         </w:rPr>
         <w:t xml:space="preserve">（集成于</w:t>
       </w:r>
       <w:r>
+        <w:rPr>
+          <w:rFonts w:eastAsia="黑体"/>
+        </w:rPr>
         <w:t xml:space="preserve"> MCU </w:t>
       </w:r>
       <w:r>
         <w:rPr>
-          <w:rFonts w:hint="eastAsia"/>
+          <w:rFonts w:hint="eastAsia" w:eastAsia="黑体"/>
         </w:rPr>
         <w:t xml:space="preserve">或独立</w:t>
       </w:r>
       <w:r>
+        <w:rPr>
+          <w:rFonts w:eastAsia="黑体"/>
+        </w:rPr>
         <w:t xml:space="preserve"> </w:t>
       </w:r>
       <w:r>
         <w:rPr>
-          <w:rFonts w:hint="eastAsia"/>
+          <w:rFonts w:hint="eastAsia" w:eastAsia="黑体"/>
         </w:rPr>
         <w:t xml:space="preserve">UART）、</w:t>
       </w:r>
       <w:r>
         <w:rPr>
+          <w:rFonts w:eastAsia="黑体"/>
           <w:b/>
           <w:bCs/>
         </w:rPr>
@@ -97,7 +112,7 @@
       </w:r>
       <w:r>
         <w:rPr>
-          <w:rFonts w:hint="eastAsia"/>
+          <w:rFonts w:hint="eastAsia" w:eastAsia="黑体"/>
           <w:b/>
           <w:bCs/>
         </w:rPr>
@@ -105,6 +120,7 @@
       </w:r>
       <w:r>
         <w:rPr>
+          <w:rFonts w:eastAsia="黑体"/>
           <w:b/>
           <w:bCs/>
         </w:rPr>
@@ -112,33 +128,39 @@
       </w:r>
       <w:r>
         <w:rPr>
-          <w:rFonts w:hint="eastAsia"/>
+          <w:rFonts w:hint="eastAsia" w:eastAsia="黑体"/>
         </w:rPr>
         <w:t xml:space="preserve">（如</w:t>
       </w:r>
       <w:r>
+        <w:rPr>
+          <w:rFonts w:eastAsia="黑体"/>
+        </w:rPr>
         <w:t xml:space="preserve"> </w:t>
       </w:r>
       <w:r>
         <w:rPr>
-          <w:rFonts w:hint="eastAsia"/>
+          <w:rFonts w:hint="eastAsia" w:eastAsia="黑体"/>
         </w:rPr>
         <w:t xml:space="preserve">TJA1021）、</w:t>
       </w:r>
       <w:r>
         <w:rPr>
-          <w:rFonts w:hint="eastAsia"/>
+          <w:rFonts w:hint="eastAsia" w:eastAsia="黑体"/>
           <w:b/>
           <w:bCs/>
         </w:rPr>
         <w:t xml:space="preserve">单根总线（LIN）</w:t>
       </w:r>
       <w:r>
+        <w:rPr>
+          <w:rFonts w:eastAsia="黑体"/>
+        </w:rPr>
         <w:t xml:space="preserve">、</w:t>
       </w:r>
       <w:r>
         <w:rPr>
-          <w:rFonts w:hint="eastAsia"/>
+          <w:rFonts w:hint="eastAsia" w:eastAsia="黑体"/>
           <w:b/>
           <w:bCs/>
         </w:rPr>
@@ -146,6 +168,7 @@
       </w:r>
       <w:r>
         <w:rPr>
+          <w:rFonts w:eastAsia="黑体"/>
           <w:b/>
           <w:bCs/>
         </w:rPr>
@@ -182,7 +205,7 @@
       </m:oMath>
       <w:r>
         <w:rPr>
-          <w:rFonts w:hint="eastAsia"/>
+          <w:rFonts w:hint="eastAsia" w:eastAsia="黑体"/>
           <w:b/>
           <w:bCs/>
         </w:rPr>
@@ -190,6 +213,7 @@
       </w:r>
       <w:r>
         <w:rPr>
+          <w:rFonts w:eastAsia="黑体"/>
           <w:b/>
           <w:bCs/>
         </w:rPr>
@@ -197,27 +221,33 @@
       </w:r>
       <w:r>
         <w:rPr>
-          <w:rFonts w:hint="eastAsia"/>
+          <w:rFonts w:hint="eastAsia" w:eastAsia="黑体"/>
           <w:b/>
           <w:bCs/>
         </w:rPr>
         <w:t xml:space="preserve">kΩ）</w:t>
       </w:r>
       <w:r>
+        <w:rPr>
+          <w:rFonts w:eastAsia="黑体"/>
+        </w:rPr>
         <w:t xml:space="preserve"> </w:t>
       </w:r>
       <w:r>
         <w:rPr>
-          <w:rFonts w:hint="eastAsia"/>
+          <w:rFonts w:hint="eastAsia" w:eastAsia="黑体"/>
         </w:rPr>
         <w:t xml:space="preserve">与</w:t>
       </w:r>
       <w:r>
+        <w:rPr>
+          <w:rFonts w:eastAsia="黑体"/>
+        </w:rPr>
         <w:t xml:space="preserve"> </w:t>
       </w:r>
       <w:r>
         <w:rPr>
-          <w:rFonts w:hint="eastAsia"/>
+          <w:rFonts w:hint="eastAsia" w:eastAsia="黑体"/>
           <w:b/>
           <w:bCs/>
         </w:rPr>
@@ -225,6 +255,7 @@
       </w:r>
       <w:r>
         <w:rPr>
+          <w:rFonts w:eastAsia="黑体"/>
           <w:b/>
           <w:bCs/>
         </w:rPr>
@@ -232,7 +263,7 @@
       </w:r>
       <w:r>
         <w:rPr>
-          <w:rFonts w:hint="eastAsia"/>
+          <w:rFonts w:hint="eastAsia" w:eastAsia="黑体"/>
           <w:b/>
           <w:bCs/>
         </w:rPr>
@@ -240,6 +271,7 @@
       </w:r>
       <w:r>
         <w:rPr>
+          <w:rFonts w:eastAsia="黑体"/>
           <w:b/>
           <w:bCs/>
         </w:rPr>
@@ -273,7 +305,7 @@
       </m:oMath>
       <w:r>
         <w:rPr>
-          <w:rFonts w:hint="eastAsia"/>
+          <w:rFonts w:hint="eastAsia" w:eastAsia="黑体"/>
           <w:b/>
           <w:bCs/>
         </w:rPr>
@@ -281,6 +313,7 @@
       </w:r>
       <w:r>
         <w:rPr>
+          <w:rFonts w:eastAsia="黑体"/>
           <w:b/>
           <w:bCs/>
         </w:rPr>
@@ -288,33 +321,39 @@
       </w:r>
       <w:r>
         <w:rPr>
-          <w:rFonts w:hint="eastAsia"/>
+          <w:rFonts w:hint="eastAsia" w:eastAsia="黑体"/>
           <w:b/>
           <w:bCs/>
         </w:rPr>
         <w:t xml:space="preserve">kΩ）</w:t>
       </w:r>
       <w:r>
+        <w:rPr>
+          <w:rFonts w:eastAsia="黑体"/>
+        </w:rPr>
         <w:t xml:space="preserve"> </w:t>
       </w:r>
       <w:r>
         <w:rPr>
-          <w:rFonts w:hint="eastAsia"/>
+          <w:rFonts w:hint="eastAsia" w:eastAsia="黑体"/>
         </w:rPr>
         <w:t xml:space="preserve">组成。电路共有</w:t>
       </w:r>
       <w:r>
+        <w:rPr>
+          <w:rFonts w:eastAsia="黑体"/>
+        </w:rPr>
         <w:t xml:space="preserve"> 5 </w:t>
       </w:r>
       <w:r>
         <w:rPr>
-          <w:rFonts w:hint="eastAsia"/>
+          <w:rFonts w:hint="eastAsia" w:eastAsia="黑体"/>
         </w:rPr>
         <w:t xml:space="preserve">个关键节点：</w:t>
       </w:r>
       <w:r>
         <w:rPr>
-          <w:rFonts w:hint="eastAsia"/>
+          <w:rFonts w:hint="eastAsia" w:eastAsia="黑体"/>
           <w:b/>
           <w:bCs/>
         </w:rPr>
@@ -322,6 +361,7 @@
       </w:r>
       <w:r>
         <w:rPr>
+          <w:rFonts w:eastAsia="黑体"/>
           <w:b/>
           <w:bCs/>
         </w:rPr>
@@ -329,7 +369,7 @@
       </w:r>
       <w:r>
         <w:rPr>
-          <w:rFonts w:hint="eastAsia"/>
+          <w:rFonts w:hint="eastAsia" w:eastAsia="黑体"/>
           <w:b/>
           <w:bCs/>
         </w:rPr>
@@ -337,6 +377,7 @@
       </w:r>
       <w:r>
         <w:rPr>
+          <w:rFonts w:eastAsia="黑体"/>
           <w:b/>
           <w:bCs/>
         </w:rPr>
@@ -344,49 +385,61 @@
       </w:r>
       <w:r>
         <w:rPr>
-          <w:rFonts w:hint="eastAsia"/>
+          <w:rFonts w:hint="eastAsia" w:eastAsia="黑体"/>
         </w:rPr>
         <w:t xml:space="preserve">（A1</w:t>
       </w:r>
       <w:r>
+        <w:rPr>
+          <w:rFonts w:eastAsia="黑体"/>
+        </w:rPr>
         <w:t xml:space="preserve"> </w:t>
       </w:r>
       <w:r>
         <w:rPr>
-          <w:rFonts w:hint="eastAsia"/>
+          <w:rFonts w:hint="eastAsia" w:eastAsia="黑体"/>
         </w:rPr>
         <w:t xml:space="preserve">的</w:t>
       </w:r>
       <w:r>
+        <w:rPr>
+          <w:rFonts w:eastAsia="黑体"/>
+        </w:rPr>
         <w:t xml:space="preserve"> TXD </w:t>
       </w:r>
       <w:r>
         <w:rPr>
-          <w:rFonts w:hint="eastAsia"/>
+          <w:rFonts w:hint="eastAsia" w:eastAsia="黑体"/>
         </w:rPr>
         <w:t xml:space="preserve">与</w:t>
       </w:r>
       <w:r>
+        <w:rPr>
+          <w:rFonts w:eastAsia="黑体"/>
+        </w:rPr>
         <w:t xml:space="preserve"> A2 </w:t>
       </w:r>
       <w:r>
         <w:rPr>
-          <w:rFonts w:hint="eastAsia"/>
+          <w:rFonts w:hint="eastAsia" w:eastAsia="黑体"/>
         </w:rPr>
         <w:t xml:space="preserve">的</w:t>
       </w:r>
       <w:r>
+        <w:rPr>
+          <w:rFonts w:eastAsia="黑体"/>
+        </w:rPr>
         <w:t xml:space="preserve"> TXD </w:t>
       </w:r>
       <w:r>
         <w:rPr>
-          <w:rFonts w:hint="eastAsia"/>
+          <w:rFonts w:hint="eastAsia" w:eastAsia="黑体"/>
         </w:rPr>
         <w:t xml:space="preserve">相连）；</w:t>
       </w:r>
       <w:r>
         <w:rPr>
-          <w:rFonts w:hint="eastAsia"/>
+          <w:rFonts w:hint="eastAsia" w:eastAsia="黑体"/>
           <w:b/>
           <w:bCs/>
         </w:rPr>
@@ -394,6 +447,7 @@
       </w:r>
       <w:r>
         <w:rPr>
+          <w:rFonts w:eastAsia="黑体"/>
           <w:b/>
           <w:bCs/>
         </w:rPr>
@@ -401,7 +455,7 @@
       </w:r>
       <w:r>
         <w:rPr>
-          <w:rFonts w:hint="eastAsia"/>
+          <w:rFonts w:hint="eastAsia" w:eastAsia="黑体"/>
           <w:b/>
           <w:bCs/>
         </w:rPr>
@@ -409,6 +463,7 @@
       </w:r>
       <w:r>
         <w:rPr>
+          <w:rFonts w:eastAsia="黑体"/>
           <w:b/>
           <w:bCs/>
         </w:rPr>
@@ -416,49 +471,61 @@
       </w:r>
       <w:r>
         <w:rPr>
-          <w:rFonts w:hint="eastAsia"/>
+          <w:rFonts w:hint="eastAsia" w:eastAsia="黑体"/>
         </w:rPr>
         <w:t xml:space="preserve">（A2</w:t>
       </w:r>
       <w:r>
+        <w:rPr>
+          <w:rFonts w:eastAsia="黑体"/>
+        </w:rPr>
         <w:t xml:space="preserve"> </w:t>
       </w:r>
       <w:r>
         <w:rPr>
-          <w:rFonts w:hint="eastAsia"/>
+          <w:rFonts w:hint="eastAsia" w:eastAsia="黑体"/>
         </w:rPr>
         <w:t xml:space="preserve">的</w:t>
       </w:r>
       <w:r>
+        <w:rPr>
+          <w:rFonts w:eastAsia="黑体"/>
+        </w:rPr>
         <w:t xml:space="preserve"> RXD </w:t>
       </w:r>
       <w:r>
         <w:rPr>
-          <w:rFonts w:hint="eastAsia"/>
+          <w:rFonts w:hint="eastAsia" w:eastAsia="黑体"/>
         </w:rPr>
         <w:t xml:space="preserve">与</w:t>
       </w:r>
       <w:r>
+        <w:rPr>
+          <w:rFonts w:eastAsia="黑体"/>
+        </w:rPr>
         <w:t xml:space="preserve"> A1 </w:t>
       </w:r>
       <w:r>
         <w:rPr>
-          <w:rFonts w:hint="eastAsia"/>
+          <w:rFonts w:hint="eastAsia" w:eastAsia="黑体"/>
         </w:rPr>
         <w:t xml:space="preserve">的</w:t>
       </w:r>
       <w:r>
+        <w:rPr>
+          <w:rFonts w:eastAsia="黑体"/>
+        </w:rPr>
         <w:t xml:space="preserve"> RXD </w:t>
       </w:r>
       <w:r>
         <w:rPr>
-          <w:rFonts w:hint="eastAsia"/>
+          <w:rFonts w:hint="eastAsia" w:eastAsia="黑体"/>
         </w:rPr>
         <w:t xml:space="preserve">相连）；</w:t>
       </w:r>
       <w:r>
         <w:rPr>
-          <w:rFonts w:hint="eastAsia"/>
+          <w:rFonts w:hint="eastAsia" w:eastAsia="黑体"/>
           <w:b/>
           <w:bCs/>
         </w:rPr>
@@ -466,6 +533,7 @@
       </w:r>
       <w:r>
         <w:rPr>
+          <w:rFonts w:eastAsia="黑体"/>
           <w:b/>
           <w:bCs/>
         </w:rPr>
@@ -473,7 +541,7 @@
       </w:r>
       <w:r>
         <w:rPr>
-          <w:rFonts w:hint="eastAsia"/>
+          <w:rFonts w:hint="eastAsia" w:eastAsia="黑体"/>
           <w:b/>
           <w:bCs/>
         </w:rPr>
@@ -481,31 +549,37 @@
       </w:r>
       <w:r>
         <w:rPr>
-          <w:rFonts w:hint="eastAsia"/>
+          <w:rFonts w:hint="eastAsia" w:eastAsia="黑体"/>
         </w:rPr>
         <w:t xml:space="preserve">（A2</w:t>
       </w:r>
       <w:r>
+        <w:rPr>
+          <w:rFonts w:eastAsia="黑体"/>
+        </w:rPr>
         <w:t xml:space="preserve"> </w:t>
       </w:r>
       <w:r>
         <w:rPr>
-          <w:rFonts w:hint="eastAsia"/>
+          <w:rFonts w:hint="eastAsia" w:eastAsia="黑体"/>
         </w:rPr>
         <w:t xml:space="preserve">的</w:t>
       </w:r>
       <w:r>
+        <w:rPr>
+          <w:rFonts w:eastAsia="黑体"/>
+        </w:rPr>
         <w:t xml:space="preserve"> LIN </w:t>
       </w:r>
       <w:r>
         <w:rPr>
-          <w:rFonts w:hint="eastAsia"/>
+          <w:rFonts w:hint="eastAsia" w:eastAsia="黑体"/>
         </w:rPr>
         <w:t xml:space="preserve">引脚、主机上拉电阻下端、各从机二极管/上拉一端相连的公共线）；</w:t>
       </w:r>
       <w:r>
         <w:rPr>
-          <w:rFonts w:hint="eastAsia"/>
+          <w:rFonts w:hint="eastAsia" w:eastAsia="黑体"/>
           <w:b/>
           <w:bCs/>
         </w:rPr>
@@ -513,6 +587,7 @@
       </w:r>
       <w:r>
         <w:rPr>
+          <w:rFonts w:eastAsia="黑体"/>
           <w:b/>
           <w:bCs/>
         </w:rPr>
@@ -520,7 +595,7 @@
       </w:r>
       <w:r>
         <w:rPr>
-          <w:rFonts w:hint="eastAsia"/>
+          <w:rFonts w:hint="eastAsia" w:eastAsia="黑体"/>
           <w:b/>
           <w:bCs/>
         </w:rPr>
@@ -528,22 +603,25 @@
       </w:r>
       <w:r>
         <w:rPr>
-          <w:rFonts w:hint="eastAsia"/>
+          <w:rFonts w:hint="eastAsia" w:eastAsia="黑体"/>
         </w:rPr>
         <w:t xml:space="preserve">（VSUP/VBAT，通常</w:t>
       </w:r>
       <w:r>
+        <w:rPr>
+          <w:rFonts w:eastAsia="黑体"/>
+        </w:rPr>
         <w:t xml:space="preserve"> 12 </w:t>
       </w:r>
       <w:r>
         <w:rPr>
-          <w:rFonts w:hint="eastAsia"/>
+          <w:rFonts w:hint="eastAsia" w:eastAsia="黑体"/>
         </w:rPr>
         <w:t xml:space="preserve">V）；</w:t>
       </w:r>
       <w:r>
         <w:rPr>
-          <w:rFonts w:hint="eastAsia"/>
+          <w:rFonts w:hint="eastAsia" w:eastAsia="黑体"/>
           <w:b/>
           <w:bCs/>
         </w:rPr>
@@ -551,6 +629,7 @@
       </w:r>
       <w:r>
         <w:rPr>
+          <w:rFonts w:eastAsia="黑体"/>
           <w:b/>
           <w:bCs/>
         </w:rPr>
@@ -558,7 +637,7 @@
       </w:r>
       <w:r>
         <w:rPr>
-          <w:rFonts w:hint="eastAsia"/>
+          <w:rFonts w:hint="eastAsia" w:eastAsia="黑体"/>
           <w:b/>
           <w:bCs/>
         </w:rPr>
@@ -566,7 +645,7 @@
       </w:r>
       <w:r>
         <w:rPr>
-          <w:rFonts w:hint="eastAsia"/>
+          <w:rFonts w:hint="eastAsia" w:eastAsia="黑体"/>
         </w:rPr>
         <w:t xml:space="preserve">（GND）。</w:t>
       </w:r>
@@ -575,126 +654,161 @@
       <w:pPr/>
       <w:r>
         <w:rPr>
-          <w:rFonts w:hint="eastAsia"/>
+          <w:rFonts w:hint="eastAsia" w:eastAsia="黑体"/>
         </w:rPr>
         <w:t xml:space="preserve">各器件管脚连接：</w:t>
       </w:r>
       <w:r>
         <w:rPr>
+          <w:rFonts w:eastAsia="黑体"/>
           <w:b/>
           <w:bCs/>
         </w:rPr>
         <w:t xml:space="preserve">A2</w:t>
       </w:r>
       <w:r>
+        <w:rPr>
+          <w:rFonts w:eastAsia="黑体"/>
+        </w:rPr>
         <w:t xml:space="preserve"> </w:t>
       </w:r>
       <w:r>
         <w:rPr>
-          <w:rFonts w:hint="eastAsia"/>
+          <w:rFonts w:hint="eastAsia" w:eastAsia="黑体"/>
         </w:rPr>
         <w:t xml:space="preserve">的</w:t>
       </w:r>
       <w:r>
+        <w:rPr>
+          <w:rFonts w:eastAsia="黑体"/>
+        </w:rPr>
         <w:t xml:space="preserve"> TXD </w:t>
       </w:r>
       <w:r>
         <w:rPr>
-          <w:rFonts w:hint="eastAsia"/>
+          <w:rFonts w:hint="eastAsia" w:eastAsia="黑体"/>
         </w:rPr>
         <w:t xml:space="preserve">接节点①、RXD</w:t>
       </w:r>
       <w:r>
+        <w:rPr>
+          <w:rFonts w:eastAsia="黑体"/>
+        </w:rPr>
         <w:t xml:space="preserve"> </w:t>
       </w:r>
       <w:r>
         <w:rPr>
-          <w:rFonts w:hint="eastAsia"/>
+          <w:rFonts w:hint="eastAsia" w:eastAsia="黑体"/>
         </w:rPr>
         <w:t xml:space="preserve">接节点②、LIN</w:t>
       </w:r>
       <w:r>
+        <w:rPr>
+          <w:rFonts w:eastAsia="黑体"/>
+        </w:rPr>
         <w:t xml:space="preserve"> </w:t>
       </w:r>
       <w:r>
         <w:rPr>
-          <w:rFonts w:hint="eastAsia"/>
+          <w:rFonts w:hint="eastAsia" w:eastAsia="黑体"/>
         </w:rPr>
         <w:t xml:space="preserve">接节点③、VBAT（电源）接节点④、GND</w:t>
       </w:r>
       <w:r>
+        <w:rPr>
+          <w:rFonts w:eastAsia="黑体"/>
+        </w:rPr>
         <w:t xml:space="preserve"> </w:t>
       </w:r>
       <w:r>
         <w:rPr>
-          <w:rFonts w:hint="eastAsia"/>
+          <w:rFonts w:hint="eastAsia" w:eastAsia="黑体"/>
         </w:rPr>
         <w:t xml:space="preserve">接节点⑤，WAKE（唤醒）与</w:t>
       </w:r>
       <w:r>
+        <w:rPr>
+          <w:rFonts w:eastAsia="黑体"/>
+        </w:rPr>
         <w:t xml:space="preserve"> </w:t>
       </w:r>
       <w:r>
         <w:rPr>
-          <w:rFonts w:hint="eastAsia"/>
+          <w:rFonts w:hint="eastAsia" w:eastAsia="黑体"/>
         </w:rPr>
         <w:t xml:space="preserve">NSLP（休眠控制）引脚接</w:t>
       </w:r>
       <w:r>
+        <w:rPr>
+          <w:rFonts w:eastAsia="黑体"/>
+        </w:rPr>
         <w:t xml:space="preserve"> MCU </w:t>
       </w:r>
       <w:r>
         <w:rPr>
-          <w:rFonts w:hint="eastAsia"/>
+          <w:rFonts w:hint="eastAsia" w:eastAsia="黑体"/>
         </w:rPr>
         <w:t xml:space="preserve">的</w:t>
       </w:r>
       <w:r>
+        <w:rPr>
+          <w:rFonts w:eastAsia="黑体"/>
+        </w:rPr>
         <w:t xml:space="preserve"> </w:t>
       </w:r>
       <w:r>
         <w:rPr>
-          <w:rFonts w:hint="eastAsia"/>
+          <w:rFonts w:hint="eastAsia" w:eastAsia="黑体"/>
         </w:rPr>
         <w:t xml:space="preserve">GPIO；</w:t>
       </w:r>
       <w:r>
         <w:rPr>
+          <w:rFonts w:eastAsia="黑体"/>
           <w:b/>
           <w:bCs/>
         </w:rPr>
         <w:t xml:space="preserve">A1</w:t>
       </w:r>
       <w:r>
+        <w:rPr>
+          <w:rFonts w:eastAsia="黑体"/>
+        </w:rPr>
         <w:t xml:space="preserve"> </w:t>
       </w:r>
       <w:r>
         <w:rPr>
-          <w:rFonts w:hint="eastAsia"/>
+          <w:rFonts w:hint="eastAsia" w:eastAsia="黑体"/>
         </w:rPr>
         <w:t xml:space="preserve">的</w:t>
       </w:r>
       <w:r>
+        <w:rPr>
+          <w:rFonts w:eastAsia="黑体"/>
+        </w:rPr>
         <w:t xml:space="preserve"> TXD </w:t>
       </w:r>
       <w:r>
         <w:rPr>
-          <w:rFonts w:hint="eastAsia"/>
+          <w:rFonts w:hint="eastAsia" w:eastAsia="黑体"/>
         </w:rPr>
         <w:t xml:space="preserve">接节点①、RXD</w:t>
       </w:r>
       <w:r>
+        <w:rPr>
+          <w:rFonts w:eastAsia="黑体"/>
+        </w:rPr>
         <w:t xml:space="preserve"> </w:t>
       </w:r>
       <w:r>
         <w:rPr>
-          <w:rFonts w:hint="eastAsia"/>
+          <w:rFonts w:hint="eastAsia" w:eastAsia="黑体"/>
         </w:rPr>
         <w:t xml:space="preserve">接节点②、供电与地各按其电源。</w:t>
       </w:r>
       <w:r>
         <w:rPr>
-          <w:rFonts w:hint="eastAsia"/>
+          <w:rFonts w:hint="eastAsia" w:eastAsia="黑体"/>
           <w:b/>
           <w:bCs/>
         </w:rPr>
@@ -702,6 +816,7 @@
       </w:r>
       <w:r>
         <w:rPr>
+          <w:rFonts w:eastAsia="黑体"/>
           <w:b/>
           <w:bCs/>
         </w:rPr>
@@ -738,7 +853,7 @@
       </m:oMath>
       <w:r>
         <w:rPr>
-          <w:rFonts w:hint="eastAsia"/>
+          <w:rFonts w:hint="eastAsia" w:eastAsia="黑体"/>
           <w:b/>
           <w:bCs/>
         </w:rPr>
@@ -746,6 +861,7 @@
       </w:r>
       <w:r>
         <w:rPr>
+          <w:rFonts w:eastAsia="黑体"/>
           <w:b/>
           <w:bCs/>
         </w:rPr>
@@ -753,57 +869,72 @@
       </w:r>
       <w:r>
         <w:rPr>
-          <w:rFonts w:hint="eastAsia"/>
+          <w:rFonts w:hint="eastAsia" w:eastAsia="黑体"/>
           <w:b/>
           <w:bCs/>
         </w:rPr>
         <w:t xml:space="preserve">kΩ）</w:t>
       </w:r>
       <w:r>
+        <w:rPr>
+          <w:rFonts w:eastAsia="黑体"/>
+        </w:rPr>
         <w:t xml:space="preserve"> </w:t>
       </w:r>
       <w:r>
         <w:rPr>
-          <w:rFonts w:hint="eastAsia"/>
+          <w:rFonts w:hint="eastAsia" w:eastAsia="黑体"/>
         </w:rPr>
         <w:t xml:space="preserve">一端接节点③（LIN</w:t>
       </w:r>
       <w:r>
+        <w:rPr>
+          <w:rFonts w:eastAsia="黑体"/>
+        </w:rPr>
         <w:t xml:space="preserve"> </w:t>
       </w:r>
       <w:r>
         <w:rPr>
-          <w:rFonts w:hint="eastAsia"/>
+          <w:rFonts w:hint="eastAsia" w:eastAsia="黑体"/>
         </w:rPr>
         <w:t xml:space="preserve">总线）、另一端接节点④（电池电压），用于隐性（1）时把总线拉高；</w:t>
       </w:r>
       <w:r>
         <w:rPr>
-          <w:rFonts w:hint="eastAsia"/>
+          <w:rFonts w:hint="eastAsia" w:eastAsia="黑体"/>
           <w:b/>
           <w:bCs/>
         </w:rPr>
         <w:t xml:space="preserve">从机端</w:t>
       </w:r>
       <w:r>
+        <w:rPr>
+          <w:rFonts w:eastAsia="黑体"/>
+        </w:rPr>
         <w:t xml:space="preserve"> </w:t>
       </w:r>
       <w:r>
         <w:rPr>
-          <w:rFonts w:hint="eastAsia"/>
+          <w:rFonts w:hint="eastAsia" w:eastAsia="黑体"/>
         </w:rPr>
         <w:t xml:space="preserve">由隔离二极管</w:t>
       </w:r>
       <w:r>
+        <w:rPr>
+          <w:rFonts w:eastAsia="黑体"/>
+        </w:rPr>
         <w:t xml:space="preserve"> D </w:t>
       </w:r>
       <w:r>
         <w:rPr>
-          <w:rFonts w:hint="eastAsia"/>
+          <w:rFonts w:hint="eastAsia" w:eastAsia="黑体"/>
         </w:rPr>
         <w:t xml:space="preserve">与</w:t>
       </w:r>
       <w:r>
+        <w:rPr>
+          <w:rFonts w:eastAsia="黑体"/>
+        </w:rPr>
         <w:t xml:space="preserve"> </w:t>
       </w:r>
       <m:oMath>
@@ -834,7 +965,7 @@
       </m:oMath>
       <w:r>
         <w:rPr>
-          <w:rFonts w:hint="eastAsia"/>
+          <w:rFonts w:hint="eastAsia" w:eastAsia="黑体"/>
           <w:b/>
           <w:bCs/>
         </w:rPr>
@@ -842,6 +973,7 @@
       </w:r>
       <w:r>
         <w:rPr>
+          <w:rFonts w:eastAsia="黑体"/>
           <w:b/>
           <w:bCs/>
         </w:rPr>
@@ -849,58 +981,76 @@
       </w:r>
       <w:r>
         <w:rPr>
-          <w:rFonts w:hint="eastAsia"/>
+          <w:rFonts w:hint="eastAsia" w:eastAsia="黑体"/>
           <w:b/>
           <w:bCs/>
         </w:rPr>
         <w:t xml:space="preserve">kΩ）</w:t>
       </w:r>
       <w:r>
+        <w:rPr>
+          <w:rFonts w:eastAsia="黑体"/>
+        </w:rPr>
         <w:t xml:space="preserve"> </w:t>
       </w:r>
       <w:r>
         <w:rPr>
-          <w:rFonts w:hint="eastAsia"/>
+          <w:rFonts w:hint="eastAsia" w:eastAsia="黑体"/>
         </w:rPr>
         <w:t xml:space="preserve">串联后跨接在节点③</w:t>
       </w:r>
       <w:r>
+        <w:rPr>
+          <w:rFonts w:eastAsia="黑体"/>
+        </w:rPr>
         <w:t xml:space="preserve"> </w:t>
       </w:r>
       <w:r>
         <w:rPr>
-          <w:rFonts w:hint="eastAsia"/>
+          <w:rFonts w:hint="eastAsia" w:eastAsia="黑体"/>
         </w:rPr>
         <w:t xml:space="preserve">与节点④</w:t>
       </w:r>
       <w:r>
+        <w:rPr>
+          <w:rFonts w:eastAsia="黑体"/>
+        </w:rPr>
         <w:t xml:space="preserve"> </w:t>
       </w:r>
       <w:r>
         <w:rPr>
-          <w:rFonts w:hint="eastAsia"/>
+          <w:rFonts w:hint="eastAsia" w:eastAsia="黑体"/>
         </w:rPr>
         <w:t xml:space="preserve">之间，其中</w:t>
       </w:r>
       <w:r>
+        <w:rPr>
+          <w:rFonts w:eastAsia="黑体"/>
+        </w:rPr>
         <w:t xml:space="preserve"> D </w:t>
       </w:r>
       <w:r>
         <w:rPr>
-          <w:rFonts w:hint="eastAsia"/>
+          <w:rFonts w:hint="eastAsia" w:eastAsia="黑体"/>
         </w:rPr>
         <w:t xml:space="preserve">的阳极接</w:t>
       </w:r>
       <w:r>
+        <w:rPr>
+          <w:rFonts w:eastAsia="黑体"/>
+        </w:rPr>
         <w:t xml:space="preserve"> </w:t>
       </w:r>
       <w:r>
         <w:rPr>
-          <w:rFonts w:hint="eastAsia"/>
+          <w:rFonts w:hint="eastAsia" w:eastAsia="黑体"/>
         </w:rPr>
         <w:t xml:space="preserve">VBAT、阴极接</w:t>
       </w:r>
       <w:r>
+        <w:rPr>
+          <w:rFonts w:eastAsia="黑体"/>
+        </w:rPr>
         <w:t xml:space="preserve"> </w:t>
       </w:r>
       <m:oMath>
@@ -930,11 +1080,14 @@
         </m:sSub>
       </m:oMath>
       <w:r>
+        <w:rPr>
+          <w:rFonts w:eastAsia="黑体"/>
+        </w:rPr>
         <w:t xml:space="preserve"> </w:t>
       </w:r>
       <w:r>
         <w:rPr>
-          <w:rFonts w:hint="eastAsia"/>
+          <w:rFonts w:hint="eastAsia" w:eastAsia="黑体"/>
         </w:rPr>
         <w:t xml:space="preserve">上端，</w:t>
       </w:r>
@@ -965,11 +1118,14 @@
         </m:sSub>
       </m:oMath>
       <w:r>
+        <w:rPr>
+          <w:rFonts w:eastAsia="黑体"/>
+        </w:rPr>
         <w:t xml:space="preserve"> </w:t>
       </w:r>
       <w:r>
         <w:rPr>
-          <w:rFonts w:hint="eastAsia"/>
+          <w:rFonts w:hint="eastAsia" w:eastAsia="黑体"/>
         </w:rPr>
         <w:t xml:space="preserve">下端接总线，从而在从机掉电时二极管反偏、避免其负载拖低总线，正常时提供从机上拉路径并与主机上拉隔离。</w:t>
       </w:r>
@@ -978,38 +1134,50 @@
       <w:pPr/>
       <w:r>
         <w:rPr>
-          <w:rFonts w:hint="eastAsia"/>
+          <w:rFonts w:hint="eastAsia" w:eastAsia="黑体"/>
         </w:rPr>
         <w:t xml:space="preserve">由此构成”主节点经</w:t>
       </w:r>
       <w:r>
+        <w:rPr>
+          <w:rFonts w:eastAsia="黑体"/>
+        </w:rPr>
         <w:t xml:space="preserve"> 1 kΩ </w:t>
       </w:r>
       <w:r>
         <w:rPr>
-          <w:rFonts w:hint="eastAsia"/>
+          <w:rFonts w:hint="eastAsia" w:eastAsia="黑体"/>
         </w:rPr>
         <w:t xml:space="preserve">上拉、从节点经二极管+30</w:t>
       </w:r>
       <w:r>
+        <w:rPr>
+          <w:rFonts w:eastAsia="黑体"/>
+        </w:rPr>
         <w:t xml:space="preserve"> kΩ </w:t>
       </w:r>
       <w:r>
         <w:rPr>
-          <w:rFonts w:hint="eastAsia"/>
+          <w:rFonts w:hint="eastAsia" w:eastAsia="黑体"/>
         </w:rPr>
         <w:t xml:space="preserve">上拉隔离、单线并联”的单主机多从机主从式串行总线，显性（0）时收发器把总线拉低、隐性（1）时由上拉电阻拉高到约</w:t>
       </w:r>
       <w:r>
+        <w:rPr>
+          <w:rFonts w:eastAsia="黑体"/>
+        </w:rPr>
         <w:t xml:space="preserve"> 12 V </w:t>
       </w:r>
       <w:r>
         <w:rPr>
-          <w:rFonts w:hint="eastAsia"/>
+          <w:rFonts w:hint="eastAsia" w:eastAsia="黑体"/>
         </w:rPr>
         <w:t xml:space="preserve">电池电压，最高速率</w:t>
       </w:r>
       <w:r>
+        <w:rPr>
+          <w:rFonts w:eastAsia="黑体"/>
+        </w:rPr>
         <w:t xml:space="preserve"> 20 kbit/s。</w:t>
       </w:r>
     </w:p>
@@ -1021,7 +1189,7 @@
       </w:pPr>
       <w:r>
         <w:rPr>
-          <w:rFonts w:hint="eastAsia"/>
+          <w:rFonts w:hint="eastAsia" w:eastAsia="黑体"/>
         </w:rPr>
         <w:t xml:space="preserve">工作原理</w:t>
       </w:r>
@@ -1032,38 +1200,50 @@
       </w:pPr>
       <w:r>
         <w:rPr>
-          <w:rFonts w:hint="eastAsia"/>
+          <w:rFonts w:hint="eastAsia" w:eastAsia="黑体"/>
         </w:rPr>
         <w:t xml:space="preserve">主机按调度表轮询从机，从机在分配的时隙应答。收发器把</w:t>
       </w:r>
       <w:r>
+        <w:rPr>
+          <w:rFonts w:eastAsia="黑体"/>
+        </w:rPr>
         <w:t xml:space="preserve"> UART </w:t>
       </w:r>
       <w:r>
         <w:rPr>
-          <w:rFonts w:hint="eastAsia"/>
+          <w:rFonts w:hint="eastAsia" w:eastAsia="黑体"/>
         </w:rPr>
         <w:t xml:space="preserve">数据转换为总线电平，显性（0）时总线被拉低，隐性（1）时由上拉电阻拉高到电池电压，符合</w:t>
       </w:r>
       <w:r>
+        <w:rPr>
+          <w:rFonts w:eastAsia="黑体"/>
+        </w:rPr>
         <w:t xml:space="preserve"> LIN </w:t>
       </w:r>
       <w:r>
         <w:rPr>
-          <w:rFonts w:hint="eastAsia"/>
+          <w:rFonts w:hint="eastAsia" w:eastAsia="黑体"/>
         </w:rPr>
         <w:t xml:space="preserve">电压规范（约</w:t>
       </w:r>
       <w:r>
+        <w:rPr>
+          <w:rFonts w:eastAsia="黑体"/>
+        </w:rPr>
         <w:t xml:space="preserve"> 12 </w:t>
       </w:r>
       <w:r>
         <w:rPr>
-          <w:rFonts w:hint="eastAsia"/>
+          <w:rFonts w:hint="eastAsia" w:eastAsia="黑体"/>
         </w:rPr>
         <w:t xml:space="preserve">V）。最高速率</w:t>
       </w:r>
       <w:r>
+        <w:rPr>
+          <w:rFonts w:eastAsia="黑体"/>
+        </w:rPr>
         <w:t xml:space="preserve"> 20 kbit/s。</w:t>
       </w:r>
     </w:p>
@@ -1075,7 +1255,7 @@
       </w:pPr>
       <w:r>
         <w:rPr>
-          <w:rFonts w:hint="eastAsia"/>
+          <w:rFonts w:hint="eastAsia" w:eastAsia="黑体"/>
         </w:rPr>
         <w:t xml:space="preserve">关键计算公式</w:t>
       </w:r>
@@ -1089,16 +1269,19 @@
       </w:pPr>
       <w:r>
         <w:rPr>
-          <w:rFonts w:hint="eastAsia"/>
+          <w:rFonts w:hint="eastAsia" w:eastAsia="黑体"/>
         </w:rPr>
         <w:t xml:space="preserve">位时间与波特率关系（容差</w:t>
       </w:r>
       <w:r>
+        <w:rPr>
+          <w:rFonts w:eastAsia="黑体"/>
+        </w:rPr>
         <w:t xml:space="preserve"> </w:t>
       </w:r>
       <w:r>
         <w:rPr>
-          <w:rFonts w:hint="eastAsia"/>
+          <w:rFonts w:hint="eastAsia" w:eastAsia="黑体"/>
         </w:rPr>
         <w:t xml:space="preserve">±14%）：</w:t>
       </w:r>
@@ -1213,7 +1396,7 @@
       </w:pPr>
       <w:r>
         <w:rPr>
-          <w:rFonts w:hint="eastAsia"/>
+          <w:rFonts w:hint="eastAsia" w:eastAsia="黑体"/>
         </w:rPr>
         <w:t xml:space="preserve">总线时间常数（</w:t>
       </w:r>
@@ -1238,11 +1421,14 @@
         </m:sSub>
       </m:oMath>
       <w:r>
+        <w:rPr>
+          <w:rFonts w:eastAsia="黑体"/>
+        </w:rPr>
         <w:t xml:space="preserve"> </w:t>
       </w:r>
       <w:r>
         <w:rPr>
-          <w:rFonts w:hint="eastAsia"/>
+          <w:rFonts w:hint="eastAsia" w:eastAsia="黑体"/>
         </w:rPr>
         <w:t xml:space="preserve">上拉、</w:t>
       </w:r>
@@ -1267,11 +1453,14 @@
         </m:sSub>
       </m:oMath>
       <w:r>
+        <w:rPr>
+          <w:rFonts w:eastAsia="黑体"/>
+        </w:rPr>
         <w:t xml:space="preserve"> </w:t>
       </w:r>
       <w:r>
         <w:rPr>
-          <w:rFonts w:hint="eastAsia"/>
+          <w:rFonts w:hint="eastAsia" w:eastAsia="黑体"/>
         </w:rPr>
         <w:t xml:space="preserve">总线电容）：</w:t>
       </w:r>
@@ -1343,7 +1532,7 @@
       </w:pPr>
       <w:r>
         <w:rPr>
-          <w:rFonts w:hint="eastAsia"/>
+          <w:rFonts w:hint="eastAsia" w:eastAsia="黑体"/>
         </w:rPr>
         <w:t xml:space="preserve">单节点总线电容限额（</w:t>
       </w:r>
@@ -1371,11 +1560,14 @@
         </m:sSub>
       </m:oMath>
       <w:r>
+        <w:rPr>
+          <w:rFonts w:eastAsia="黑体"/>
+        </w:rPr>
         <w:t xml:space="preserve"> </w:t>
       </w:r>
       <w:r>
         <w:rPr>
-          <w:rFonts w:hint="eastAsia"/>
+          <w:rFonts w:hint="eastAsia" w:eastAsia="黑体"/>
         </w:rPr>
         <w:t xml:space="preserve">节点电容、</w:t>
       </w:r>
@@ -1385,11 +1577,14 @@
         </m:r>
       </m:oMath>
       <w:r>
+        <w:rPr>
+          <w:rFonts w:eastAsia="黑体"/>
+        </w:rPr>
         <w:t xml:space="preserve"> </w:t>
       </w:r>
       <w:r>
         <w:rPr>
-          <w:rFonts w:hint="eastAsia"/>
+          <w:rFonts w:hint="eastAsia" w:eastAsia="黑体"/>
         </w:rPr>
         <w:t xml:space="preserve">节点数、</w:t>
       </w:r>
@@ -1434,7 +1629,7 @@
       </m:oMath>
       <w:r>
         <w:rPr>
-          <w:rFonts w:hint="eastAsia"/>
+          <w:rFonts w:hint="eastAsia" w:eastAsia="黑体"/>
         </w:rPr>
         <w:t xml:space="preserve">）：</w:t>
       </w:r>
@@ -1536,11 +1731,14 @@
       </w:pPr>
       <w:r>
         <w:rPr>
-          <w:rFonts w:hint="eastAsia"/>
+          <w:rFonts w:hint="eastAsia" w:eastAsia="黑体"/>
         </w:rPr>
         <w:t xml:space="preserve">上拉电阻选取（主机</w:t>
       </w:r>
       <w:r>
+        <w:rPr>
+          <w:rFonts w:eastAsia="黑体"/>
+        </w:rPr>
         <w:t xml:space="preserve"> </w:t>
       </w:r>
       <m:oMath>
@@ -1574,11 +1772,14 @@
       </m:oMath>
       <w:r>
         <w:rPr>
-          <w:rFonts w:hint="eastAsia"/>
+          <w:rFonts w:hint="eastAsia" w:eastAsia="黑体"/>
         </w:rPr>
         <w:t xml:space="preserve">、从机</w:t>
       </w:r>
       <w:r>
+        <w:rPr>
+          <w:rFonts w:eastAsia="黑体"/>
+        </w:rPr>
         <w:t xml:space="preserve"> </w:t>
       </w:r>
       <m:oMath>
@@ -1609,7 +1810,7 @@
       </m:oMath>
       <w:r>
         <w:rPr>
-          <w:rFonts w:hint="eastAsia"/>
+          <w:rFonts w:hint="eastAsia" w:eastAsia="黑体"/>
         </w:rPr>
         <w:t xml:space="preserve">）：</w:t>
       </w:r>
@@ -1756,7 +1957,7 @@
             </w:pPr>
             <w:r>
               <w:rPr>
-                <w:rFonts w:hint="eastAsia"/>
+                <w:rFonts w:hint="eastAsia" w:eastAsia="黑体"/>
               </w:rPr>
               <w:t xml:space="preserve">符号</w:t>
             </w:r>
@@ -1770,7 +1971,7 @@
             </w:pPr>
             <w:r>
               <w:rPr>
-                <w:rFonts w:hint="eastAsia"/>
+                <w:rFonts w:hint="eastAsia" w:eastAsia="黑体"/>
               </w:rPr>
               <w:t xml:space="preserve">含义</w:t>
             </w:r>
@@ -1784,7 +1985,7 @@
             </w:pPr>
             <w:r>
               <w:rPr>
-                <w:rFonts w:hint="eastAsia"/>
+                <w:rFonts w:hint="eastAsia" w:eastAsia="黑体"/>
               </w:rPr>
               <w:t xml:space="preserve">单位</w:t>
             </w:r>
@@ -1813,6 +2014,9 @@
               </m:sSub>
             </m:oMath>
             <w:r>
+              <w:rPr>
+                <w:rFonts w:eastAsia="黑体"/>
+              </w:rPr>
               <w:t xml:space="preserve">​</w:t>
             </w:r>
           </w:p>
@@ -1825,7 +2029,7 @@
             </w:pPr>
             <w:r>
               <w:rPr>
-                <w:rFonts w:hint="eastAsia"/>
+                <w:rFonts w:hint="eastAsia" w:eastAsia="黑体"/>
               </w:rPr>
               <w:t xml:space="preserve">总线波特率</w:t>
             </w:r>
@@ -1838,6 +2042,9 @@
               <w:pStyle w:val="Compact"/>
             </w:pPr>
             <w:r>
+              <w:rPr>
+                <w:rFonts w:eastAsia="黑体"/>
+              </w:rPr>
               <w:t xml:space="preserve">bit/s</w:t>
             </w:r>
           </w:p>
@@ -1871,6 +2078,9 @@
               </m:sSub>
             </m:oMath>
             <w:r>
+              <w:rPr>
+                <w:rFonts w:eastAsia="黑体"/>
+              </w:rPr>
               <w:t xml:space="preserve">​</w:t>
             </w:r>
           </w:p>
@@ -1883,7 +2093,7 @@
             </w:pPr>
             <w:r>
               <w:rPr>
-                <w:rFonts w:hint="eastAsia"/>
+                <w:rFonts w:hint="eastAsia" w:eastAsia="黑体"/>
               </w:rPr>
               <w:t xml:space="preserve">上拉电阻</w:t>
             </w:r>
@@ -1896,6 +2106,9 @@
               <w:pStyle w:val="Compact"/>
             </w:pPr>
             <w:r>
+              <w:rPr>
+                <w:rFonts w:eastAsia="黑体"/>
+              </w:rPr>
               <w:t xml:space="preserve">Ω</w:t>
             </w:r>
           </w:p>
@@ -1929,6 +2142,9 @@
               </m:sSub>
             </m:oMath>
             <w:r>
+              <w:rPr>
+                <w:rFonts w:eastAsia="黑体"/>
+              </w:rPr>
               <w:t xml:space="preserve">​</w:t>
             </w:r>
           </w:p>
@@ -1941,7 +2157,7 @@
             </w:pPr>
             <w:r>
               <w:rPr>
-                <w:rFonts w:hint="eastAsia"/>
+                <w:rFonts w:hint="eastAsia" w:eastAsia="黑体"/>
               </w:rPr>
               <w:t xml:space="preserve">总线电容</w:t>
             </w:r>
@@ -1954,6 +2170,9 @@
               <w:pStyle w:val="Compact"/>
             </w:pPr>
             <w:r>
+              <w:rPr>
+                <w:rFonts w:eastAsia="黑体"/>
+              </w:rPr>
               <w:t xml:space="preserve">F</w:t>
             </w:r>
           </w:p>
@@ -1972,6 +2191,9 @@
               </m:r>
             </m:oMath>
             <w:r>
+              <w:rPr>
+                <w:rFonts w:eastAsia="黑体"/>
+              </w:rPr>
               <w:t xml:space="preserve">​</w:t>
             </w:r>
           </w:p>
@@ -1984,7 +2206,7 @@
             </w:pPr>
             <w:r>
               <w:rPr>
-                <w:rFonts w:hint="eastAsia"/>
+                <w:rFonts w:hint="eastAsia" w:eastAsia="黑体"/>
               </w:rPr>
               <w:t xml:space="preserve">时间常数</w:t>
             </w:r>
@@ -1997,6 +2219,9 @@
               <w:pStyle w:val="Compact"/>
             </w:pPr>
             <w:r>
+              <w:rPr>
+                <w:rFonts w:eastAsia="黑体"/>
+              </w:rPr>
               <w:t xml:space="preserve">s</w:t>
             </w:r>
           </w:p>
@@ -2015,6 +2240,9 @@
               </m:r>
             </m:oMath>
             <w:r>
+              <w:rPr>
+                <w:rFonts w:eastAsia="黑体"/>
+              </w:rPr>
               <w:t xml:space="preserve">​</w:t>
             </w:r>
           </w:p>
@@ -2027,7 +2255,7 @@
             </w:pPr>
             <w:r>
               <w:rPr>
-                <w:rFonts w:hint="eastAsia"/>
+                <w:rFonts w:hint="eastAsia" w:eastAsia="黑体"/>
               </w:rPr>
               <w:t xml:space="preserve">从节点数</w:t>
             </w:r>
@@ -2040,6 +2268,9 @@
               <w:pStyle w:val="Compact"/>
             </w:pPr>
             <w:r>
+              <w:rPr>
+                <w:rFonts w:eastAsia="黑体"/>
+              </w:rPr>
               <w:t xml:space="preserve">—</w:t>
             </w:r>
           </w:p>
@@ -2054,7 +2285,7 @@
       </w:pPr>
       <w:r>
         <w:rPr>
-          <w:rFonts w:hint="eastAsia"/>
+          <w:rFonts w:hint="eastAsia" w:eastAsia="黑体"/>
         </w:rPr>
         <w:t xml:space="preserve">元件调整影响</w:t>
       </w:r>
@@ -2069,21 +2300,27 @@
       </w:pPr>
       <w:r>
         <w:rPr>
-          <w:rFonts w:hint="eastAsia"/>
+          <w:rFonts w:hint="eastAsia" w:eastAsia="黑体"/>
           <w:b/>
           <w:bCs/>
         </w:rPr>
         <w:t xml:space="preserve">波特率增大</w:t>
       </w:r>
       <w:r>
+        <w:rPr>
+          <w:rFonts w:eastAsia="黑体"/>
+        </w:rPr>
         <w:t xml:space="preserve"> </w:t>
       </w:r>
       <w:r>
+        <w:rPr>
+          <w:rFonts w:eastAsia="黑体"/>
+        </w:rPr>
         <w:t xml:space="preserve">→ </w:t>
       </w:r>
       <w:r>
         <w:rPr>
-          <w:rFonts w:hint="eastAsia"/>
+          <w:rFonts w:hint="eastAsia" w:eastAsia="黑体"/>
         </w:rPr>
         <w:t xml:space="preserve">传输速率提高，但对抗干扰与时延容差要求变严。</w:t>
       </w:r>
@@ -2098,21 +2335,27 @@
       </w:pPr>
       <w:r>
         <w:rPr>
-          <w:rFonts w:hint="eastAsia"/>
+          <w:rFonts w:hint="eastAsia" w:eastAsia="黑体"/>
           <w:b/>
           <w:bCs/>
         </w:rPr>
         <w:t xml:space="preserve">总线电容增大</w:t>
       </w:r>
       <w:r>
+        <w:rPr>
+          <w:rFonts w:eastAsia="黑体"/>
+        </w:rPr>
         <w:t xml:space="preserve"> </w:t>
       </w:r>
       <w:r>
+        <w:rPr>
+          <w:rFonts w:eastAsia="黑体"/>
+        </w:rPr>
         <w:t xml:space="preserve">→ </w:t>
       </w:r>
       <w:r>
         <w:rPr>
-          <w:rFonts w:hint="eastAsia"/>
+          <w:rFonts w:hint="eastAsia" w:eastAsia="黑体"/>
         </w:rPr>
         <w:t xml:space="preserve">上升/下降沿变缓，高波特率下波形失真、通信失败。</w:t>
       </w:r>
@@ -2127,21 +2370,27 @@
       </w:pPr>
       <w:r>
         <w:rPr>
-          <w:rFonts w:hint="eastAsia"/>
+          <w:rFonts w:hint="eastAsia" w:eastAsia="黑体"/>
           <w:b/>
           <w:bCs/>
         </w:rPr>
         <w:t xml:space="preserve">上拉电阻增大</w:t>
       </w:r>
       <w:r>
+        <w:rPr>
+          <w:rFonts w:eastAsia="黑体"/>
+        </w:rPr>
         <w:t xml:space="preserve"> </w:t>
       </w:r>
       <w:r>
+        <w:rPr>
+          <w:rFonts w:eastAsia="黑体"/>
+        </w:rPr>
         <w:t xml:space="preserve">→ </w:t>
       </w:r>
       <w:r>
         <w:rPr>
-          <w:rFonts w:hint="eastAsia"/>
+          <w:rFonts w:hint="eastAsia" w:eastAsia="黑体"/>
         </w:rPr>
         <w:t xml:space="preserve">上升沿变缓、抗干扰变差；过小则漏电流与功耗增大。</w:t>
       </w:r>
@@ -2156,30 +2405,39 @@
       </w:pPr>
       <w:r>
         <w:rPr>
-          <w:rFonts w:hint="eastAsia"/>
+          <w:rFonts w:hint="eastAsia" w:eastAsia="黑体"/>
           <w:b/>
           <w:bCs/>
         </w:rPr>
         <w:t xml:space="preserve">节点数量增多</w:t>
       </w:r>
       <w:r>
+        <w:rPr>
+          <w:rFonts w:eastAsia="黑体"/>
+        </w:rPr>
         <w:t xml:space="preserve"> </w:t>
       </w:r>
       <w:r>
+        <w:rPr>
+          <w:rFonts w:eastAsia="黑体"/>
+        </w:rPr>
         <w:t xml:space="preserve">→ </w:t>
       </w:r>
       <w:r>
         <w:rPr>
-          <w:rFonts w:hint="eastAsia"/>
+          <w:rFonts w:hint="eastAsia" w:eastAsia="黑体"/>
         </w:rPr>
         <w:t xml:space="preserve">总线电容累积，需限制节点数（通常</w:t>
       </w:r>
       <w:r>
+        <w:rPr>
+          <w:rFonts w:eastAsia="黑体"/>
+        </w:rPr>
         <w:t xml:space="preserve"> </w:t>
       </w:r>
       <w:r>
         <w:rPr>
-          <w:rFonts w:hint="eastAsia"/>
+          <w:rFonts w:hint="eastAsia" w:eastAsia="黑体"/>
         </w:rPr>
         <w:t xml:space="preserve">≤16）或降低速率。</w:t>
       </w:r>
@@ -2194,21 +2452,27 @@
       </w:pPr>
       <w:r>
         <w:rPr>
-          <w:rFonts w:hint="eastAsia"/>
+          <w:rFonts w:hint="eastAsia" w:eastAsia="黑体"/>
           <w:b/>
           <w:bCs/>
         </w:rPr>
         <w:t xml:space="preserve">从机二极管漏电</w:t>
       </w:r>
       <w:r>
+        <w:rPr>
+          <w:rFonts w:eastAsia="黑体"/>
+        </w:rPr>
         <w:t xml:space="preserve"> </w:t>
       </w:r>
       <w:r>
+        <w:rPr>
+          <w:rFonts w:eastAsia="黑体"/>
+        </w:rPr>
         <w:t xml:space="preserve">→ </w:t>
       </w:r>
       <w:r>
         <w:rPr>
-          <w:rFonts w:hint="eastAsia"/>
+          <w:rFonts w:hint="eastAsia" w:eastAsia="黑体"/>
         </w:rPr>
         <w:t xml:space="preserve">隐性电平被拉低，可能破坏仲裁与唤醒。</w:t>
       </w:r>
@@ -2221,7 +2485,7 @@
       </w:pPr>
       <w:r>
         <w:rPr>
-          <w:rFonts w:hint="eastAsia"/>
+          <w:rFonts w:hint="eastAsia" w:eastAsia="黑体"/>
         </w:rPr>
         <w:t xml:space="preserve">典型参数示例</w:t>
       </w:r>
@@ -2236,11 +2500,14 @@
       </w:pPr>
       <w:r>
         <w:rPr>
-          <w:rFonts w:hint="eastAsia"/>
+          <w:rFonts w:hint="eastAsia" w:eastAsia="黑体"/>
         </w:rPr>
         <w:t xml:space="preserve">取</w:t>
       </w:r>
       <w:r>
+        <w:rPr>
+          <w:rFonts w:eastAsia="黑体"/>
+        </w:rPr>
         <w:t xml:space="preserve"> </w:t>
       </w:r>
       <m:oMath>
@@ -2278,7 +2545,7 @@
       </m:oMath>
       <w:r>
         <w:rPr>
-          <w:rFonts w:hint="eastAsia"/>
+          <w:rFonts w:hint="eastAsia" w:eastAsia="黑体"/>
         </w:rPr>
         <w:t xml:space="preserve">：</w:t>
       </w:r>
@@ -2343,6 +2610,9 @@
         </m:r>
       </m:oMath>
       <w:r>
+        <w:rPr>
+          <w:rFonts w:eastAsia="黑体"/>
+        </w:rPr>
         <w:t xml:space="preserve">。</w:t>
       </w:r>
     </w:p>
@@ -2356,11 +2626,14 @@
       </w:pPr>
       <w:r>
         <w:rPr>
-          <w:rFonts w:hint="eastAsia"/>
+          <w:rFonts w:hint="eastAsia" w:eastAsia="黑体"/>
         </w:rPr>
         <w:t xml:space="preserve">取</w:t>
       </w:r>
       <w:r>
+        <w:rPr>
+          <w:rFonts w:eastAsia="黑体"/>
+        </w:rPr>
         <w:t xml:space="preserve"> </w:t>
       </w:r>
       <m:oMath>
@@ -2403,6 +2676,9 @@
         </m:r>
       </m:oMath>
       <w:r>
+        <w:rPr>
+          <w:rFonts w:eastAsia="黑体"/>
+        </w:rPr>
         <w:t xml:space="preserve">、</w:t>
       </w:r>
       <m:oMath>
@@ -2446,7 +2722,7 @@
       </m:oMath>
       <w:r>
         <w:rPr>
-          <w:rFonts w:hint="eastAsia"/>
+          <w:rFonts w:hint="eastAsia" w:eastAsia="黑体"/>
         </w:rPr>
         <w:t xml:space="preserve">：</w:t>
       </w:r>
@@ -2520,6 +2796,9 @@
         </m:r>
       </m:oMath>
       <w:r>
+        <w:rPr>
+          <w:rFonts w:eastAsia="黑体"/>
+        </w:rPr>
         <w:t xml:space="preserve">。</w:t>
       </w:r>
     </w:p>
@@ -2531,7 +2810,7 @@
       </w:pPr>
       <w:r>
         <w:rPr>
-          <w:rFonts w:hint="eastAsia"/>
+          <w:rFonts w:hint="eastAsia" w:eastAsia="黑体"/>
         </w:rPr>
         <w:t xml:space="preserve">常见器件型号</w:t>
       </w:r>
@@ -2546,7 +2825,7 @@
       </w:pPr>
       <w:r>
         <w:rPr>
-          <w:rFonts w:hint="eastAsia"/>
+          <w:rFonts w:hint="eastAsia" w:eastAsia="黑体"/>
         </w:rPr>
         <w:t xml:space="preserve">收发器：TJA1021、TJA1020、MCP2003。</w:t>
       </w:r>
@@ -2561,7 +2840,7 @@
       </w:pPr>
       <w:r>
         <w:rPr>
-          <w:rFonts w:hint="eastAsia"/>
+          <w:rFonts w:hint="eastAsia" w:eastAsia="黑体"/>
         </w:rPr>
         <w:t xml:space="preserve">上拉/隔离二极管：1N4148、BAS16。</w:t>
       </w:r>
@@ -2575,38 +2854,50 @@
         </w:numPr>
       </w:pPr>
       <w:r>
+        <w:rPr>
+          <w:rFonts w:eastAsia="黑体"/>
+        </w:rPr>
         <w:t xml:space="preserve">MCU </w:t>
       </w:r>
       <w:r>
         <w:rPr>
-          <w:rFonts w:hint="eastAsia"/>
+          <w:rFonts w:hint="eastAsia" w:eastAsia="黑体"/>
         </w:rPr>
         <w:t xml:space="preserve">内置</w:t>
       </w:r>
       <w:r>
+        <w:rPr>
+          <w:rFonts w:eastAsia="黑体"/>
+        </w:rPr>
         <w:t xml:space="preserve"> LIN </w:t>
       </w:r>
       <w:r>
         <w:rPr>
-          <w:rFonts w:hint="eastAsia"/>
+          <w:rFonts w:hint="eastAsia" w:eastAsia="黑体"/>
         </w:rPr>
         <w:t xml:space="preserve">控制器：多数汽车</w:t>
       </w:r>
       <w:r>
+        <w:rPr>
+          <w:rFonts w:eastAsia="黑体"/>
+        </w:rPr>
         <w:t xml:space="preserve"> </w:t>
       </w:r>
       <w:r>
         <w:rPr>
-          <w:rFonts w:hint="eastAsia"/>
+          <w:rFonts w:hint="eastAsia" w:eastAsia="黑体"/>
         </w:rPr>
         <w:t xml:space="preserve">MCU（如</w:t>
       </w:r>
       <w:r>
+        <w:rPr>
+          <w:rFonts w:eastAsia="黑体"/>
+        </w:rPr>
         <w:t xml:space="preserve"> </w:t>
       </w:r>
       <w:r>
         <w:rPr>
-          <w:rFonts w:hint="eastAsia"/>
+          <w:rFonts w:hint="eastAsia" w:eastAsia="黑体"/>
         </w:rPr>
         <w:t xml:space="preserve">STM32、Kinetis）支持。</w:t>
       </w:r>
@@ -2619,7 +2910,7 @@
       </w:pPr>
       <w:r>
         <w:rPr>
-          <w:rFonts w:hint="eastAsia"/>
+          <w:rFonts w:hint="eastAsia" w:eastAsia="黑体"/>
         </w:rPr>
         <w:t xml:space="preserve">注意事项</w:t>
       </w:r>
@@ -2633,20 +2924,26 @@
         </w:numPr>
       </w:pPr>
       <w:r>
+        <w:rPr>
+          <w:rFonts w:eastAsia="黑体"/>
+        </w:rPr>
         <w:t xml:space="preserve">LIN </w:t>
       </w:r>
       <w:r>
         <w:rPr>
-          <w:rFonts w:hint="eastAsia"/>
+          <w:rFonts w:hint="eastAsia" w:eastAsia="黑体"/>
         </w:rPr>
         <w:t xml:space="preserve">是单线，抗扰能力弱于</w:t>
       </w:r>
       <w:r>
+        <w:rPr>
+          <w:rFonts w:eastAsia="黑体"/>
+        </w:rPr>
         <w:t xml:space="preserve"> </w:t>
       </w:r>
       <w:r>
         <w:rPr>
-          <w:rFonts w:hint="eastAsia"/>
+          <w:rFonts w:hint="eastAsia" w:eastAsia="黑体"/>
         </w:rPr>
         <w:t xml:space="preserve">CAN，仅适用于低速、抗扰要求一般的场合。</w:t>
       </w:r>
@@ -2661,16 +2958,19 @@
       </w:pPr>
       <w:r>
         <w:rPr>
-          <w:rFonts w:hint="eastAsia"/>
+          <w:rFonts w:hint="eastAsia" w:eastAsia="黑体"/>
         </w:rPr>
         <w:t xml:space="preserve">需正确区分主/从节点上拉电阻（1</w:t>
       </w:r>
       <w:r>
+        <w:rPr>
+          <w:rFonts w:eastAsia="黑体"/>
+        </w:rPr>
         <w:t xml:space="preserve"> kΩ vs 30 </w:t>
       </w:r>
       <w:r>
         <w:rPr>
-          <w:rFonts w:hint="eastAsia"/>
+          <w:rFonts w:hint="eastAsia" w:eastAsia="黑体"/>
         </w:rPr>
         <w:t xml:space="preserve">kΩ+二极管）。</w:t>
       </w:r>
@@ -2685,7 +2985,7 @@
       </w:pPr>
       <w:r>
         <w:rPr>
-          <w:rFonts w:hint="eastAsia"/>
+          <w:rFonts w:hint="eastAsia" w:eastAsia="黑体"/>
         </w:rPr>
         <w:t xml:space="preserve">波特率容差窄，需使用精度足够的时钟源。</w:t>
       </w:r>
@@ -2700,7 +3000,7 @@
       </w:pPr>
       <w:r>
         <w:rPr>
-          <w:rFonts w:hint="eastAsia"/>
+          <w:rFonts w:hint="eastAsia" w:eastAsia="黑体"/>
         </w:rPr>
         <w:t xml:space="preserve">从机不能主动发起通信，必须由主机调度，注意睡眠与唤醒管理。</w:t>
       </w:r>
@@ -2713,7 +3013,7 @@
       </w:pPr>
       <w:r>
         <w:rPr>
-          <w:rFonts w:hint="eastAsia"/>
+          <w:rFonts w:hint="eastAsia" w:eastAsia="黑体"/>
         </w:rPr>
         <w:t xml:space="preserve">参考资料</w:t>
       </w:r>
@@ -2727,6 +3027,9 @@
         </w:numPr>
       </w:pPr>
       <w:r>
+        <w:rPr>
+          <w:rFonts w:eastAsia="黑体"/>
+        </w:rPr>
         <w:t xml:space="preserve">Wikipedia: Local Interconnect Network。</w:t>
       </w:r>
     </w:p>
@@ -2739,11 +3042,14 @@
         </w:numPr>
       </w:pPr>
       <w:r>
+        <w:rPr>
+          <w:rFonts w:eastAsia="黑体"/>
+        </w:rPr>
         <w:t xml:space="preserve">NXP TJA1021 </w:t>
       </w:r>
       <w:r>
         <w:rPr>
-          <w:rFonts w:hint="eastAsia"/>
+          <w:rFonts w:hint="eastAsia" w:eastAsia="黑体"/>
         </w:rPr>
         <w:t xml:space="preserve">数据手册。</w:t>
       </w:r>
@@ -2757,11 +3063,14 @@
         </w:numPr>
       </w:pPr>
       <w:r>
+        <w:rPr>
+          <w:rFonts w:eastAsia="黑体"/>
+        </w:rPr>
         <w:t xml:space="preserve">LIN 2.x </w:t>
       </w:r>
       <w:r>
         <w:rPr>
-          <w:rFonts w:hint="eastAsia"/>
+          <w:rFonts w:hint="eastAsia" w:eastAsia="黑体"/>
         </w:rPr>
         <w:t xml:space="preserve">规范。</w:t>
       </w:r>
@@ -2775,11 +3084,11 @@
       </w:pPr>
       <w:r>
         <w:rPr>
-          <w:rFonts w:ascii="Times New Roman" w:hAnsi="Times New Roman"/>
+          <w:rFonts w:ascii="Times New Roman" w:hAnsi="Times New Roman" w:eastAsia="黑体"/>
           <w:color w:val="555555"/>
           <w:sz w:val="21"/>
         </w:rPr>
-        <w:t>材料收集者：杜文杰</w:t>
+        <w:t>材料收集者：杜文杰，WX手机：19519196569，QQ:3478827729</w:t>
       </w:r>
     </w:p>
     <w:sectPr>
@@ -2799,7 +3108,7 @@
 </file>
 
 <file path=word/footer1.xml><?xml version="1.0" encoding="utf-8"?>
-<w:ftr xmlns:m="http://schemas.openxmlformats.org/officeDocument/2006/math" xmlns:mc="http://schemas.openxmlformats.org/markup-compatibility/2006" xmlns:mo="http://schemas.microsoft.com/office/mac/office/2008/main" xmlns:mv="urn:schemas-microsoft-com:mac:vml" xmlns:o="urn:schemas-microsoft-com:office:office" xmlns:r="http://schemas.openxmlformats.org/officeDocument/2006/relationships" xmlns:v="urn:schemas-microsoft-com:vml" xmlns:w10="urn:schemas-microsoft-com:office:word" xmlns:w14="http://schemas.microsoft.com/office/word/2010/wordml" xmlns:w="http://schemas.openxmlformats.org/wordprocessingml/2006/main" xmlns:wne="http://schemas.microsoft.com/office/word/2006/wordml" xmlns:wp14="http://schemas.microsoft.com/office/word/2010/wordprocessingDrawing" xmlns:wp="http://schemas.openxmlformats.org/drawingml/2006/wordprocessingDrawing" xmlns:wpc="http://schemas.microsoft.com/office/word/2010/wordprocessingCanvas" xmlns:wpg="http://schemas.microsoft.com/office/word/2010/wordprocessingGroup" xmlns:wpi="http://schemas.microsoft.com/office/word/2010/wordprocessingInk" xmlns:wps="http://schemas.microsoft.com/office/word/2010/wordprocessingShape" mc:Ignorable="w14 wp14">
+<w:ftr xmlns:mc="http://schemas.openxmlformats.org/markup-compatibility/2006" xmlns:w="http://schemas.openxmlformats.org/wordprocessingml/2006/main" xmlns:m="http://schemas.openxmlformats.org/officeDocument/2006/math" xmlns:mo="http://schemas.microsoft.com/office/mac/office/2008/main" xmlns:mv="urn:schemas-microsoft-com:mac:vml" xmlns:o="urn:schemas-microsoft-com:office:office" xmlns:r="http://schemas.openxmlformats.org/officeDocument/2006/relationships" xmlns:v="urn:schemas-microsoft-com:vml" xmlns:w10="urn:schemas-microsoft-com:office:word" xmlns:w14="http://schemas.microsoft.com/office/word/2010/wordml" xmlns:wne="http://schemas.microsoft.com/office/word/2006/wordml" xmlns:wp14="http://schemas.microsoft.com/office/word/2010/wordprocessingDrawing" xmlns:wp="http://schemas.openxmlformats.org/drawingml/2006/wordprocessingDrawing" xmlns:wpc="http://schemas.microsoft.com/office/word/2010/wordprocessingCanvas" xmlns:wpg="http://schemas.microsoft.com/office/word/2010/wordprocessingGroup" xmlns:wpi="http://schemas.microsoft.com/office/word/2010/wordprocessingInk" xmlns:wps="http://schemas.microsoft.com/office/word/2010/wordprocessingShape" mc:Ignorable="w14 wp14">
   <w:p>
     <w:pPr>
       <w:pStyle w:val="Footer"/>
@@ -2807,12 +3116,14 @@
     </w:pPr>
     <w:r>
       <w:rPr>
+        <w:rFonts w:eastAsia="黑体"/>
         <w:sz w:val="18"/>
       </w:rPr>
       <w:t xml:space="preserve">第 </w:t>
     </w:r>
     <w:r>
       <w:rPr>
+        <w:rFonts w:eastAsia="黑体"/>
         <w:sz w:val="18"/>
       </w:rPr>
       <w:fldChar w:fldCharType="begin"/>
@@ -2821,6 +3132,7 @@
     </w:r>
     <w:r>
       <w:rPr>
+        <w:rFonts w:eastAsia="黑体"/>
         <w:sz w:val="18"/>
       </w:rPr>
       <w:t xml:space="preserve"> 页</w:t>
@@ -2834,6 +3146,9 @@
   <w:footnote w:type="continuationSeparator" w:id="0">
     <w:p>
       <w:r>
+        <w:rPr>
+          <w:rFonts w:eastAsia="黑体"/>
+        </w:rPr>
         <w:continuationSeparator/>
       </w:r>
     </w:p>
@@ -2841,6 +3156,9 @@
   <w:footnote w:type="separator" w:id="-1">
     <w:p>
       <w:r>
+        <w:rPr>
+          <w:rFonts w:eastAsia="黑体"/>
+        </w:rPr>
         <w:separator/>
       </w:r>
     </w:p>
@@ -2849,7 +3167,7 @@
 </file>
 
 <file path=word/header1.xml><?xml version="1.0" encoding="utf-8"?>
-<w:hdr xmlns:m="http://schemas.openxmlformats.org/officeDocument/2006/math" xmlns:mc="http://schemas.openxmlformats.org/markup-compatibility/2006" xmlns:mo="http://schemas.microsoft.com/office/mac/office/2008/main" xmlns:mv="urn:schemas-microsoft-com:mac:vml" xmlns:o="urn:schemas-microsoft-com:office:office" xmlns:r="http://schemas.openxmlformats.org/officeDocument/2006/relationships" xmlns:v="urn:schemas-microsoft-com:vml" xmlns:w10="urn:schemas-microsoft-com:office:word" xmlns:w14="http://schemas.microsoft.com/office/word/2010/wordml" xmlns:w="http://schemas.openxmlformats.org/wordprocessingml/2006/main" xmlns:wne="http://schemas.microsoft.com/office/word/2006/wordml" xmlns:wp14="http://schemas.microsoft.com/office/word/2010/wordprocessingDrawing" xmlns:wp="http://schemas.openxmlformats.org/drawingml/2006/wordprocessingDrawing" xmlns:wpc="http://schemas.microsoft.com/office/word/2010/wordprocessingCanvas" xmlns:wpg="http://schemas.microsoft.com/office/word/2010/wordprocessingGroup" xmlns:wpi="http://schemas.microsoft.com/office/word/2010/wordprocessingInk" xmlns:wps="http://schemas.microsoft.com/office/word/2010/wordprocessingShape" mc:Ignorable="w14 wp14">
+<w:hdr xmlns:mc="http://schemas.openxmlformats.org/markup-compatibility/2006" xmlns:w="http://schemas.openxmlformats.org/wordprocessingml/2006/main" xmlns:m="http://schemas.openxmlformats.org/officeDocument/2006/math" xmlns:mo="http://schemas.microsoft.com/office/mac/office/2008/main" xmlns:mv="urn:schemas-microsoft-com:mac:vml" xmlns:o="urn:schemas-microsoft-com:office:office" xmlns:r="http://schemas.openxmlformats.org/officeDocument/2006/relationships" xmlns:v="urn:schemas-microsoft-com:vml" xmlns:w10="urn:schemas-microsoft-com:office:word" xmlns:w14="http://schemas.microsoft.com/office/word/2010/wordml" xmlns:wne="http://schemas.microsoft.com/office/word/2006/wordml" xmlns:wp14="http://schemas.microsoft.com/office/word/2010/wordprocessingDrawing" xmlns:wp="http://schemas.openxmlformats.org/drawingml/2006/wordprocessingDrawing" xmlns:wpc="http://schemas.microsoft.com/office/word/2010/wordprocessingCanvas" xmlns:wpg="http://schemas.microsoft.com/office/word/2010/wordprocessingGroup" xmlns:wpi="http://schemas.microsoft.com/office/word/2010/wordprocessingInk" xmlns:wps="http://schemas.microsoft.com/office/word/2010/wordprocessingShape" mc:Ignorable="w14 wp14">
   <w:p>
     <w:pPr>
       <w:pStyle w:val="Header"/>
@@ -2857,7 +3175,7 @@
     </w:pPr>
     <w:r>
       <w:rPr>
-        <w:rFonts w:ascii="Times New Roman" w:hAnsi="Times New Roman"/>
+        <w:rFonts w:ascii="Times New Roman" w:hAnsi="Times New Roman" w:eastAsia="黑体"/>
         <w:sz w:val="18"/>
         <w:rFonts w:eastAsia="黑体"/>
         <w:rFonts w:eastAsia="黑体"/>
@@ -2869,7 +3187,7 @@
 </file>
 
 <file path=word/numbering.xml><?xml version="1.0" encoding="utf-8"?>
-<w:numbering xmlns:m="http://schemas.openxmlformats.org/officeDocument/2006/math" xmlns:mc="http://schemas.openxmlformats.org/markup-compatibility/2006" xmlns:mo="http://schemas.microsoft.com/office/mac/office/2008/main" xmlns:mv="urn:schemas-microsoft-com:mac:vml" xmlns:o="urn:schemas-microsoft-com:office:office" xmlns:r="http://schemas.openxmlformats.org/officeDocument/2006/relationships" xmlns:v="urn:schemas-microsoft-com:vml" xmlns:w="http://schemas.openxmlformats.org/wordprocessingml/2006/main" xmlns:w10="urn:schemas-microsoft-com:office:word" xmlns:w14="http://schemas.microsoft.com/office/word/2010/wordml" xmlns:wne="http://schemas.microsoft.com/office/word/2006/wordml" xmlns:wp="http://schemas.openxmlformats.org/drawingml/2006/wordprocessingDrawing" xmlns:wp14="http://schemas.microsoft.com/office/word/2010/wordprocessingDrawing" xmlns:wpc="http://schemas.microsoft.com/office/word/2010/wordprocessingCanvas" xmlns:wpg="http://schemas.microsoft.com/office/word/2010/wordprocessingGroup" xmlns:wpi="http://schemas.microsoft.com/office/word/2010/wordprocessingInk" xmlns:wps="http://schemas.microsoft.com/office/word/2010/wordprocessingShape" mc:Ignorable="w14 wp14">
+<w:numbering xmlns:mc="http://schemas.openxmlformats.org/markup-compatibility/2006" xmlns:w="http://schemas.openxmlformats.org/wordprocessingml/2006/main" xmlns:m="http://schemas.openxmlformats.org/officeDocument/2006/math" xmlns:mo="http://schemas.microsoft.com/office/mac/office/2008/main" xmlns:mv="urn:schemas-microsoft-com:mac:vml" xmlns:o="urn:schemas-microsoft-com:office:office" xmlns:r="http://schemas.openxmlformats.org/officeDocument/2006/relationships" xmlns:v="urn:schemas-microsoft-com:vml" xmlns:w10="urn:schemas-microsoft-com:office:word" xmlns:w14="http://schemas.microsoft.com/office/word/2010/wordml" xmlns:wne="http://schemas.microsoft.com/office/word/2006/wordml" xmlns:wp="http://schemas.openxmlformats.org/drawingml/2006/wordprocessingDrawing" xmlns:wp14="http://schemas.microsoft.com/office/word/2010/wordprocessingDrawing" xmlns:wpc="http://schemas.microsoft.com/office/word/2010/wordprocessingCanvas" xmlns:wpg="http://schemas.microsoft.com/office/word/2010/wordprocessingGroup" xmlns:wpi="http://schemas.microsoft.com/office/word/2010/wordprocessingInk" xmlns:wps="http://schemas.microsoft.com/office/word/2010/wordprocessingShape" mc:Ignorable="w14 wp14">
   <w:abstractNum w:abstractNumId="0">
     <w:nsid w:val="FFFFFF7C"/>
     <w:multiLevelType w:val="singleLevel"/>
@@ -2956,7 +3274,7 @@
         <w:ind w:hanging="360" w:left="1440"/>
       </w:pPr>
       <w:rPr>
-        <w:rFonts w:ascii="Symbol" w:hAnsi="Symbol" w:hint="default"/>
+        <w:rFonts w:ascii="Symbol" w:hAnsi="Symbol" w:hint="default" w:eastAsia="黑体"/>
       </w:rPr>
     </w:lvl>
   </w:abstractNum>
@@ -2977,7 +3295,7 @@
         <w:ind w:hanging="360" w:left="1080"/>
       </w:pPr>
       <w:rPr>
-        <w:rFonts w:ascii="Symbol" w:hAnsi="Symbol" w:hint="default"/>
+        <w:rFonts w:ascii="Symbol" w:hAnsi="Symbol" w:hint="default" w:eastAsia="黑体"/>
       </w:rPr>
     </w:lvl>
   </w:abstractNum>
@@ -2998,7 +3316,7 @@
         <w:ind w:hanging="360" w:left="720"/>
       </w:pPr>
       <w:rPr>
-        <w:rFonts w:ascii="Symbol" w:hAnsi="Symbol" w:hint="default"/>
+        <w:rFonts w:ascii="Symbol" w:hAnsi="Symbol" w:hint="default" w:eastAsia="黑体"/>
       </w:rPr>
     </w:lvl>
   </w:abstractNum>
@@ -3037,7 +3355,7 @@
         <w:ind w:hanging="360" w:left="360"/>
       </w:pPr>
       <w:rPr>
-        <w:rFonts w:ascii="Symbol" w:hAnsi="Symbol" w:hint="default"/>
+        <w:rFonts w:ascii="Symbol" w:hAnsi="Symbol" w:hint="default" w:eastAsia="黑体"/>
       </w:rPr>
     </w:lvl>
   </w:abstractNum>
@@ -3128,7 +3446,7 @@
         <w:ind w:left="720" w:hanging="360"/>
       </w:pPr>
       <w:rPr>
-        <w:rFonts w:ascii="Symbol" w:hAnsi="Symbol" w:cs="Symbol" w:hint="default"/>
+        <w:rFonts w:ascii="Symbol" w:hAnsi="Symbol" w:cs="Symbol" w:hint="default" w:eastAsia="黑体"/>
       </w:rPr>
     </w:lvl>
     <w:lvl w:ilvl="1">
@@ -3139,7 +3457,7 @@
         <w:ind w:left="1440" w:hanging="360"/>
       </w:pPr>
       <w:rPr>
-        <w:rFonts w:ascii="Courier New" w:hAnsi="Courier New" w:cs="Courier New" w:hint="default"/>
+        <w:rFonts w:ascii="Courier New" w:hAnsi="Courier New" w:cs="Courier New" w:hint="default" w:eastAsia="黑体"/>
       </w:rPr>
     </w:lvl>
     <w:lvl w:ilvl="2">
@@ -3150,7 +3468,7 @@
         <w:ind w:left="2160" w:hanging="360"/>
       </w:pPr>
       <w:rPr>
-        <w:rFonts w:ascii="Wingdings" w:hAnsi="Wingdings" w:cs="Wingdings" w:hint="default"/>
+        <w:rFonts w:ascii="Wingdings" w:hAnsi="Wingdings" w:cs="Wingdings" w:hint="default" w:eastAsia="黑体"/>
       </w:rPr>
     </w:lvl>
     <w:lvl w:ilvl="3">
@@ -3161,7 +3479,7 @@
         <w:ind w:left="2880" w:hanging="360"/>
       </w:pPr>
       <w:rPr>
-        <w:rFonts w:ascii="Symbol" w:hAnsi="Symbol" w:cs="Symbol" w:hint="default"/>
+        <w:rFonts w:ascii="Symbol" w:hAnsi="Symbol" w:cs="Symbol" w:hint="default" w:eastAsia="黑体"/>
       </w:rPr>
     </w:lvl>
     <w:lvl w:ilvl="4">
@@ -3172,7 +3490,7 @@
         <w:ind w:left="3600" w:hanging="360"/>
       </w:pPr>
       <w:rPr>
-        <w:rFonts w:ascii="Courier New" w:hAnsi="Courier New" w:cs="Courier New" w:hint="default"/>
+        <w:rFonts w:ascii="Courier New" w:hAnsi="Courier New" w:cs="Courier New" w:hint="default" w:eastAsia="黑体"/>
       </w:rPr>
     </w:lvl>
     <w:lvl w:ilvl="5">
@@ -3183,7 +3501,7 @@
         <w:ind w:left="4320" w:hanging="360"/>
       </w:pPr>
       <w:rPr>
-        <w:rFonts w:ascii="Wingdings" w:hAnsi="Wingdings" w:cs="Wingdings" w:hint="default"/>
+        <w:rFonts w:ascii="Wingdings" w:hAnsi="Wingdings" w:cs="Wingdings" w:hint="default" w:eastAsia="黑体"/>
       </w:rPr>
     </w:lvl>
     <w:lvl w:ilvl="6">
@@ -3194,7 +3512,7 @@
         <w:ind w:left="5040" w:hanging="360"/>
       </w:pPr>
       <w:rPr>
-        <w:rFonts w:ascii="Symbol" w:hAnsi="Symbol" w:cs="Symbol" w:hint="default"/>
+        <w:rFonts w:ascii="Symbol" w:hAnsi="Symbol" w:cs="Symbol" w:hint="default" w:eastAsia="黑体"/>
       </w:rPr>
     </w:lvl>
     <w:lvl w:ilvl="7">
@@ -3205,7 +3523,7 @@
         <w:ind w:left="5760" w:hanging="360"/>
       </w:pPr>
       <w:rPr>
-        <w:rFonts w:ascii="Courier New" w:hAnsi="Courier New" w:cs="Courier New" w:hint="default"/>
+        <w:rFonts w:ascii="Courier New" w:hAnsi="Courier New" w:cs="Courier New" w:hint="default" w:eastAsia="黑体"/>
       </w:rPr>
     </w:lvl>
     <w:lvl w:ilvl="8">
@@ -3216,7 +3534,7 @@
         <w:ind w:left="6480" w:hanging="360"/>
       </w:pPr>
       <w:rPr>
-        <w:rFonts w:ascii="Wingdings" w:hAnsi="Wingdings" w:cs="Wingdings" w:hint="default"/>
+        <w:rFonts w:ascii="Wingdings" w:hAnsi="Wingdings" w:cs="Wingdings" w:hint="default" w:eastAsia="黑体"/>
       </w:rPr>
     </w:lvl>
   </w:abstractNum>
@@ -3272,11 +3590,11 @@
 </file>
 
 <file path=word/styles.xml><?xml version="1.0" encoding="utf-8"?>
-<w:styles xmlns:mc="http://schemas.openxmlformats.org/markup-compatibility/2006" xmlns:r="http://schemas.openxmlformats.org/officeDocument/2006/relationships" xmlns:w="http://schemas.openxmlformats.org/wordprocessingml/2006/main" xmlns:w14="http://schemas.microsoft.com/office/word/2010/wordml" mc:Ignorable="w14">
+<w:styles xmlns:mc="http://schemas.openxmlformats.org/markup-compatibility/2006" xmlns:w="http://schemas.openxmlformats.org/wordprocessingml/2006/main" xmlns:r="http://schemas.openxmlformats.org/officeDocument/2006/relationships" xmlns:w14="http://schemas.microsoft.com/office/word/2010/wordml" mc:Ignorable="w14">
   <w:docDefaults>
     <w:rPrDefault>
       <w:rPr>
-        <w:rFonts w:asciiTheme="minorHAnsi" w:cstheme="minorBidi" w:eastAsiaTheme="minorEastAsia" w:hAnsiTheme="minorHAnsi"/>
+        <w:rFonts w:asciiTheme="minorHAnsi" w:cstheme="minorBidi" w:hAnsiTheme="minorHAnsi" w:eastAsia="黑体"/>
         <w:sz w:val="22"/>
         <w:szCs w:val="22"/>
         <w:lang w:bidi="ar-SA" w:eastAsia="en-US" w:val="en-US"/>
@@ -3498,7 +3816,7 @@
       <w:outlineLvl w:val="0"/>
     </w:pPr>
     <w:rPr>
-      <w:rFonts w:ascii="Times New Roman" w:asciiTheme="majorHAnsi" w:cstheme="majorBidi" w:eastAsia="黑体" w:eastAsiaTheme="majorEastAsia" w:hAnsi="Times New Roman" w:hAnsiTheme="majorHAnsi"/>
+      <w:rFonts w:ascii="Times New Roman" w:asciiTheme="majorHAnsi" w:cstheme="majorBidi" w:eastAsia="黑体" w:hAnsi="Times New Roman" w:hAnsiTheme="majorHAnsi"/>
       <w:b/>
       <w:bCs/>
       <w:color w:val="1F3864"/>
@@ -3522,7 +3840,7 @@
       <w:outlineLvl w:val="1"/>
     </w:pPr>
     <w:rPr>
-      <w:rFonts w:ascii="Times New Roman" w:asciiTheme="majorHAnsi" w:cstheme="majorBidi" w:eastAsia="黑体" w:eastAsiaTheme="majorEastAsia" w:hAnsi="Times New Roman" w:hAnsiTheme="majorHAnsi"/>
+      <w:rFonts w:ascii="Times New Roman" w:asciiTheme="majorHAnsi" w:cstheme="majorBidi" w:eastAsia="黑体" w:hAnsi="Times New Roman" w:hAnsiTheme="majorHAnsi"/>
       <w:b/>
       <w:bCs/>
       <w:color w:val="2E4E7E"/>
@@ -3546,7 +3864,7 @@
       <w:outlineLvl w:val="2"/>
     </w:pPr>
     <w:rPr>
-      <w:rFonts w:ascii="Times New Roman" w:asciiTheme="majorHAnsi" w:cstheme="majorBidi" w:eastAsia="黑体" w:eastAsiaTheme="majorEastAsia" w:hAnsi="Times New Roman" w:hAnsiTheme="majorHAnsi"/>
+      <w:rFonts w:ascii="Times New Roman" w:asciiTheme="majorHAnsi" w:cstheme="majorBidi" w:eastAsia="黑体" w:hAnsi="Times New Roman" w:hAnsiTheme="majorHAnsi"/>
       <w:b/>
       <w:bCs/>
       <w:color w:val="2E4E7E"/>
@@ -3570,7 +3888,7 @@
       <w:outlineLvl w:val="3"/>
     </w:pPr>
     <w:rPr>
-      <w:rFonts w:ascii="Times New Roman" w:asciiTheme="majorHAnsi" w:cstheme="majorBidi" w:eastAsia="黑体" w:eastAsiaTheme="majorEastAsia" w:hAnsi="Times New Roman" w:hAnsiTheme="majorHAnsi"/>
+      <w:rFonts w:ascii="Times New Roman" w:asciiTheme="majorHAnsi" w:cstheme="majorBidi" w:eastAsia="黑体" w:hAnsi="Times New Roman" w:hAnsiTheme="majorHAnsi"/>
       <w:b/>
       <w:bCs/>
       <w:i/>
@@ -3596,7 +3914,7 @@
       <w:outlineLvl w:val="4"/>
     </w:pPr>
     <w:rPr>
-      <w:rFonts w:ascii="Times New Roman" w:asciiTheme="majorHAnsi" w:cstheme="majorBidi" w:eastAsia="黑体" w:eastAsiaTheme="majorEastAsia" w:hAnsi="Times New Roman" w:hAnsiTheme="majorHAnsi"/>
+      <w:rFonts w:ascii="Times New Roman" w:asciiTheme="majorHAnsi" w:cstheme="majorBidi" w:eastAsia="黑体" w:hAnsi="Times New Roman" w:hAnsiTheme="majorHAnsi"/>
       <w:b/>
       <w:color w:val="333333"/>
       <w:sz w:val="22"/>
@@ -3619,7 +3937,7 @@
       <w:outlineLvl w:val="5"/>
     </w:pPr>
     <w:rPr>
-      <w:rFonts w:asciiTheme="majorHAnsi" w:cstheme="majorBidi" w:eastAsiaTheme="majorEastAsia" w:hAnsiTheme="majorHAnsi"/>
+      <w:rFonts w:asciiTheme="majorHAnsi" w:cstheme="majorBidi" w:hAnsiTheme="majorHAnsi" w:eastAsia="黑体"/>
       <w:i/>
       <w:iCs/>
       <w:color w:themeColor="accent1" w:themeShade="7F" w:val="243F60"/>
@@ -3642,7 +3960,7 @@
       <w:outlineLvl w:val="6"/>
     </w:pPr>
     <w:rPr>
-      <w:rFonts w:asciiTheme="majorHAnsi" w:cstheme="majorBidi" w:eastAsiaTheme="majorEastAsia" w:hAnsiTheme="majorHAnsi"/>
+      <w:rFonts w:asciiTheme="majorHAnsi" w:cstheme="majorBidi" w:hAnsiTheme="majorHAnsi" w:eastAsia="黑体"/>
       <w:i/>
       <w:iCs/>
       <w:color w:themeColor="text1" w:themeTint="BF" w:val="404040"/>
@@ -3665,7 +3983,7 @@
       <w:outlineLvl w:val="7"/>
     </w:pPr>
     <w:rPr>
-      <w:rFonts w:asciiTheme="majorHAnsi" w:cstheme="majorBidi" w:eastAsiaTheme="majorEastAsia" w:hAnsiTheme="majorHAnsi"/>
+      <w:rFonts w:asciiTheme="majorHAnsi" w:cstheme="majorBidi" w:hAnsiTheme="majorHAnsi" w:eastAsia="黑体"/>
       <w:color w:themeColor="accent1" w:val="4F81BD"/>
       <w:sz w:val="20"/>
       <w:szCs w:val="20"/>
@@ -3688,7 +4006,7 @@
       <w:outlineLvl w:val="8"/>
     </w:pPr>
     <w:rPr>
-      <w:rFonts w:asciiTheme="majorHAnsi" w:cstheme="majorBidi" w:eastAsiaTheme="majorEastAsia" w:hAnsiTheme="majorHAnsi"/>
+      <w:rFonts w:asciiTheme="majorHAnsi" w:cstheme="majorBidi" w:hAnsiTheme="majorHAnsi" w:eastAsia="黑体"/>
       <w:i/>
       <w:iCs/>
       <w:color w:themeColor="text1" w:themeTint="BF" w:val="404040"/>
@@ -3739,7 +4057,7 @@
     <w:uiPriority w:val="9"/>
     <w:rsid w:val="00FC693F"/>
     <w:rPr>
-      <w:rFonts w:asciiTheme="majorHAnsi" w:cstheme="majorBidi" w:eastAsiaTheme="majorEastAsia" w:hAnsiTheme="majorHAnsi"/>
+      <w:rFonts w:asciiTheme="majorHAnsi" w:cstheme="majorBidi" w:hAnsiTheme="majorHAnsi" w:eastAsia="黑体"/>
       <w:b/>
       <w:bCs/>
       <w:color w:themeColor="accent1" w:themeShade="BF" w:val="365F91"/>
@@ -3754,7 +4072,7 @@
     <w:uiPriority w:val="9"/>
     <w:rsid w:val="00FC693F"/>
     <w:rPr>
-      <w:rFonts w:asciiTheme="majorHAnsi" w:cstheme="majorBidi" w:eastAsiaTheme="majorEastAsia" w:hAnsiTheme="majorHAnsi"/>
+      <w:rFonts w:asciiTheme="majorHAnsi" w:cstheme="majorBidi" w:hAnsiTheme="majorHAnsi" w:eastAsia="黑体"/>
       <w:b/>
       <w:bCs/>
       <w:color w:themeColor="accent1" w:val="4F81BD"/>
@@ -3769,7 +4087,7 @@
     <w:uiPriority w:val="9"/>
     <w:rsid w:val="00FC693F"/>
     <w:rPr>
-      <w:rFonts w:asciiTheme="majorHAnsi" w:cstheme="majorBidi" w:eastAsiaTheme="majorEastAsia" w:hAnsiTheme="majorHAnsi"/>
+      <w:rFonts w:asciiTheme="majorHAnsi" w:cstheme="majorBidi" w:hAnsiTheme="majorHAnsi" w:eastAsia="黑体"/>
       <w:b/>
       <w:bCs/>
       <w:color w:themeColor="accent1" w:val="4F81BD"/>
@@ -3792,7 +4110,7 @@
       <w:contextualSpacing/>
     </w:pPr>
     <w:rPr>
-      <w:rFonts w:ascii="Times New Roman" w:asciiTheme="majorHAnsi" w:cstheme="majorBidi" w:eastAsia="黑体" w:eastAsiaTheme="majorEastAsia" w:hAnsi="Times New Roman" w:hAnsiTheme="majorHAnsi"/>
+      <w:rFonts w:ascii="Times New Roman" w:asciiTheme="majorHAnsi" w:cstheme="majorBidi" w:eastAsia="黑体" w:hAnsi="Times New Roman" w:hAnsiTheme="majorHAnsi"/>
       <w:b/>
       <w:color w:val="1F3864"/>
       <w:spacing w:val="5"/>
@@ -3808,7 +4126,7 @@
     <w:uiPriority w:val="10"/>
     <w:rsid w:val="00FC693F"/>
     <w:rPr>
-      <w:rFonts w:asciiTheme="majorHAnsi" w:cstheme="majorBidi" w:eastAsiaTheme="majorEastAsia" w:hAnsiTheme="majorHAnsi"/>
+      <w:rFonts w:asciiTheme="majorHAnsi" w:cstheme="majorBidi" w:hAnsiTheme="majorHAnsi" w:eastAsia="黑体"/>
       <w:color w:themeColor="text2" w:themeShade="BF" w:val="17365D"/>
       <w:spacing w:val="5"/>
       <w:kern w:val="28"/>
@@ -3830,7 +4148,7 @@
       </w:numPr>
     </w:pPr>
     <w:rPr>
-      <w:rFonts w:asciiTheme="majorHAnsi" w:cstheme="majorBidi" w:eastAsiaTheme="majorEastAsia" w:hAnsiTheme="majorHAnsi"/>
+      <w:rFonts w:asciiTheme="majorHAnsi" w:cstheme="majorBidi" w:hAnsiTheme="majorHAnsi" w:eastAsia="黑体"/>
       <w:i/>
       <w:iCs/>
       <w:color w:themeColor="accent1" w:val="4F81BD"/>
@@ -3846,7 +4164,7 @@
     <w:uiPriority w:val="11"/>
     <w:rsid w:val="00FC693F"/>
     <w:rPr>
-      <w:rFonts w:asciiTheme="majorHAnsi" w:cstheme="majorBidi" w:eastAsiaTheme="majorEastAsia" w:hAnsiTheme="majorHAnsi"/>
+      <w:rFonts w:asciiTheme="majorHAnsi" w:cstheme="majorBidi" w:hAnsiTheme="majorHAnsi" w:eastAsia="黑体"/>
       <w:i/>
       <w:iCs/>
       <w:color w:themeColor="accent1" w:val="4F81BD"/>
@@ -3913,6 +4231,7 @@
       <w:spacing w:after="120"/>
     </w:pPr>
     <w:rPr>
+      <w:rFonts w:eastAsia="黑体"/>
       <w:sz w:val="16"/>
       <w:szCs w:val="16"/>
     </w:rPr>
@@ -3924,6 +4243,7 @@
     <w:uiPriority w:val="99"/>
     <w:rsid w:val="00AA1D8D"/>
     <w:rPr>
+      <w:rFonts w:eastAsia="黑体"/>
       <w:sz w:val="16"/>
       <w:szCs w:val="16"/>
     </w:rPr>
@@ -4093,7 +4413,7 @@
       </w:tabs>
     </w:pPr>
     <w:rPr>
-      <w:rFonts w:ascii="Courier" w:hAnsi="Courier"/>
+      <w:rFonts w:ascii="Courier" w:hAnsi="Courier" w:eastAsia="黑体"/>
       <w:sz w:val="20"/>
       <w:szCs w:val="20"/>
     </w:rPr>
@@ -4105,7 +4425,7 @@
     <w:uiPriority w:val="99"/>
     <w:rsid w:val="0029639D"/>
     <w:rPr>
-      <w:rFonts w:ascii="Courier" w:hAnsi="Courier"/>
+      <w:rFonts w:ascii="Courier" w:hAnsi="Courier" w:eastAsia="黑体"/>
       <w:sz w:val="20"/>
       <w:szCs w:val="20"/>
     </w:rPr>
@@ -4141,6 +4461,7 @@
     <w:uiPriority w:val="29"/>
     <w:rsid w:val="00FC693F"/>
     <w:rPr>
+      <w:rFonts w:eastAsia="黑体"/>
       <w:i/>
       <w:iCs/>
       <w:color w:themeColor="text1" w:val="000000"/>
@@ -4154,7 +4475,7 @@
     <w:semiHidden/>
     <w:rsid w:val="00FC693F"/>
     <w:rPr>
-      <w:rFonts w:asciiTheme="majorHAnsi" w:cstheme="majorBidi" w:eastAsiaTheme="majorEastAsia" w:hAnsiTheme="majorHAnsi"/>
+      <w:rFonts w:asciiTheme="majorHAnsi" w:cstheme="majorBidi" w:hAnsiTheme="majorHAnsi" w:eastAsia="黑体"/>
       <w:b/>
       <w:bCs/>
       <w:i/>
@@ -4170,7 +4491,7 @@
     <w:semiHidden/>
     <w:rsid w:val="00FC693F"/>
     <w:rPr>
-      <w:rFonts w:asciiTheme="majorHAnsi" w:cstheme="majorBidi" w:eastAsiaTheme="majorEastAsia" w:hAnsiTheme="majorHAnsi"/>
+      <w:rFonts w:asciiTheme="majorHAnsi" w:cstheme="majorBidi" w:hAnsiTheme="majorHAnsi" w:eastAsia="黑体"/>
       <w:color w:themeColor="accent1" w:themeShade="7F" w:val="243F60"/>
     </w:rPr>
   </w:style>
@@ -4182,7 +4503,7 @@
     <w:semiHidden/>
     <w:rsid w:val="00FC693F"/>
     <w:rPr>
-      <w:rFonts w:asciiTheme="majorHAnsi" w:cstheme="majorBidi" w:eastAsiaTheme="majorEastAsia" w:hAnsiTheme="majorHAnsi"/>
+      <w:rFonts w:asciiTheme="majorHAnsi" w:cstheme="majorBidi" w:hAnsiTheme="majorHAnsi" w:eastAsia="黑体"/>
       <w:i/>
       <w:iCs/>
       <w:color w:themeColor="accent1" w:themeShade="7F" w:val="243F60"/>
@@ -4196,7 +4517,7 @@
     <w:semiHidden/>
     <w:rsid w:val="00FC693F"/>
     <w:rPr>
-      <w:rFonts w:asciiTheme="majorHAnsi" w:cstheme="majorBidi" w:eastAsiaTheme="majorEastAsia" w:hAnsiTheme="majorHAnsi"/>
+      <w:rFonts w:asciiTheme="majorHAnsi" w:cstheme="majorBidi" w:hAnsiTheme="majorHAnsi" w:eastAsia="黑体"/>
       <w:i/>
       <w:iCs/>
       <w:color w:themeColor="text1" w:themeTint="BF" w:val="404040"/>
@@ -4210,7 +4531,7 @@
     <w:semiHidden/>
     <w:rsid w:val="00FC693F"/>
     <w:rPr>
-      <w:rFonts w:asciiTheme="majorHAnsi" w:cstheme="majorBidi" w:eastAsiaTheme="majorEastAsia" w:hAnsiTheme="majorHAnsi"/>
+      <w:rFonts w:asciiTheme="majorHAnsi" w:cstheme="majorBidi" w:hAnsiTheme="majorHAnsi" w:eastAsia="黑体"/>
       <w:color w:themeColor="accent1" w:val="4F81BD"/>
       <w:sz w:val="20"/>
       <w:szCs w:val="20"/>
@@ -4224,7 +4545,7 @@
     <w:semiHidden/>
     <w:rsid w:val="00FC693F"/>
     <w:rPr>
-      <w:rFonts w:asciiTheme="majorHAnsi" w:cstheme="majorBidi" w:eastAsiaTheme="majorEastAsia" w:hAnsiTheme="majorHAnsi"/>
+      <w:rFonts w:asciiTheme="majorHAnsi" w:cstheme="majorBidi" w:hAnsiTheme="majorHAnsi" w:eastAsia="黑体"/>
       <w:i/>
       <w:iCs/>
       <w:color w:themeColor="text1" w:themeTint="BF" w:val="404040"/>
@@ -4245,6 +4566,7 @@
       <w:spacing w:line="240" w:lineRule="auto"/>
     </w:pPr>
     <w:rPr>
+      <w:rFonts w:eastAsia="黑体"/>
       <w:b/>
       <w:bCs/>
       <w:color w:themeColor="accent1" w:val="4F81BD"/>
@@ -4259,6 +4581,7 @@
     <w:qFormat/>
     <w:rsid w:val="00FC693F"/>
     <w:rPr>
+      <w:rFonts w:eastAsia="黑体"/>
       <w:b/>
       <w:bCs/>
     </w:rPr>
@@ -4270,6 +4593,7 @@
     <w:qFormat/>
     <w:rsid w:val="00FC693F"/>
     <w:rPr>
+      <w:rFonts w:eastAsia="黑体"/>
       <w:i/>
       <w:iCs/>
     </w:rPr>
@@ -4290,6 +4614,7 @@
       <w:ind w:left="936" w:right="936"/>
     </w:pPr>
     <w:rPr>
+      <w:rFonts w:eastAsia="黑体"/>
       <w:b/>
       <w:bCs/>
       <w:i/>
@@ -4304,6 +4629,7 @@
     <w:uiPriority w:val="30"/>
     <w:rsid w:val="00FC693F"/>
     <w:rPr>
+      <w:rFonts w:eastAsia="黑体"/>
       <w:b/>
       <w:bCs/>
       <w:i/>
@@ -4318,6 +4644,7 @@
     <w:qFormat/>
     <w:rsid w:val="00FC693F"/>
     <w:rPr>
+      <w:rFonts w:eastAsia="黑体"/>
       <w:i/>
       <w:iCs/>
       <w:color w:themeColor="text1" w:themeTint="7F" w:val="808080"/>
@@ -4330,6 +4657,7 @@
     <w:qFormat/>
     <w:rsid w:val="00FC693F"/>
     <w:rPr>
+      <w:rFonts w:eastAsia="黑体"/>
       <w:b/>
       <w:bCs/>
       <w:i/>
@@ -4344,6 +4672,7 @@
     <w:qFormat/>
     <w:rsid w:val="00FC693F"/>
     <w:rPr>
+      <w:rFonts w:eastAsia="黑体"/>
       <w:smallCaps/>
       <w:color w:themeColor="accent2" w:val="C0504D"/>
       <w:u w:val="single"/>
@@ -4356,6 +4685,7 @@
     <w:qFormat/>
     <w:rsid w:val="00FC693F"/>
     <w:rPr>
+      <w:rFonts w:eastAsia="黑体"/>
       <w:b/>
       <w:bCs/>
       <w:smallCaps/>
@@ -4371,6 +4701,7 @@
     <w:qFormat/>
     <w:rsid w:val="00FC693F"/>
     <w:rPr>
+      <w:rFonts w:eastAsia="黑体"/>
       <w:b/>
       <w:bCs/>
       <w:smallCaps/>
@@ -4425,6 +4756,7 @@
       <w:spacing w:after="0" w:line="240" w:lineRule="auto"/>
     </w:pPr>
     <w:rPr>
+      <w:rFonts w:eastAsia="黑体"/>
       <w:color w:themeColor="text1" w:themeShade="BF" w:val="000000"/>
     </w:rPr>
     <w:tblPr>
@@ -4447,6 +4779,7 @@
         <w:spacing w:after="0" w:before="0" w:line="240" w:lineRule="auto"/>
       </w:pPr>
       <w:rPr>
+        <w:rFonts w:eastAsia="黑体"/>
         <w:b/>
         <w:bCs/>
       </w:rPr>
@@ -4467,6 +4800,7 @@
         <w:spacing w:after="0" w:before="0" w:line="240" w:lineRule="auto"/>
       </w:pPr>
       <w:rPr>
+        <w:rFonts w:eastAsia="黑体"/>
         <w:b/>
         <w:bCs/>
       </w:rPr>
@@ -4484,12 +4818,14 @@
     </w:tblStylePr>
     <w:tblStylePr w:type="firstCol">
       <w:rPr>
+        <w:rFonts w:eastAsia="黑体"/>
         <w:b/>
         <w:bCs/>
       </w:rPr>
     </w:tblStylePr>
     <w:tblStylePr w:type="lastCol">
       <w:rPr>
+        <w:rFonts w:eastAsia="黑体"/>
         <w:b/>
         <w:bCs/>
       </w:rPr>
@@ -4528,6 +4864,7 @@
       <w:spacing w:after="0" w:line="240" w:lineRule="auto"/>
     </w:pPr>
     <w:rPr>
+      <w:rFonts w:eastAsia="黑体"/>
       <w:color w:themeColor="accent1" w:themeShade="BF" w:val="365F91"/>
     </w:rPr>
     <w:tblPr>
@@ -4550,6 +4887,7 @@
         <w:spacing w:after="0" w:before="0" w:line="240" w:lineRule="auto"/>
       </w:pPr>
       <w:rPr>
+        <w:rFonts w:eastAsia="黑体"/>
         <w:b/>
         <w:bCs/>
       </w:rPr>
@@ -4570,6 +4908,7 @@
         <w:spacing w:after="0" w:before="0" w:line="240" w:lineRule="auto"/>
       </w:pPr>
       <w:rPr>
+        <w:rFonts w:eastAsia="黑体"/>
         <w:b/>
         <w:bCs/>
       </w:rPr>
@@ -4587,12 +4926,14 @@
     </w:tblStylePr>
     <w:tblStylePr w:type="firstCol">
       <w:rPr>
+        <w:rFonts w:eastAsia="黑体"/>
         <w:b/>
         <w:bCs/>
       </w:rPr>
     </w:tblStylePr>
     <w:tblStylePr w:type="lastCol">
       <w:rPr>
+        <w:rFonts w:eastAsia="黑体"/>
         <w:b/>
         <w:bCs/>
       </w:rPr>
@@ -4631,6 +4972,7 @@
       <w:spacing w:after="0" w:line="240" w:lineRule="auto"/>
     </w:pPr>
     <w:rPr>
+      <w:rFonts w:eastAsia="黑体"/>
       <w:color w:themeColor="accent2" w:themeShade="BF" w:val="943634"/>
     </w:rPr>
     <w:tblPr>
@@ -4653,6 +4995,7 @@
         <w:spacing w:after="0" w:before="0" w:line="240" w:lineRule="auto"/>
       </w:pPr>
       <w:rPr>
+        <w:rFonts w:eastAsia="黑体"/>
         <w:b/>
         <w:bCs/>
       </w:rPr>
@@ -4673,6 +5016,7 @@
         <w:spacing w:after="0" w:before="0" w:line="240" w:lineRule="auto"/>
       </w:pPr>
       <w:rPr>
+        <w:rFonts w:eastAsia="黑体"/>
         <w:b/>
         <w:bCs/>
       </w:rPr>
@@ -4690,12 +5034,14 @@
     </w:tblStylePr>
     <w:tblStylePr w:type="firstCol">
       <w:rPr>
+        <w:rFonts w:eastAsia="黑体"/>
         <w:b/>
         <w:bCs/>
       </w:rPr>
     </w:tblStylePr>
     <w:tblStylePr w:type="lastCol">
       <w:rPr>
+        <w:rFonts w:eastAsia="黑体"/>
         <w:b/>
         <w:bCs/>
       </w:rPr>
@@ -4734,6 +5080,7 @@
       <w:spacing w:after="0" w:line="240" w:lineRule="auto"/>
     </w:pPr>
     <w:rPr>
+      <w:rFonts w:eastAsia="黑体"/>
       <w:color w:themeColor="accent3" w:themeShade="BF" w:val="76923C"/>
     </w:rPr>
     <w:tblPr>
@@ -4756,6 +5103,7 @@
         <w:spacing w:after="0" w:before="0" w:line="240" w:lineRule="auto"/>
       </w:pPr>
       <w:rPr>
+        <w:rFonts w:eastAsia="黑体"/>
         <w:b/>
         <w:bCs/>
       </w:rPr>
@@ -4776,6 +5124,7 @@
         <w:spacing w:after="0" w:before="0" w:line="240" w:lineRule="auto"/>
       </w:pPr>
       <w:rPr>
+        <w:rFonts w:eastAsia="黑体"/>
         <w:b/>
         <w:bCs/>
       </w:rPr>
@@ -4793,12 +5142,14 @@
     </w:tblStylePr>
     <w:tblStylePr w:type="firstCol">
       <w:rPr>
+        <w:rFonts w:eastAsia="黑体"/>
         <w:b/>
         <w:bCs/>
       </w:rPr>
     </w:tblStylePr>
     <w:tblStylePr w:type="lastCol">
       <w:rPr>
+        <w:rFonts w:eastAsia="黑体"/>
         <w:b/>
         <w:bCs/>
       </w:rPr>
@@ -4837,6 +5188,7 @@
       <w:spacing w:after="0" w:line="240" w:lineRule="auto"/>
     </w:pPr>
     <w:rPr>
+      <w:rFonts w:eastAsia="黑体"/>
       <w:color w:themeColor="accent4" w:themeShade="BF" w:val="5F497A"/>
     </w:rPr>
     <w:tblPr>
@@ -4859,6 +5211,7 @@
         <w:spacing w:after="0" w:before="0" w:line="240" w:lineRule="auto"/>
       </w:pPr>
       <w:rPr>
+        <w:rFonts w:eastAsia="黑体"/>
         <w:b/>
         <w:bCs/>
       </w:rPr>
@@ -4879,6 +5232,7 @@
         <w:spacing w:after="0" w:before="0" w:line="240" w:lineRule="auto"/>
       </w:pPr>
       <w:rPr>
+        <w:rFonts w:eastAsia="黑体"/>
         <w:b/>
         <w:bCs/>
       </w:rPr>
@@ -4896,12 +5250,14 @@
     </w:tblStylePr>
     <w:tblStylePr w:type="firstCol">
       <w:rPr>
+        <w:rFonts w:eastAsia="黑体"/>
         <w:b/>
         <w:bCs/>
       </w:rPr>
     </w:tblStylePr>
     <w:tblStylePr w:type="lastCol">
       <w:rPr>
+        <w:rFonts w:eastAsia="黑体"/>
         <w:b/>
         <w:bCs/>
       </w:rPr>
@@ -4940,6 +5296,7 @@
       <w:spacing w:after="0" w:line="240" w:lineRule="auto"/>
     </w:pPr>
     <w:rPr>
+      <w:rFonts w:eastAsia="黑体"/>
       <w:color w:themeColor="accent5" w:themeShade="BF" w:val="31849B"/>
     </w:rPr>
     <w:tblPr>
@@ -4962,6 +5319,7 @@
         <w:spacing w:after="0" w:before="0" w:line="240" w:lineRule="auto"/>
       </w:pPr>
       <w:rPr>
+        <w:rFonts w:eastAsia="黑体"/>
         <w:b/>
         <w:bCs/>
       </w:rPr>
@@ -4982,6 +5340,7 @@
         <w:spacing w:after="0" w:before="0" w:line="240" w:lineRule="auto"/>
       </w:pPr>
       <w:rPr>
+        <w:rFonts w:eastAsia="黑体"/>
         <w:b/>
         <w:bCs/>
       </w:rPr>
@@ -4999,12 +5358,14 @@
     </w:tblStylePr>
     <w:tblStylePr w:type="firstCol">
       <w:rPr>
+        <w:rFonts w:eastAsia="黑体"/>
         <w:b/>
         <w:bCs/>
       </w:rPr>
     </w:tblStylePr>
     <w:tblStylePr w:type="lastCol">
       <w:rPr>
+        <w:rFonts w:eastAsia="黑体"/>
         <w:b/>
         <w:bCs/>
       </w:rPr>
@@ -5043,6 +5404,7 @@
       <w:spacing w:after="0" w:line="240" w:lineRule="auto"/>
     </w:pPr>
     <w:rPr>
+      <w:rFonts w:eastAsia="黑体"/>
       <w:color w:themeColor="accent6" w:themeShade="BF" w:val="E36C0A"/>
     </w:rPr>
     <w:tblPr>
@@ -5065,6 +5427,7 @@
         <w:spacing w:after="0" w:before="0" w:line="240" w:lineRule="auto"/>
       </w:pPr>
       <w:rPr>
+        <w:rFonts w:eastAsia="黑体"/>
         <w:b/>
         <w:bCs/>
       </w:rPr>
@@ -5085,6 +5448,7 @@
         <w:spacing w:after="0" w:before="0" w:line="240" w:lineRule="auto"/>
       </w:pPr>
       <w:rPr>
+        <w:rFonts w:eastAsia="黑体"/>
         <w:b/>
         <w:bCs/>
       </w:rPr>
@@ -5102,12 +5466,14 @@
     </w:tblStylePr>
     <w:tblStylePr w:type="firstCol">
       <w:rPr>
+        <w:rFonts w:eastAsia="黑体"/>
         <w:b/>
         <w:bCs/>
       </w:rPr>
     </w:tblStylePr>
     <w:tblStylePr w:type="lastCol">
       <w:rPr>
+        <w:rFonts w:eastAsia="黑体"/>
         <w:b/>
         <w:bCs/>
       </w:rPr>
@@ -5167,6 +5533,7 @@
         <w:spacing w:after="0" w:before="0" w:line="240" w:lineRule="auto"/>
       </w:pPr>
       <w:rPr>
+        <w:rFonts w:eastAsia="黑体"/>
         <w:b/>
         <w:bCs/>
         <w:color w:themeColor="background1" w:val="FFFFFF"/>
@@ -5181,6 +5548,7 @@
         <w:spacing w:after="0" w:before="0" w:line="240" w:lineRule="auto"/>
       </w:pPr>
       <w:rPr>
+        <w:rFonts w:eastAsia="黑体"/>
         <w:b/>
         <w:bCs/>
       </w:rPr>
@@ -5196,12 +5564,14 @@
     </w:tblStylePr>
     <w:tblStylePr w:type="firstCol">
       <w:rPr>
+        <w:rFonts w:eastAsia="黑体"/>
         <w:b/>
         <w:bCs/>
       </w:rPr>
     </w:tblStylePr>
     <w:tblStylePr w:type="lastCol">
       <w:rPr>
+        <w:rFonts w:eastAsia="黑体"/>
         <w:b/>
         <w:bCs/>
       </w:rPr>
@@ -5259,6 +5629,7 @@
         <w:spacing w:after="0" w:before="0" w:line="240" w:lineRule="auto"/>
       </w:pPr>
       <w:rPr>
+        <w:rFonts w:eastAsia="黑体"/>
         <w:b/>
         <w:bCs/>
         <w:color w:themeColor="background1" w:val="FFFFFF"/>
@@ -5273,6 +5644,7 @@
         <w:spacing w:after="0" w:before="0" w:line="240" w:lineRule="auto"/>
       </w:pPr>
       <w:rPr>
+        <w:rFonts w:eastAsia="黑体"/>
         <w:b/>
         <w:bCs/>
       </w:rPr>
@@ -5288,12 +5660,14 @@
     </w:tblStylePr>
     <w:tblStylePr w:type="firstCol">
       <w:rPr>
+        <w:rFonts w:eastAsia="黑体"/>
         <w:b/>
         <w:bCs/>
       </w:rPr>
     </w:tblStylePr>
     <w:tblStylePr w:type="lastCol">
       <w:rPr>
+        <w:rFonts w:eastAsia="黑体"/>
         <w:b/>
         <w:bCs/>
       </w:rPr>
@@ -5351,6 +5725,7 @@
         <w:spacing w:after="0" w:before="0" w:line="240" w:lineRule="auto"/>
       </w:pPr>
       <w:rPr>
+        <w:rFonts w:eastAsia="黑体"/>
         <w:b/>
         <w:bCs/>
         <w:color w:themeColor="background1" w:val="FFFFFF"/>
@@ -5365,6 +5740,7 @@
         <w:spacing w:after="0" w:before="0" w:line="240" w:lineRule="auto"/>
       </w:pPr>
       <w:rPr>
+        <w:rFonts w:eastAsia="黑体"/>
         <w:b/>
         <w:bCs/>
       </w:rPr>
@@ -5380,12 +5756,14 @@
     </w:tblStylePr>
     <w:tblStylePr w:type="firstCol">
       <w:rPr>
+        <w:rFonts w:eastAsia="黑体"/>
         <w:b/>
         <w:bCs/>
       </w:rPr>
     </w:tblStylePr>
     <w:tblStylePr w:type="lastCol">
       <w:rPr>
+        <w:rFonts w:eastAsia="黑体"/>
         <w:b/>
         <w:bCs/>
       </w:rPr>
@@ -5443,6 +5821,7 @@
         <w:spacing w:after="0" w:before="0" w:line="240" w:lineRule="auto"/>
       </w:pPr>
       <w:rPr>
+        <w:rFonts w:eastAsia="黑体"/>
         <w:b/>
         <w:bCs/>
         <w:color w:themeColor="background1" w:val="FFFFFF"/>
@@ -5457,6 +5836,7 @@
         <w:spacing w:after="0" w:before="0" w:line="240" w:lineRule="auto"/>
       </w:pPr>
       <w:rPr>
+        <w:rFonts w:eastAsia="黑体"/>
         <w:b/>
         <w:bCs/>
       </w:rPr>
@@ -5472,12 +5852,14 @@
     </w:tblStylePr>
     <w:tblStylePr w:type="firstCol">
       <w:rPr>
+        <w:rFonts w:eastAsia="黑体"/>
         <w:b/>
         <w:bCs/>
       </w:rPr>
     </w:tblStylePr>
     <w:tblStylePr w:type="lastCol">
       <w:rPr>
+        <w:rFonts w:eastAsia="黑体"/>
         <w:b/>
         <w:bCs/>
       </w:rPr>
@@ -5535,6 +5917,7 @@
         <w:spacing w:after="0" w:before="0" w:line="240" w:lineRule="auto"/>
       </w:pPr>
       <w:rPr>
+        <w:rFonts w:eastAsia="黑体"/>
         <w:b/>
         <w:bCs/>
         <w:color w:themeColor="background1" w:val="FFFFFF"/>
@@ -5549,6 +5932,7 @@
         <w:spacing w:after="0" w:before="0" w:line="240" w:lineRule="auto"/>
       </w:pPr>
       <w:rPr>
+        <w:rFonts w:eastAsia="黑体"/>
         <w:b/>
         <w:bCs/>
       </w:rPr>
@@ -5564,12 +5948,14 @@
     </w:tblStylePr>
     <w:tblStylePr w:type="firstCol">
       <w:rPr>
+        <w:rFonts w:eastAsia="黑体"/>
         <w:b/>
         <w:bCs/>
       </w:rPr>
     </w:tblStylePr>
     <w:tblStylePr w:type="lastCol">
       <w:rPr>
+        <w:rFonts w:eastAsia="黑体"/>
         <w:b/>
         <w:bCs/>
       </w:rPr>
@@ -5627,6 +6013,7 @@
         <w:spacing w:after="0" w:before="0" w:line="240" w:lineRule="auto"/>
       </w:pPr>
       <w:rPr>
+        <w:rFonts w:eastAsia="黑体"/>
         <w:b/>
         <w:bCs/>
         <w:color w:themeColor="background1" w:val="FFFFFF"/>
@@ -5641,6 +6028,7 @@
         <w:spacing w:after="0" w:before="0" w:line="240" w:lineRule="auto"/>
       </w:pPr>
       <w:rPr>
+        <w:rFonts w:eastAsia="黑体"/>
         <w:b/>
         <w:bCs/>
       </w:rPr>
@@ -5656,12 +6044,14 @@
     </w:tblStylePr>
     <w:tblStylePr w:type="firstCol">
       <w:rPr>
+        <w:rFonts w:eastAsia="黑体"/>
         <w:b/>
         <w:bCs/>
       </w:rPr>
     </w:tblStylePr>
     <w:tblStylePr w:type="lastCol">
       <w:rPr>
+        <w:rFonts w:eastAsia="黑体"/>
         <w:b/>
         <w:bCs/>
       </w:rPr>
@@ -5719,6 +6109,7 @@
         <w:spacing w:after="0" w:before="0" w:line="240" w:lineRule="auto"/>
       </w:pPr>
       <w:rPr>
+        <w:rFonts w:eastAsia="黑体"/>
         <w:b/>
         <w:bCs/>
         <w:color w:themeColor="background1" w:val="FFFFFF"/>
@@ -5733,6 +6124,7 @@
         <w:spacing w:after="0" w:before="0" w:line="240" w:lineRule="auto"/>
       </w:pPr>
       <w:rPr>
+        <w:rFonts w:eastAsia="黑体"/>
         <w:b/>
         <w:bCs/>
       </w:rPr>
@@ -5748,12 +6140,14 @@
     </w:tblStylePr>
     <w:tblStylePr w:type="firstCol">
       <w:rPr>
+        <w:rFonts w:eastAsia="黑体"/>
         <w:b/>
         <w:bCs/>
       </w:rPr>
     </w:tblStylePr>
     <w:tblStylePr w:type="lastCol">
       <w:rPr>
+        <w:rFonts w:eastAsia="黑体"/>
         <w:b/>
         <w:bCs/>
       </w:rPr>
@@ -5813,7 +6207,7 @@
         <w:spacing w:after="0" w:before="0" w:line="240" w:lineRule="auto"/>
       </w:pPr>
       <w:rPr>
-        <w:rFonts w:asciiTheme="majorHAnsi" w:cstheme="majorBidi" w:eastAsiaTheme="majorEastAsia" w:hAnsiTheme="majorHAnsi"/>
+        <w:rFonts w:asciiTheme="majorHAnsi" w:cstheme="majorBidi" w:hAnsiTheme="majorHAnsi" w:eastAsia="黑体"/>
         <w:b/>
         <w:bCs/>
       </w:rPr>
@@ -5834,7 +6228,7 @@
         <w:spacing w:after="0" w:before="0" w:line="240" w:lineRule="auto"/>
       </w:pPr>
       <w:rPr>
-        <w:rFonts w:asciiTheme="majorHAnsi" w:cstheme="majorBidi" w:eastAsiaTheme="majorEastAsia" w:hAnsiTheme="majorHAnsi"/>
+        <w:rFonts w:asciiTheme="majorHAnsi" w:cstheme="majorBidi" w:hAnsiTheme="majorHAnsi" w:eastAsia="黑体"/>
         <w:b/>
         <w:bCs/>
       </w:rPr>
@@ -5852,14 +6246,14 @@
     </w:tblStylePr>
     <w:tblStylePr w:type="firstCol">
       <w:rPr>
-        <w:rFonts w:asciiTheme="majorHAnsi" w:cstheme="majorBidi" w:eastAsiaTheme="majorEastAsia" w:hAnsiTheme="majorHAnsi"/>
+        <w:rFonts w:asciiTheme="majorHAnsi" w:cstheme="majorBidi" w:hAnsiTheme="majorHAnsi" w:eastAsia="黑体"/>
         <w:b/>
         <w:bCs/>
       </w:rPr>
     </w:tblStylePr>
     <w:tblStylePr w:type="lastCol">
       <w:rPr>
-        <w:rFonts w:asciiTheme="majorHAnsi" w:cstheme="majorBidi" w:eastAsiaTheme="majorEastAsia" w:hAnsiTheme="majorHAnsi"/>
+        <w:rFonts w:asciiTheme="majorHAnsi" w:cstheme="majorBidi" w:hAnsiTheme="majorHAnsi" w:eastAsia="黑体"/>
         <w:b/>
         <w:bCs/>
       </w:rPr>
@@ -5943,7 +6337,7 @@
         <w:spacing w:after="0" w:before="0" w:line="240" w:lineRule="auto"/>
       </w:pPr>
       <w:rPr>
-        <w:rFonts w:asciiTheme="majorHAnsi" w:cstheme="majorBidi" w:eastAsiaTheme="majorEastAsia" w:hAnsiTheme="majorHAnsi"/>
+        <w:rFonts w:asciiTheme="majorHAnsi" w:cstheme="majorBidi" w:hAnsiTheme="majorHAnsi" w:eastAsia="黑体"/>
         <w:b/>
         <w:bCs/>
       </w:rPr>
@@ -5964,7 +6358,7 @@
         <w:spacing w:after="0" w:before="0" w:line="240" w:lineRule="auto"/>
       </w:pPr>
       <w:rPr>
-        <w:rFonts w:asciiTheme="majorHAnsi" w:cstheme="majorBidi" w:eastAsiaTheme="majorEastAsia" w:hAnsiTheme="majorHAnsi"/>
+        <w:rFonts w:asciiTheme="majorHAnsi" w:cstheme="majorBidi" w:hAnsiTheme="majorHAnsi" w:eastAsia="黑体"/>
         <w:b/>
         <w:bCs/>
       </w:rPr>
@@ -5982,14 +6376,14 @@
     </w:tblStylePr>
     <w:tblStylePr w:type="firstCol">
       <w:rPr>
-        <w:rFonts w:asciiTheme="majorHAnsi" w:cstheme="majorBidi" w:eastAsiaTheme="majorEastAsia" w:hAnsiTheme="majorHAnsi"/>
+        <w:rFonts w:asciiTheme="majorHAnsi" w:cstheme="majorBidi" w:hAnsiTheme="majorHAnsi" w:eastAsia="黑体"/>
         <w:b/>
         <w:bCs/>
       </w:rPr>
     </w:tblStylePr>
     <w:tblStylePr w:type="lastCol">
       <w:rPr>
-        <w:rFonts w:asciiTheme="majorHAnsi" w:cstheme="majorBidi" w:eastAsiaTheme="majorEastAsia" w:hAnsiTheme="majorHAnsi"/>
+        <w:rFonts w:asciiTheme="majorHAnsi" w:cstheme="majorBidi" w:hAnsiTheme="majorHAnsi" w:eastAsia="黑体"/>
         <w:b/>
         <w:bCs/>
       </w:rPr>
@@ -6073,7 +6467,7 @@
         <w:spacing w:after="0" w:before="0" w:line="240" w:lineRule="auto"/>
       </w:pPr>
       <w:rPr>
-        <w:rFonts w:asciiTheme="majorHAnsi" w:cstheme="majorBidi" w:eastAsiaTheme="majorEastAsia" w:hAnsiTheme="majorHAnsi"/>
+        <w:rFonts w:asciiTheme="majorHAnsi" w:cstheme="majorBidi" w:hAnsiTheme="majorHAnsi" w:eastAsia="黑体"/>
         <w:b/>
         <w:bCs/>
       </w:rPr>
@@ -6094,7 +6488,7 @@
         <w:spacing w:after="0" w:before="0" w:line="240" w:lineRule="auto"/>
       </w:pPr>
       <w:rPr>
-        <w:rFonts w:asciiTheme="majorHAnsi" w:cstheme="majorBidi" w:eastAsiaTheme="majorEastAsia" w:hAnsiTheme="majorHAnsi"/>
+        <w:rFonts w:asciiTheme="majorHAnsi" w:cstheme="majorBidi" w:hAnsiTheme="majorHAnsi" w:eastAsia="黑体"/>
         <w:b/>
         <w:bCs/>
       </w:rPr>
@@ -6112,14 +6506,14 @@
     </w:tblStylePr>
     <w:tblStylePr w:type="firstCol">
       <w:rPr>
-        <w:rFonts w:asciiTheme="majorHAnsi" w:cstheme="majorBidi" w:eastAsiaTheme="majorEastAsia" w:hAnsiTheme="majorHAnsi"/>
+        <w:rFonts w:asciiTheme="majorHAnsi" w:cstheme="majorBidi" w:hAnsiTheme="majorHAnsi" w:eastAsia="黑体"/>
         <w:b/>
         <w:bCs/>
       </w:rPr>
     </w:tblStylePr>
     <w:tblStylePr w:type="lastCol">
       <w:rPr>
-        <w:rFonts w:asciiTheme="majorHAnsi" w:cstheme="majorBidi" w:eastAsiaTheme="majorEastAsia" w:hAnsiTheme="majorHAnsi"/>
+        <w:rFonts w:asciiTheme="majorHAnsi" w:cstheme="majorBidi" w:hAnsiTheme="majorHAnsi" w:eastAsia="黑体"/>
         <w:b/>
         <w:bCs/>
       </w:rPr>
@@ -6203,7 +6597,7 @@
         <w:spacing w:after="0" w:before="0" w:line="240" w:lineRule="auto"/>
       </w:pPr>
       <w:rPr>
-        <w:rFonts w:asciiTheme="majorHAnsi" w:cstheme="majorBidi" w:eastAsiaTheme="majorEastAsia" w:hAnsiTheme="majorHAnsi"/>
+        <w:rFonts w:asciiTheme="majorHAnsi" w:cstheme="majorBidi" w:hAnsiTheme="majorHAnsi" w:eastAsia="黑体"/>
         <w:b/>
         <w:bCs/>
       </w:rPr>
@@ -6224,7 +6618,7 @@
         <w:spacing w:after="0" w:before="0" w:line="240" w:lineRule="auto"/>
       </w:pPr>
       <w:rPr>
-        <w:rFonts w:asciiTheme="majorHAnsi" w:cstheme="majorBidi" w:eastAsiaTheme="majorEastAsia" w:hAnsiTheme="majorHAnsi"/>
+        <w:rFonts w:asciiTheme="majorHAnsi" w:cstheme="majorBidi" w:hAnsiTheme="majorHAnsi" w:eastAsia="黑体"/>
         <w:b/>
         <w:bCs/>
       </w:rPr>
@@ -6242,14 +6636,14 @@
     </w:tblStylePr>
     <w:tblStylePr w:type="firstCol">
       <w:rPr>
-        <w:rFonts w:asciiTheme="majorHAnsi" w:cstheme="majorBidi" w:eastAsiaTheme="majorEastAsia" w:hAnsiTheme="majorHAnsi"/>
+        <w:rFonts w:asciiTheme="majorHAnsi" w:cstheme="majorBidi" w:hAnsiTheme="majorHAnsi" w:eastAsia="黑体"/>
         <w:b/>
         <w:bCs/>
       </w:rPr>
     </w:tblStylePr>
     <w:tblStylePr w:type="lastCol">
       <w:rPr>
-        <w:rFonts w:asciiTheme="majorHAnsi" w:cstheme="majorBidi" w:eastAsiaTheme="majorEastAsia" w:hAnsiTheme="majorHAnsi"/>
+        <w:rFonts w:asciiTheme="majorHAnsi" w:cstheme="majorBidi" w:hAnsiTheme="majorHAnsi" w:eastAsia="黑体"/>
         <w:b/>
         <w:bCs/>
       </w:rPr>
@@ -6333,7 +6727,7 @@
         <w:spacing w:after="0" w:before="0" w:line="240" w:lineRule="auto"/>
       </w:pPr>
       <w:rPr>
-        <w:rFonts w:asciiTheme="majorHAnsi" w:cstheme="majorBidi" w:eastAsiaTheme="majorEastAsia" w:hAnsiTheme="majorHAnsi"/>
+        <w:rFonts w:asciiTheme="majorHAnsi" w:cstheme="majorBidi" w:hAnsiTheme="majorHAnsi" w:eastAsia="黑体"/>
         <w:b/>
         <w:bCs/>
       </w:rPr>
@@ -6354,7 +6748,7 @@
         <w:spacing w:after="0" w:before="0" w:line="240" w:lineRule="auto"/>
       </w:pPr>
       <w:rPr>
-        <w:rFonts w:asciiTheme="majorHAnsi" w:cstheme="majorBidi" w:eastAsiaTheme="majorEastAsia" w:hAnsiTheme="majorHAnsi"/>
+        <w:rFonts w:asciiTheme="majorHAnsi" w:cstheme="majorBidi" w:hAnsiTheme="majorHAnsi" w:eastAsia="黑体"/>
         <w:b/>
         <w:bCs/>
       </w:rPr>
@@ -6372,14 +6766,14 @@
     </w:tblStylePr>
     <w:tblStylePr w:type="firstCol">
       <w:rPr>
-        <w:rFonts w:asciiTheme="majorHAnsi" w:cstheme="majorBidi" w:eastAsiaTheme="majorEastAsia" w:hAnsiTheme="majorHAnsi"/>
+        <w:rFonts w:asciiTheme="majorHAnsi" w:cstheme="majorBidi" w:hAnsiTheme="majorHAnsi" w:eastAsia="黑体"/>
         <w:b/>
         <w:bCs/>
       </w:rPr>
     </w:tblStylePr>
     <w:tblStylePr w:type="lastCol">
       <w:rPr>
-        <w:rFonts w:asciiTheme="majorHAnsi" w:cstheme="majorBidi" w:eastAsiaTheme="majorEastAsia" w:hAnsiTheme="majorHAnsi"/>
+        <w:rFonts w:asciiTheme="majorHAnsi" w:cstheme="majorBidi" w:hAnsiTheme="majorHAnsi" w:eastAsia="黑体"/>
         <w:b/>
         <w:bCs/>
       </w:rPr>
@@ -6463,7 +6857,7 @@
         <w:spacing w:after="0" w:before="0" w:line="240" w:lineRule="auto"/>
       </w:pPr>
       <w:rPr>
-        <w:rFonts w:asciiTheme="majorHAnsi" w:cstheme="majorBidi" w:eastAsiaTheme="majorEastAsia" w:hAnsiTheme="majorHAnsi"/>
+        <w:rFonts w:asciiTheme="majorHAnsi" w:cstheme="majorBidi" w:hAnsiTheme="majorHAnsi" w:eastAsia="黑体"/>
         <w:b/>
         <w:bCs/>
       </w:rPr>
@@ -6484,7 +6878,7 @@
         <w:spacing w:after="0" w:before="0" w:line="240" w:lineRule="auto"/>
       </w:pPr>
       <w:rPr>
-        <w:rFonts w:asciiTheme="majorHAnsi" w:cstheme="majorBidi" w:eastAsiaTheme="majorEastAsia" w:hAnsiTheme="majorHAnsi"/>
+        <w:rFonts w:asciiTheme="majorHAnsi" w:cstheme="majorBidi" w:hAnsiTheme="majorHAnsi" w:eastAsia="黑体"/>
         <w:b/>
         <w:bCs/>
       </w:rPr>
@@ -6502,14 +6896,14 @@
     </w:tblStylePr>
     <w:tblStylePr w:type="firstCol">
       <w:rPr>
-        <w:rFonts w:asciiTheme="majorHAnsi" w:cstheme="majorBidi" w:eastAsiaTheme="majorEastAsia" w:hAnsiTheme="majorHAnsi"/>
+        <w:rFonts w:asciiTheme="majorHAnsi" w:cstheme="majorBidi" w:hAnsiTheme="majorHAnsi" w:eastAsia="黑体"/>
         <w:b/>
         <w:bCs/>
       </w:rPr>
     </w:tblStylePr>
     <w:tblStylePr w:type="lastCol">
       <w:rPr>
-        <w:rFonts w:asciiTheme="majorHAnsi" w:cstheme="majorBidi" w:eastAsiaTheme="majorEastAsia" w:hAnsiTheme="majorHAnsi"/>
+        <w:rFonts w:asciiTheme="majorHAnsi" w:cstheme="majorBidi" w:hAnsiTheme="majorHAnsi" w:eastAsia="黑体"/>
         <w:b/>
         <w:bCs/>
       </w:rPr>
@@ -6593,7 +6987,7 @@
         <w:spacing w:after="0" w:before="0" w:line="240" w:lineRule="auto"/>
       </w:pPr>
       <w:rPr>
-        <w:rFonts w:asciiTheme="majorHAnsi" w:cstheme="majorBidi" w:eastAsiaTheme="majorEastAsia" w:hAnsiTheme="majorHAnsi"/>
+        <w:rFonts w:asciiTheme="majorHAnsi" w:cstheme="majorBidi" w:hAnsiTheme="majorHAnsi" w:eastAsia="黑体"/>
         <w:b/>
         <w:bCs/>
       </w:rPr>
@@ -6614,7 +7008,7 @@
         <w:spacing w:after="0" w:before="0" w:line="240" w:lineRule="auto"/>
       </w:pPr>
       <w:rPr>
-        <w:rFonts w:asciiTheme="majorHAnsi" w:cstheme="majorBidi" w:eastAsiaTheme="majorEastAsia" w:hAnsiTheme="majorHAnsi"/>
+        <w:rFonts w:asciiTheme="majorHAnsi" w:cstheme="majorBidi" w:hAnsiTheme="majorHAnsi" w:eastAsia="黑体"/>
         <w:b/>
         <w:bCs/>
       </w:rPr>
@@ -6632,14 +7026,14 @@
     </w:tblStylePr>
     <w:tblStylePr w:type="firstCol">
       <w:rPr>
-        <w:rFonts w:asciiTheme="majorHAnsi" w:cstheme="majorBidi" w:eastAsiaTheme="majorEastAsia" w:hAnsiTheme="majorHAnsi"/>
+        <w:rFonts w:asciiTheme="majorHAnsi" w:cstheme="majorBidi" w:hAnsiTheme="majorHAnsi" w:eastAsia="黑体"/>
         <w:b/>
         <w:bCs/>
       </w:rPr>
     </w:tblStylePr>
     <w:tblStylePr w:type="lastCol">
       <w:rPr>
-        <w:rFonts w:asciiTheme="majorHAnsi" w:cstheme="majorBidi" w:eastAsiaTheme="majorEastAsia" w:hAnsiTheme="majorHAnsi"/>
+        <w:rFonts w:asciiTheme="majorHAnsi" w:cstheme="majorBidi" w:hAnsiTheme="majorHAnsi" w:eastAsia="黑体"/>
         <w:b/>
         <w:bCs/>
       </w:rPr>
@@ -6722,6 +7116,7 @@
         <w:spacing w:after="0" w:before="0" w:line="240" w:lineRule="auto"/>
       </w:pPr>
       <w:rPr>
+        <w:rFonts w:eastAsia="黑体"/>
         <w:b/>
         <w:bCs/>
         <w:color w:themeColor="background1" w:val="FFFFFF"/>
@@ -6744,6 +7139,7 @@
         <w:spacing w:after="0" w:before="0" w:line="240" w:lineRule="auto"/>
       </w:pPr>
       <w:rPr>
+        <w:rFonts w:eastAsia="黑体"/>
         <w:b/>
         <w:bCs/>
       </w:rPr>
@@ -6761,12 +7157,14 @@
     </w:tblStylePr>
     <w:tblStylePr w:type="firstCol">
       <w:rPr>
+        <w:rFonts w:eastAsia="黑体"/>
         <w:b/>
         <w:bCs/>
       </w:rPr>
     </w:tblStylePr>
     <w:tblStylePr w:type="lastCol">
       <w:rPr>
+        <w:rFonts w:eastAsia="黑体"/>
         <w:b/>
         <w:bCs/>
       </w:rPr>
@@ -6828,6 +7226,7 @@
         <w:spacing w:after="0" w:before="0" w:line="240" w:lineRule="auto"/>
       </w:pPr>
       <w:rPr>
+        <w:rFonts w:eastAsia="黑体"/>
         <w:b/>
         <w:bCs/>
         <w:color w:themeColor="background1" w:val="FFFFFF"/>
@@ -6850,6 +7249,7 @@
         <w:spacing w:after="0" w:before="0" w:line="240" w:lineRule="auto"/>
       </w:pPr>
       <w:rPr>
+        <w:rFonts w:eastAsia="黑体"/>
         <w:b/>
         <w:bCs/>
       </w:rPr>
@@ -6867,12 +7267,14 @@
     </w:tblStylePr>
     <w:tblStylePr w:type="firstCol">
       <w:rPr>
+        <w:rFonts w:eastAsia="黑体"/>
         <w:b/>
         <w:bCs/>
       </w:rPr>
     </w:tblStylePr>
     <w:tblStylePr w:type="lastCol">
       <w:rPr>
+        <w:rFonts w:eastAsia="黑体"/>
         <w:b/>
         <w:bCs/>
       </w:rPr>
@@ -6934,6 +7336,7 @@
         <w:spacing w:after="0" w:before="0" w:line="240" w:lineRule="auto"/>
       </w:pPr>
       <w:rPr>
+        <w:rFonts w:eastAsia="黑体"/>
         <w:b/>
         <w:bCs/>
         <w:color w:themeColor="background1" w:val="FFFFFF"/>
@@ -6956,6 +7359,7 @@
         <w:spacing w:after="0" w:before="0" w:line="240" w:lineRule="auto"/>
       </w:pPr>
       <w:rPr>
+        <w:rFonts w:eastAsia="黑体"/>
         <w:b/>
         <w:bCs/>
       </w:rPr>
@@ -6973,12 +7377,14 @@
     </w:tblStylePr>
     <w:tblStylePr w:type="firstCol">
       <w:rPr>
+        <w:rFonts w:eastAsia="黑体"/>
         <w:b/>
         <w:bCs/>
       </w:rPr>
     </w:tblStylePr>
     <w:tblStylePr w:type="lastCol">
       <w:rPr>
+        <w:rFonts w:eastAsia="黑体"/>
         <w:b/>
         <w:bCs/>
       </w:rPr>
@@ -7040,6 +7446,7 @@
         <w:spacing w:after="0" w:before="0" w:line="240" w:lineRule="auto"/>
       </w:pPr>
       <w:rPr>
+        <w:rFonts w:eastAsia="黑体"/>
         <w:b/>
         <w:bCs/>
         <w:color w:themeColor="background1" w:val="FFFFFF"/>
@@ -7062,6 +7469,7 @@
         <w:spacing w:after="0" w:before="0" w:line="240" w:lineRule="auto"/>
       </w:pPr>
       <w:rPr>
+        <w:rFonts w:eastAsia="黑体"/>
         <w:b/>
         <w:bCs/>
       </w:rPr>
@@ -7079,12 +7487,14 @@
     </w:tblStylePr>
     <w:tblStylePr w:type="firstCol">
       <w:rPr>
+        <w:rFonts w:eastAsia="黑体"/>
         <w:b/>
         <w:bCs/>
       </w:rPr>
     </w:tblStylePr>
     <w:tblStylePr w:type="lastCol">
       <w:rPr>
+        <w:rFonts w:eastAsia="黑体"/>
         <w:b/>
         <w:bCs/>
       </w:rPr>
@@ -7146,6 +7556,7 @@
         <w:spacing w:after="0" w:before="0" w:line="240" w:lineRule="auto"/>
       </w:pPr>
       <w:rPr>
+        <w:rFonts w:eastAsia="黑体"/>
         <w:b/>
         <w:bCs/>
         <w:color w:themeColor="background1" w:val="FFFFFF"/>
@@ -7168,6 +7579,7 @@
         <w:spacing w:after="0" w:before="0" w:line="240" w:lineRule="auto"/>
       </w:pPr>
       <w:rPr>
+        <w:rFonts w:eastAsia="黑体"/>
         <w:b/>
         <w:bCs/>
       </w:rPr>
@@ -7185,12 +7597,14 @@
     </w:tblStylePr>
     <w:tblStylePr w:type="firstCol">
       <w:rPr>
+        <w:rFonts w:eastAsia="黑体"/>
         <w:b/>
         <w:bCs/>
       </w:rPr>
     </w:tblStylePr>
     <w:tblStylePr w:type="lastCol">
       <w:rPr>
+        <w:rFonts w:eastAsia="黑体"/>
         <w:b/>
         <w:bCs/>
       </w:rPr>
@@ -7252,6 +7666,7 @@
         <w:spacing w:after="0" w:before="0" w:line="240" w:lineRule="auto"/>
       </w:pPr>
       <w:rPr>
+        <w:rFonts w:eastAsia="黑体"/>
         <w:b/>
         <w:bCs/>
         <w:color w:themeColor="background1" w:val="FFFFFF"/>
@@ -7274,6 +7689,7 @@
         <w:spacing w:after="0" w:before="0" w:line="240" w:lineRule="auto"/>
       </w:pPr>
       <w:rPr>
+        <w:rFonts w:eastAsia="黑体"/>
         <w:b/>
         <w:bCs/>
       </w:rPr>
@@ -7291,12 +7707,14 @@
     </w:tblStylePr>
     <w:tblStylePr w:type="firstCol">
       <w:rPr>
+        <w:rFonts w:eastAsia="黑体"/>
         <w:b/>
         <w:bCs/>
       </w:rPr>
     </w:tblStylePr>
     <w:tblStylePr w:type="lastCol">
       <w:rPr>
+        <w:rFonts w:eastAsia="黑体"/>
         <w:b/>
         <w:bCs/>
       </w:rPr>
@@ -7358,6 +7776,7 @@
         <w:spacing w:after="0" w:before="0" w:line="240" w:lineRule="auto"/>
       </w:pPr>
       <w:rPr>
+        <w:rFonts w:eastAsia="黑体"/>
         <w:b/>
         <w:bCs/>
         <w:color w:themeColor="background1" w:val="FFFFFF"/>
@@ -7380,6 +7799,7 @@
         <w:spacing w:after="0" w:before="0" w:line="240" w:lineRule="auto"/>
       </w:pPr>
       <w:rPr>
+        <w:rFonts w:eastAsia="黑体"/>
         <w:b/>
         <w:bCs/>
       </w:rPr>
@@ -7397,12 +7817,14 @@
     </w:tblStylePr>
     <w:tblStylePr w:type="firstCol">
       <w:rPr>
+        <w:rFonts w:eastAsia="黑体"/>
         <w:b/>
         <w:bCs/>
       </w:rPr>
     </w:tblStylePr>
     <w:tblStylePr w:type="lastCol">
       <w:rPr>
+        <w:rFonts w:eastAsia="黑体"/>
         <w:b/>
         <w:bCs/>
       </w:rPr>
@@ -7461,6 +7883,7 @@
         <w:spacing w:after="0" w:before="0" w:line="240" w:lineRule="auto"/>
       </w:pPr>
       <w:rPr>
+        <w:rFonts w:eastAsia="黑体"/>
         <w:b/>
         <w:bCs/>
         <w:color w:themeColor="background1" w:val="FFFFFF"/>
@@ -7483,6 +7906,7 @@
         <w:spacing w:after="0" w:before="0" w:line="240" w:lineRule="auto"/>
       </w:pPr>
       <w:rPr>
+        <w:rFonts w:eastAsia="黑体"/>
         <w:color w:val="auto"/>
       </w:rPr>
       <w:tblPr/>
@@ -7500,6 +7924,7 @@
     </w:tblStylePr>
     <w:tblStylePr w:type="firstCol">
       <w:rPr>
+        <w:rFonts w:eastAsia="黑体"/>
         <w:b/>
         <w:bCs/>
         <w:color w:themeColor="background1" w:val="FFFFFF"/>
@@ -7519,6 +7944,7 @@
     </w:tblStylePr>
     <w:tblStylePr w:type="lastCol">
       <w:rPr>
+        <w:rFonts w:eastAsia="黑体"/>
         <w:b/>
         <w:bCs/>
         <w:color w:themeColor="background1" w:val="FFFFFF"/>
@@ -7567,6 +7993,7 @@
     </w:tblStylePr>
     <w:tblStylePr w:type="nwCell">
       <w:rPr>
+        <w:rFonts w:eastAsia="黑体"/>
         <w:color w:themeColor="background1" w:val="FFFFFF"/>
       </w:rPr>
       <w:tblPr/>
@@ -7610,6 +8037,7 @@
         <w:spacing w:after="0" w:before="0" w:line="240" w:lineRule="auto"/>
       </w:pPr>
       <w:rPr>
+        <w:rFonts w:eastAsia="黑体"/>
         <w:b/>
         <w:bCs/>
         <w:color w:themeColor="background1" w:val="FFFFFF"/>
@@ -7632,6 +8060,7 @@
         <w:spacing w:after="0" w:before="0" w:line="240" w:lineRule="auto"/>
       </w:pPr>
       <w:rPr>
+        <w:rFonts w:eastAsia="黑体"/>
         <w:color w:val="auto"/>
       </w:rPr>
       <w:tblPr/>
@@ -7649,6 +8078,7 @@
     </w:tblStylePr>
     <w:tblStylePr w:type="firstCol">
       <w:rPr>
+        <w:rFonts w:eastAsia="黑体"/>
         <w:b/>
         <w:bCs/>
         <w:color w:themeColor="background1" w:val="FFFFFF"/>
@@ -7668,6 +8098,7 @@
     </w:tblStylePr>
     <w:tblStylePr w:type="lastCol">
       <w:rPr>
+        <w:rFonts w:eastAsia="黑体"/>
         <w:b/>
         <w:bCs/>
         <w:color w:themeColor="background1" w:val="FFFFFF"/>
@@ -7716,6 +8147,7 @@
     </w:tblStylePr>
     <w:tblStylePr w:type="nwCell">
       <w:rPr>
+        <w:rFonts w:eastAsia="黑体"/>
         <w:color w:themeColor="background1" w:val="FFFFFF"/>
       </w:rPr>
       <w:tblPr/>
@@ -7759,6 +8191,7 @@
         <w:spacing w:after="0" w:before="0" w:line="240" w:lineRule="auto"/>
       </w:pPr>
       <w:rPr>
+        <w:rFonts w:eastAsia="黑体"/>
         <w:b/>
         <w:bCs/>
         <w:color w:themeColor="background1" w:val="FFFFFF"/>
@@ -7781,6 +8214,7 @@
         <w:spacing w:after="0" w:before="0" w:line="240" w:lineRule="auto"/>
       </w:pPr>
       <w:rPr>
+        <w:rFonts w:eastAsia="黑体"/>
         <w:color w:val="auto"/>
       </w:rPr>
       <w:tblPr/>
@@ -7798,6 +8232,7 @@
     </w:tblStylePr>
     <w:tblStylePr w:type="firstCol">
       <w:rPr>
+        <w:rFonts w:eastAsia="黑体"/>
         <w:b/>
         <w:bCs/>
         <w:color w:themeColor="background1" w:val="FFFFFF"/>
@@ -7817,6 +8252,7 @@
     </w:tblStylePr>
     <w:tblStylePr w:type="lastCol">
       <w:rPr>
+        <w:rFonts w:eastAsia="黑体"/>
         <w:b/>
         <w:bCs/>
         <w:color w:themeColor="background1" w:val="FFFFFF"/>
@@ -7865,6 +8301,7 @@
     </w:tblStylePr>
     <w:tblStylePr w:type="nwCell">
       <w:rPr>
+        <w:rFonts w:eastAsia="黑体"/>
         <w:color w:themeColor="background1" w:val="FFFFFF"/>
       </w:rPr>
       <w:tblPr/>
@@ -7908,6 +8345,7 @@
         <w:spacing w:after="0" w:before="0" w:line="240" w:lineRule="auto"/>
       </w:pPr>
       <w:rPr>
+        <w:rFonts w:eastAsia="黑体"/>
         <w:b/>
         <w:bCs/>
         <w:color w:themeColor="background1" w:val="FFFFFF"/>
@@ -7930,6 +8368,7 @@
         <w:spacing w:after="0" w:before="0" w:line="240" w:lineRule="auto"/>
       </w:pPr>
       <w:rPr>
+        <w:rFonts w:eastAsia="黑体"/>
         <w:color w:val="auto"/>
       </w:rPr>
       <w:tblPr/>
@@ -7947,6 +8386,7 @@
     </w:tblStylePr>
     <w:tblStylePr w:type="firstCol">
       <w:rPr>
+        <w:rFonts w:eastAsia="黑体"/>
         <w:b/>
         <w:bCs/>
         <w:color w:themeColor="background1" w:val="FFFFFF"/>
@@ -7966,6 +8406,7 @@
     </w:tblStylePr>
     <w:tblStylePr w:type="lastCol">
       <w:rPr>
+        <w:rFonts w:eastAsia="黑体"/>
         <w:b/>
         <w:bCs/>
         <w:color w:themeColor="background1" w:val="FFFFFF"/>
@@ -8014,6 +8455,7 @@
     </w:tblStylePr>
     <w:tblStylePr w:type="nwCell">
       <w:rPr>
+        <w:rFonts w:eastAsia="黑体"/>
         <w:color w:themeColor="background1" w:val="FFFFFF"/>
       </w:rPr>
       <w:tblPr/>
@@ -8057,6 +8499,7 @@
         <w:spacing w:after="0" w:before="0" w:line="240" w:lineRule="auto"/>
       </w:pPr>
       <w:rPr>
+        <w:rFonts w:eastAsia="黑体"/>
         <w:b/>
         <w:bCs/>
         <w:color w:themeColor="background1" w:val="FFFFFF"/>
@@ -8079,6 +8522,7 @@
         <w:spacing w:after="0" w:before="0" w:line="240" w:lineRule="auto"/>
       </w:pPr>
       <w:rPr>
+        <w:rFonts w:eastAsia="黑体"/>
         <w:color w:val="auto"/>
       </w:rPr>
       <w:tblPr/>
@@ -8096,6 +8540,7 @@
     </w:tblStylePr>
     <w:tblStylePr w:type="firstCol">
       <w:rPr>
+        <w:rFonts w:eastAsia="黑体"/>
         <w:b/>
         <w:bCs/>
         <w:color w:themeColor="background1" w:val="FFFFFF"/>
@@ -8115,6 +8560,7 @@
     </w:tblStylePr>
     <w:tblStylePr w:type="lastCol">
       <w:rPr>
+        <w:rFonts w:eastAsia="黑体"/>
         <w:b/>
         <w:bCs/>
         <w:color w:themeColor="background1" w:val="FFFFFF"/>
@@ -8163,6 +8609,7 @@
     </w:tblStylePr>
     <w:tblStylePr w:type="nwCell">
       <w:rPr>
+        <w:rFonts w:eastAsia="黑体"/>
         <w:color w:themeColor="background1" w:val="FFFFFF"/>
       </w:rPr>
       <w:tblPr/>
@@ -8206,6 +8653,7 @@
         <w:spacing w:after="0" w:before="0" w:line="240" w:lineRule="auto"/>
       </w:pPr>
       <w:rPr>
+        <w:rFonts w:eastAsia="黑体"/>
         <w:b/>
         <w:bCs/>
         <w:color w:themeColor="background1" w:val="FFFFFF"/>
@@ -8228,6 +8676,7 @@
         <w:spacing w:after="0" w:before="0" w:line="240" w:lineRule="auto"/>
       </w:pPr>
       <w:rPr>
+        <w:rFonts w:eastAsia="黑体"/>
         <w:color w:val="auto"/>
       </w:rPr>
       <w:tblPr/>
@@ -8245,6 +8694,7 @@
     </w:tblStylePr>
     <w:tblStylePr w:type="firstCol">
       <w:rPr>
+        <w:rFonts w:eastAsia="黑体"/>
         <w:b/>
         <w:bCs/>
         <w:color w:themeColor="background1" w:val="FFFFFF"/>
@@ -8264,6 +8714,7 @@
     </w:tblStylePr>
     <w:tblStylePr w:type="lastCol">
       <w:rPr>
+        <w:rFonts w:eastAsia="黑体"/>
         <w:b/>
         <w:bCs/>
         <w:color w:themeColor="background1" w:val="FFFFFF"/>
@@ -8312,6 +8763,7 @@
     </w:tblStylePr>
     <w:tblStylePr w:type="nwCell">
       <w:rPr>
+        <w:rFonts w:eastAsia="黑体"/>
         <w:color w:themeColor="background1" w:val="FFFFFF"/>
       </w:rPr>
       <w:tblPr/>
@@ -8355,6 +8807,7 @@
         <w:spacing w:after="0" w:before="0" w:line="240" w:lineRule="auto"/>
       </w:pPr>
       <w:rPr>
+        <w:rFonts w:eastAsia="黑体"/>
         <w:b/>
         <w:bCs/>
         <w:color w:themeColor="background1" w:val="FFFFFF"/>
@@ -8377,6 +8830,7 @@
         <w:spacing w:after="0" w:before="0" w:line="240" w:lineRule="auto"/>
       </w:pPr>
       <w:rPr>
+        <w:rFonts w:eastAsia="黑体"/>
         <w:color w:val="auto"/>
       </w:rPr>
       <w:tblPr/>
@@ -8394,6 +8848,7 @@
     </w:tblStylePr>
     <w:tblStylePr w:type="firstCol">
       <w:rPr>
+        <w:rFonts w:eastAsia="黑体"/>
         <w:b/>
         <w:bCs/>
         <w:color w:themeColor="background1" w:val="FFFFFF"/>
@@ -8413,6 +8868,7 @@
     </w:tblStylePr>
     <w:tblStylePr w:type="lastCol">
       <w:rPr>
+        <w:rFonts w:eastAsia="黑体"/>
         <w:b/>
         <w:bCs/>
         <w:color w:themeColor="background1" w:val="FFFFFF"/>
@@ -8461,6 +8917,7 @@
     </w:tblStylePr>
     <w:tblStylePr w:type="nwCell">
       <w:rPr>
+        <w:rFonts w:eastAsia="黑体"/>
         <w:color w:themeColor="background1" w:val="FFFFFF"/>
       </w:rPr>
       <w:tblPr/>
@@ -8485,6 +8942,7 @@
       <w:spacing w:after="0" w:line="240" w:lineRule="auto"/>
     </w:pPr>
     <w:rPr>
+      <w:rFonts w:eastAsia="黑体"/>
       <w:color w:themeColor="text1" w:val="000000"/>
     </w:rPr>
     <w:tblPr>
@@ -8504,7 +8962,7 @@
     </w:tblPr>
     <w:tblStylePr w:type="firstRow">
       <w:rPr>
-        <w:rFonts w:asciiTheme="majorHAnsi" w:cstheme="majorBidi" w:eastAsiaTheme="majorEastAsia" w:hAnsiTheme="majorHAnsi"/>
+        <w:rFonts w:asciiTheme="majorHAnsi" w:cstheme="majorBidi" w:hAnsiTheme="majorHAnsi" w:eastAsia="黑体"/>
       </w:rPr>
       <w:tblPr/>
       <w:tcPr>
@@ -8516,6 +8974,7 @@
     </w:tblStylePr>
     <w:tblStylePr w:type="lastRow">
       <w:rPr>
+        <w:rFonts w:eastAsia="黑体"/>
         <w:b/>
         <w:bCs/>
         <w:color w:themeColor="text2" w:val="1F497D"/>
@@ -8530,12 +8989,14 @@
     </w:tblStylePr>
     <w:tblStylePr w:type="firstCol">
       <w:rPr>
+        <w:rFonts w:eastAsia="黑体"/>
         <w:b/>
         <w:bCs/>
       </w:rPr>
     </w:tblStylePr>
     <w:tblStylePr w:type="lastCol">
       <w:rPr>
+        <w:rFonts w:eastAsia="黑体"/>
         <w:b/>
         <w:bCs/>
       </w:rPr>
@@ -8569,6 +9030,7 @@
       <w:spacing w:after="0" w:line="240" w:lineRule="auto"/>
     </w:pPr>
     <w:rPr>
+      <w:rFonts w:eastAsia="黑体"/>
       <w:color w:themeColor="text1" w:val="000000"/>
     </w:rPr>
     <w:tblPr>
@@ -8588,7 +9050,7 @@
     </w:tblPr>
     <w:tblStylePr w:type="firstRow">
       <w:rPr>
-        <w:rFonts w:asciiTheme="majorHAnsi" w:cstheme="majorBidi" w:eastAsiaTheme="majorEastAsia" w:hAnsiTheme="majorHAnsi"/>
+        <w:rFonts w:asciiTheme="majorHAnsi" w:cstheme="majorBidi" w:hAnsiTheme="majorHAnsi" w:eastAsia="黑体"/>
       </w:rPr>
       <w:tblPr/>
       <w:tcPr>
@@ -8600,6 +9062,7 @@
     </w:tblStylePr>
     <w:tblStylePr w:type="lastRow">
       <w:rPr>
+        <w:rFonts w:eastAsia="黑体"/>
         <w:b/>
         <w:bCs/>
         <w:color w:themeColor="text2" w:val="1F497D"/>
@@ -8614,12 +9077,14 @@
     </w:tblStylePr>
     <w:tblStylePr w:type="firstCol">
       <w:rPr>
+        <w:rFonts w:eastAsia="黑体"/>
         <w:b/>
         <w:bCs/>
       </w:rPr>
     </w:tblStylePr>
     <w:tblStylePr w:type="lastCol">
       <w:rPr>
+        <w:rFonts w:eastAsia="黑体"/>
         <w:b/>
         <w:bCs/>
       </w:rPr>
@@ -8653,6 +9118,7 @@
       <w:spacing w:after="0" w:line="240" w:lineRule="auto"/>
     </w:pPr>
     <w:rPr>
+      <w:rFonts w:eastAsia="黑体"/>
       <w:color w:themeColor="text1" w:val="000000"/>
     </w:rPr>
     <w:tblPr>
@@ -8672,7 +9138,7 @@
     </w:tblPr>
     <w:tblStylePr w:type="firstRow">
       <w:rPr>
-        <w:rFonts w:asciiTheme="majorHAnsi" w:cstheme="majorBidi" w:eastAsiaTheme="majorEastAsia" w:hAnsiTheme="majorHAnsi"/>
+        <w:rFonts w:asciiTheme="majorHAnsi" w:cstheme="majorBidi" w:hAnsiTheme="majorHAnsi" w:eastAsia="黑体"/>
       </w:rPr>
       <w:tblPr/>
       <w:tcPr>
@@ -8684,6 +9150,7 @@
     </w:tblStylePr>
     <w:tblStylePr w:type="lastRow">
       <w:rPr>
+        <w:rFonts w:eastAsia="黑体"/>
         <w:b/>
         <w:bCs/>
         <w:color w:themeColor="text2" w:val="1F497D"/>
@@ -8698,12 +9165,14 @@
     </w:tblStylePr>
     <w:tblStylePr w:type="firstCol">
       <w:rPr>
+        <w:rFonts w:eastAsia="黑体"/>
         <w:b/>
         <w:bCs/>
       </w:rPr>
     </w:tblStylePr>
     <w:tblStylePr w:type="lastCol">
       <w:rPr>
+        <w:rFonts w:eastAsia="黑体"/>
         <w:b/>
         <w:bCs/>
       </w:rPr>
@@ -8737,6 +9206,7 @@
       <w:spacing w:after="0" w:line="240" w:lineRule="auto"/>
     </w:pPr>
     <w:rPr>
+      <w:rFonts w:eastAsia="黑体"/>
       <w:color w:themeColor="text1" w:val="000000"/>
     </w:rPr>
     <w:tblPr>
@@ -8756,7 +9226,7 @@
     </w:tblPr>
     <w:tblStylePr w:type="firstRow">
       <w:rPr>
-        <w:rFonts w:asciiTheme="majorHAnsi" w:cstheme="majorBidi" w:eastAsiaTheme="majorEastAsia" w:hAnsiTheme="majorHAnsi"/>
+        <w:rFonts w:asciiTheme="majorHAnsi" w:cstheme="majorBidi" w:hAnsiTheme="majorHAnsi" w:eastAsia="黑体"/>
       </w:rPr>
       <w:tblPr/>
       <w:tcPr>
@@ -8768,6 +9238,7 @@
     </w:tblStylePr>
     <w:tblStylePr w:type="lastRow">
       <w:rPr>
+        <w:rFonts w:eastAsia="黑体"/>
         <w:b/>
         <w:bCs/>
         <w:color w:themeColor="text2" w:val="1F497D"/>
@@ -8782,12 +9253,14 @@
     </w:tblStylePr>
     <w:tblStylePr w:type="firstCol">
       <w:rPr>
+        <w:rFonts w:eastAsia="黑体"/>
         <w:b/>
         <w:bCs/>
       </w:rPr>
     </w:tblStylePr>
     <w:tblStylePr w:type="lastCol">
       <w:rPr>
+        <w:rFonts w:eastAsia="黑体"/>
         <w:b/>
         <w:bCs/>
       </w:rPr>
@@ -8821,6 +9294,7 @@
       <w:spacing w:after="0" w:line="240" w:lineRule="auto"/>
     </w:pPr>
     <w:rPr>
+      <w:rFonts w:eastAsia="黑体"/>
       <w:color w:themeColor="text1" w:val="000000"/>
     </w:rPr>
     <w:tblPr>
@@ -8840,7 +9314,7 @@
     </w:tblPr>
     <w:tblStylePr w:type="firstRow">
       <w:rPr>
-        <w:rFonts w:asciiTheme="majorHAnsi" w:cstheme="majorBidi" w:eastAsiaTheme="majorEastAsia" w:hAnsiTheme="majorHAnsi"/>
+        <w:rFonts w:asciiTheme="majorHAnsi" w:cstheme="majorBidi" w:hAnsiTheme="majorHAnsi" w:eastAsia="黑体"/>
       </w:rPr>
       <w:tblPr/>
       <w:tcPr>
@@ -8852,6 +9326,7 @@
     </w:tblStylePr>
     <w:tblStylePr w:type="lastRow">
       <w:rPr>
+        <w:rFonts w:eastAsia="黑体"/>
         <w:b/>
         <w:bCs/>
         <w:color w:themeColor="text2" w:val="1F497D"/>
@@ -8866,12 +9341,14 @@
     </w:tblStylePr>
     <w:tblStylePr w:type="firstCol">
       <w:rPr>
+        <w:rFonts w:eastAsia="黑体"/>
         <w:b/>
         <w:bCs/>
       </w:rPr>
     </w:tblStylePr>
     <w:tblStylePr w:type="lastCol">
       <w:rPr>
+        <w:rFonts w:eastAsia="黑体"/>
         <w:b/>
         <w:bCs/>
       </w:rPr>
@@ -8905,6 +9382,7 @@
       <w:spacing w:after="0" w:line="240" w:lineRule="auto"/>
     </w:pPr>
     <w:rPr>
+      <w:rFonts w:eastAsia="黑体"/>
       <w:color w:themeColor="text1" w:val="000000"/>
     </w:rPr>
     <w:tblPr>
@@ -8924,7 +9402,7 @@
     </w:tblPr>
     <w:tblStylePr w:type="firstRow">
       <w:rPr>
-        <w:rFonts w:asciiTheme="majorHAnsi" w:cstheme="majorBidi" w:eastAsiaTheme="majorEastAsia" w:hAnsiTheme="majorHAnsi"/>
+        <w:rFonts w:asciiTheme="majorHAnsi" w:cstheme="majorBidi" w:hAnsiTheme="majorHAnsi" w:eastAsia="黑体"/>
       </w:rPr>
       <w:tblPr/>
       <w:tcPr>
@@ -8936,6 +9414,7 @@
     </w:tblStylePr>
     <w:tblStylePr w:type="lastRow">
       <w:rPr>
+        <w:rFonts w:eastAsia="黑体"/>
         <w:b/>
         <w:bCs/>
         <w:color w:themeColor="text2" w:val="1F497D"/>
@@ -8950,12 +9429,14 @@
     </w:tblStylePr>
     <w:tblStylePr w:type="firstCol">
       <w:rPr>
+        <w:rFonts w:eastAsia="黑体"/>
         <w:b/>
         <w:bCs/>
       </w:rPr>
     </w:tblStylePr>
     <w:tblStylePr w:type="lastCol">
       <w:rPr>
+        <w:rFonts w:eastAsia="黑体"/>
         <w:b/>
         <w:bCs/>
       </w:rPr>
@@ -8989,6 +9470,7 @@
       <w:spacing w:after="0" w:line="240" w:lineRule="auto"/>
     </w:pPr>
     <w:rPr>
+      <w:rFonts w:eastAsia="黑体"/>
       <w:color w:themeColor="text1" w:val="000000"/>
     </w:rPr>
     <w:tblPr>
@@ -9008,7 +9490,7 @@
     </w:tblPr>
     <w:tblStylePr w:type="firstRow">
       <w:rPr>
-        <w:rFonts w:asciiTheme="majorHAnsi" w:cstheme="majorBidi" w:eastAsiaTheme="majorEastAsia" w:hAnsiTheme="majorHAnsi"/>
+        <w:rFonts w:asciiTheme="majorHAnsi" w:cstheme="majorBidi" w:hAnsiTheme="majorHAnsi" w:eastAsia="黑体"/>
       </w:rPr>
       <w:tblPr/>
       <w:tcPr>
@@ -9020,6 +9502,7 @@
     </w:tblStylePr>
     <w:tblStylePr w:type="lastRow">
       <w:rPr>
+        <w:rFonts w:eastAsia="黑体"/>
         <w:b/>
         <w:bCs/>
         <w:color w:themeColor="text2" w:val="1F497D"/>
@@ -9034,12 +9517,14 @@
     </w:tblStylePr>
     <w:tblStylePr w:type="firstCol">
       <w:rPr>
+        <w:rFonts w:eastAsia="黑体"/>
         <w:b/>
         <w:bCs/>
       </w:rPr>
     </w:tblStylePr>
     <w:tblStylePr w:type="lastCol">
       <w:rPr>
+        <w:rFonts w:eastAsia="黑体"/>
         <w:b/>
         <w:bCs/>
       </w:rPr>
@@ -9073,7 +9558,7 @@
       <w:spacing w:after="0" w:line="240" w:lineRule="auto"/>
     </w:pPr>
     <w:rPr>
-      <w:rFonts w:asciiTheme="majorHAnsi" w:cstheme="majorBidi" w:eastAsiaTheme="majorEastAsia" w:hAnsiTheme="majorHAnsi"/>
+      <w:rFonts w:asciiTheme="majorHAnsi" w:cstheme="majorBidi" w:hAnsiTheme="majorHAnsi" w:eastAsia="黑体"/>
       <w:color w:themeColor="text1" w:val="000000"/>
     </w:rPr>
     <w:tblPr>
@@ -9095,6 +9580,7 @@
     </w:tblPr>
     <w:tblStylePr w:type="firstRow">
       <w:rPr>
+        <w:rFonts w:eastAsia="黑体"/>
         <w:sz w:val="24"/>
         <w:szCs w:val="24"/>
       </w:rPr>
@@ -9201,7 +9687,7 @@
       <w:spacing w:after="0" w:line="240" w:lineRule="auto"/>
     </w:pPr>
     <w:rPr>
-      <w:rFonts w:asciiTheme="majorHAnsi" w:cstheme="majorBidi" w:eastAsiaTheme="majorEastAsia" w:hAnsiTheme="majorHAnsi"/>
+      <w:rFonts w:asciiTheme="majorHAnsi" w:cstheme="majorBidi" w:hAnsiTheme="majorHAnsi" w:eastAsia="黑体"/>
       <w:color w:themeColor="text1" w:val="000000"/>
     </w:rPr>
     <w:tblPr>
@@ -9223,6 +9709,7 @@
     </w:tblPr>
     <w:tblStylePr w:type="firstRow">
       <w:rPr>
+        <w:rFonts w:eastAsia="黑体"/>
         <w:sz w:val="24"/>
         <w:szCs w:val="24"/>
       </w:rPr>
@@ -9329,7 +9816,7 @@
       <w:spacing w:after="0" w:line="240" w:lineRule="auto"/>
     </w:pPr>
     <w:rPr>
-      <w:rFonts w:asciiTheme="majorHAnsi" w:cstheme="majorBidi" w:eastAsiaTheme="majorEastAsia" w:hAnsiTheme="majorHAnsi"/>
+      <w:rFonts w:asciiTheme="majorHAnsi" w:cstheme="majorBidi" w:hAnsiTheme="majorHAnsi" w:eastAsia="黑体"/>
       <w:color w:themeColor="text1" w:val="000000"/>
     </w:rPr>
     <w:tblPr>
@@ -9351,6 +9838,7 @@
     </w:tblPr>
     <w:tblStylePr w:type="firstRow">
       <w:rPr>
+        <w:rFonts w:eastAsia="黑体"/>
         <w:sz w:val="24"/>
         <w:szCs w:val="24"/>
       </w:rPr>
@@ -9457,7 +9945,7 @@
       <w:spacing w:after="0" w:line="240" w:lineRule="auto"/>
     </w:pPr>
     <w:rPr>
-      <w:rFonts w:asciiTheme="majorHAnsi" w:cstheme="majorBidi" w:eastAsiaTheme="majorEastAsia" w:hAnsiTheme="majorHAnsi"/>
+      <w:rFonts w:asciiTheme="majorHAnsi" w:cstheme="majorBidi" w:hAnsiTheme="majorHAnsi" w:eastAsia="黑体"/>
       <w:color w:themeColor="text1" w:val="000000"/>
     </w:rPr>
     <w:tblPr>
@@ -9479,6 +9967,7 @@
     </w:tblPr>
     <w:tblStylePr w:type="firstRow">
       <w:rPr>
+        <w:rFonts w:eastAsia="黑体"/>
         <w:sz w:val="24"/>
         <w:szCs w:val="24"/>
       </w:rPr>
@@ -9585,7 +10074,7 @@
       <w:spacing w:after="0" w:line="240" w:lineRule="auto"/>
     </w:pPr>
     <w:rPr>
-      <w:rFonts w:asciiTheme="majorHAnsi" w:cstheme="majorBidi" w:eastAsiaTheme="majorEastAsia" w:hAnsiTheme="majorHAnsi"/>
+      <w:rFonts w:asciiTheme="majorHAnsi" w:cstheme="majorBidi" w:hAnsiTheme="majorHAnsi" w:eastAsia="黑体"/>
       <w:color w:themeColor="text1" w:val="000000"/>
     </w:rPr>
     <w:tblPr>
@@ -9607,6 +10096,7 @@
     </w:tblPr>
     <w:tblStylePr w:type="firstRow">
       <w:rPr>
+        <w:rFonts w:eastAsia="黑体"/>
         <w:sz w:val="24"/>
         <w:szCs w:val="24"/>
       </w:rPr>
@@ -9713,7 +10203,7 @@
       <w:spacing w:after="0" w:line="240" w:lineRule="auto"/>
     </w:pPr>
     <w:rPr>
-      <w:rFonts w:asciiTheme="majorHAnsi" w:cstheme="majorBidi" w:eastAsiaTheme="majorEastAsia" w:hAnsiTheme="majorHAnsi"/>
+      <w:rFonts w:asciiTheme="majorHAnsi" w:cstheme="majorBidi" w:hAnsiTheme="majorHAnsi" w:eastAsia="黑体"/>
       <w:color w:themeColor="text1" w:val="000000"/>
     </w:rPr>
     <w:tblPr>
@@ -9735,6 +10225,7 @@
     </w:tblPr>
     <w:tblStylePr w:type="firstRow">
       <w:rPr>
+        <w:rFonts w:eastAsia="黑体"/>
         <w:sz w:val="24"/>
         <w:szCs w:val="24"/>
       </w:rPr>
@@ -9841,7 +10332,7 @@
       <w:spacing w:after="0" w:line="240" w:lineRule="auto"/>
     </w:pPr>
     <w:rPr>
-      <w:rFonts w:asciiTheme="majorHAnsi" w:cstheme="majorBidi" w:eastAsiaTheme="majorEastAsia" w:hAnsiTheme="majorHAnsi"/>
+      <w:rFonts w:asciiTheme="majorHAnsi" w:cstheme="majorBidi" w:hAnsiTheme="majorHAnsi" w:eastAsia="黑体"/>
       <w:color w:themeColor="text1" w:val="000000"/>
     </w:rPr>
     <w:tblPr>
@@ -9863,6 +10354,7 @@
     </w:tblPr>
     <w:tblStylePr w:type="firstRow">
       <w:rPr>
+        <w:rFonts w:eastAsia="黑体"/>
         <w:sz w:val="24"/>
         <w:szCs w:val="24"/>
       </w:rPr>
@@ -9992,12 +10484,14 @@
     </w:tcPr>
     <w:tblStylePr w:type="firstRow">
       <w:rPr>
+        <w:rFonts w:eastAsia="黑体"/>
         <w:b/>
         <w:bCs/>
       </w:rPr>
     </w:tblStylePr>
     <w:tblStylePr w:type="lastRow">
       <w:rPr>
+        <w:rFonts w:eastAsia="黑体"/>
         <w:b/>
         <w:bCs/>
       </w:rPr>
@@ -10010,12 +10504,14 @@
     </w:tblStylePr>
     <w:tblStylePr w:type="firstCol">
       <w:rPr>
+        <w:rFonts w:eastAsia="黑体"/>
         <w:b/>
         <w:bCs/>
       </w:rPr>
     </w:tblStylePr>
     <w:tblStylePr w:type="lastCol">
       <w:rPr>
+        <w:rFonts w:eastAsia="黑体"/>
         <w:b/>
         <w:bCs/>
       </w:rPr>
@@ -10065,12 +10561,14 @@
     </w:tcPr>
     <w:tblStylePr w:type="firstRow">
       <w:rPr>
+        <w:rFonts w:eastAsia="黑体"/>
         <w:b/>
         <w:bCs/>
       </w:rPr>
     </w:tblStylePr>
     <w:tblStylePr w:type="lastRow">
       <w:rPr>
+        <w:rFonts w:eastAsia="黑体"/>
         <w:b/>
         <w:bCs/>
       </w:rPr>
@@ -10083,12 +10581,14 @@
     </w:tblStylePr>
     <w:tblStylePr w:type="firstCol">
       <w:rPr>
+        <w:rFonts w:eastAsia="黑体"/>
         <w:b/>
         <w:bCs/>
       </w:rPr>
     </w:tblStylePr>
     <w:tblStylePr w:type="lastCol">
       <w:rPr>
+        <w:rFonts w:eastAsia="黑体"/>
         <w:b/>
         <w:bCs/>
       </w:rPr>
@@ -10138,12 +10638,14 @@
     </w:tcPr>
     <w:tblStylePr w:type="firstRow">
       <w:rPr>
+        <w:rFonts w:eastAsia="黑体"/>
         <w:b/>
         <w:bCs/>
       </w:rPr>
     </w:tblStylePr>
     <w:tblStylePr w:type="lastRow">
       <w:rPr>
+        <w:rFonts w:eastAsia="黑体"/>
         <w:b/>
         <w:bCs/>
       </w:rPr>
@@ -10156,12 +10658,14 @@
     </w:tblStylePr>
     <w:tblStylePr w:type="firstCol">
       <w:rPr>
+        <w:rFonts w:eastAsia="黑体"/>
         <w:b/>
         <w:bCs/>
       </w:rPr>
     </w:tblStylePr>
     <w:tblStylePr w:type="lastCol">
       <w:rPr>
+        <w:rFonts w:eastAsia="黑体"/>
         <w:b/>
         <w:bCs/>
       </w:rPr>
@@ -10211,12 +10715,14 @@
     </w:tcPr>
     <w:tblStylePr w:type="firstRow">
       <w:rPr>
+        <w:rFonts w:eastAsia="黑体"/>
         <w:b/>
         <w:bCs/>
       </w:rPr>
     </w:tblStylePr>
     <w:tblStylePr w:type="lastRow">
       <w:rPr>
+        <w:rFonts w:eastAsia="黑体"/>
         <w:b/>
         <w:bCs/>
       </w:rPr>
@@ -10229,12 +10735,14 @@
     </w:tblStylePr>
     <w:tblStylePr w:type="firstCol">
       <w:rPr>
+        <w:rFonts w:eastAsia="黑体"/>
         <w:b/>
         <w:bCs/>
       </w:rPr>
     </w:tblStylePr>
     <w:tblStylePr w:type="lastCol">
       <w:rPr>
+        <w:rFonts w:eastAsia="黑体"/>
         <w:b/>
         <w:bCs/>
       </w:rPr>
@@ -10284,12 +10792,14 @@
     </w:tcPr>
     <w:tblStylePr w:type="firstRow">
       <w:rPr>
+        <w:rFonts w:eastAsia="黑体"/>
         <w:b/>
         <w:bCs/>
       </w:rPr>
     </w:tblStylePr>
     <w:tblStylePr w:type="lastRow">
       <w:rPr>
+        <w:rFonts w:eastAsia="黑体"/>
         <w:b/>
         <w:bCs/>
       </w:rPr>
@@ -10302,12 +10812,14 @@
     </w:tblStylePr>
     <w:tblStylePr w:type="firstCol">
       <w:rPr>
+        <w:rFonts w:eastAsia="黑体"/>
         <w:b/>
         <w:bCs/>
       </w:rPr>
     </w:tblStylePr>
     <w:tblStylePr w:type="lastCol">
       <w:rPr>
+        <w:rFonts w:eastAsia="黑体"/>
         <w:b/>
         <w:bCs/>
       </w:rPr>
@@ -10357,12 +10869,14 @@
     </w:tcPr>
     <w:tblStylePr w:type="firstRow">
       <w:rPr>
+        <w:rFonts w:eastAsia="黑体"/>
         <w:b/>
         <w:bCs/>
       </w:rPr>
     </w:tblStylePr>
     <w:tblStylePr w:type="lastRow">
       <w:rPr>
+        <w:rFonts w:eastAsia="黑体"/>
         <w:b/>
         <w:bCs/>
       </w:rPr>
@@ -10375,12 +10889,14 @@
     </w:tblStylePr>
     <w:tblStylePr w:type="firstCol">
       <w:rPr>
+        <w:rFonts w:eastAsia="黑体"/>
         <w:b/>
         <w:bCs/>
       </w:rPr>
     </w:tblStylePr>
     <w:tblStylePr w:type="lastCol">
       <w:rPr>
+        <w:rFonts w:eastAsia="黑体"/>
         <w:b/>
         <w:bCs/>
       </w:rPr>
@@ -10430,12 +10946,14 @@
     </w:tcPr>
     <w:tblStylePr w:type="firstRow">
       <w:rPr>
+        <w:rFonts w:eastAsia="黑体"/>
         <w:b/>
         <w:bCs/>
       </w:rPr>
     </w:tblStylePr>
     <w:tblStylePr w:type="lastRow">
       <w:rPr>
+        <w:rFonts w:eastAsia="黑体"/>
         <w:b/>
         <w:bCs/>
       </w:rPr>
@@ -10448,12 +10966,14 @@
     </w:tblStylePr>
     <w:tblStylePr w:type="firstCol">
       <w:rPr>
+        <w:rFonts w:eastAsia="黑体"/>
         <w:b/>
         <w:bCs/>
       </w:rPr>
     </w:tblStylePr>
     <w:tblStylePr w:type="lastCol">
       <w:rPr>
+        <w:rFonts w:eastAsia="黑体"/>
         <w:b/>
         <w:bCs/>
       </w:rPr>
@@ -10480,7 +11000,7 @@
       <w:spacing w:after="0" w:line="240" w:lineRule="auto"/>
     </w:pPr>
     <w:rPr>
-      <w:rFonts w:asciiTheme="majorHAnsi" w:cstheme="majorBidi" w:eastAsiaTheme="majorEastAsia" w:hAnsiTheme="majorHAnsi"/>
+      <w:rFonts w:asciiTheme="majorHAnsi" w:cstheme="majorBidi" w:hAnsiTheme="majorHAnsi" w:eastAsia="黑体"/>
       <w:color w:themeColor="text1" w:val="000000"/>
     </w:rPr>
     <w:tblPr>
@@ -10507,6 +11027,7 @@
     </w:tcPr>
     <w:tblStylePr w:type="firstRow">
       <w:rPr>
+        <w:rFonts w:eastAsia="黑体"/>
         <w:b/>
         <w:bCs/>
         <w:color w:themeColor="text1" w:val="000000"/>
@@ -10518,6 +11039,7 @@
     </w:tblStylePr>
     <w:tblStylePr w:type="lastRow">
       <w:rPr>
+        <w:rFonts w:eastAsia="黑体"/>
         <w:b/>
         <w:bCs/>
         <w:color w:themeColor="text1" w:val="000000"/>
@@ -10537,6 +11059,7 @@
     </w:tblStylePr>
     <w:tblStylePr w:type="firstCol">
       <w:rPr>
+        <w:rFonts w:eastAsia="黑体"/>
         <w:b/>
         <w:bCs/>
         <w:color w:themeColor="text1" w:val="000000"/>
@@ -10556,6 +11079,7 @@
     </w:tblStylePr>
     <w:tblStylePr w:type="lastCol">
       <w:rPr>
+        <w:rFonts w:eastAsia="黑体"/>
         <w:b w:val="0"/>
         <w:bCs w:val="0"/>
         <w:color w:themeColor="text1" w:val="000000"/>
@@ -10605,7 +11129,7 @@
       <w:spacing w:after="0" w:line="240" w:lineRule="auto"/>
     </w:pPr>
     <w:rPr>
-      <w:rFonts w:asciiTheme="majorHAnsi" w:cstheme="majorBidi" w:eastAsiaTheme="majorEastAsia" w:hAnsiTheme="majorHAnsi"/>
+      <w:rFonts w:asciiTheme="majorHAnsi" w:cstheme="majorBidi" w:hAnsiTheme="majorHAnsi" w:eastAsia="黑体"/>
       <w:color w:themeColor="text1" w:val="000000"/>
     </w:rPr>
     <w:tblPr>
@@ -10632,6 +11156,7 @@
     </w:tcPr>
     <w:tblStylePr w:type="firstRow">
       <w:rPr>
+        <w:rFonts w:eastAsia="黑体"/>
         <w:b/>
         <w:bCs/>
         <w:color w:themeColor="text1" w:val="000000"/>
@@ -10643,6 +11168,7 @@
     </w:tblStylePr>
     <w:tblStylePr w:type="lastRow">
       <w:rPr>
+        <w:rFonts w:eastAsia="黑体"/>
         <w:b/>
         <w:bCs/>
         <w:color w:themeColor="text1" w:val="000000"/>
@@ -10662,6 +11188,7 @@
     </w:tblStylePr>
     <w:tblStylePr w:type="firstCol">
       <w:rPr>
+        <w:rFonts w:eastAsia="黑体"/>
         <w:b/>
         <w:bCs/>
         <w:color w:themeColor="text1" w:val="000000"/>
@@ -10681,6 +11208,7 @@
     </w:tblStylePr>
     <w:tblStylePr w:type="lastCol">
       <w:rPr>
+        <w:rFonts w:eastAsia="黑体"/>
         <w:b w:val="0"/>
         <w:bCs w:val="0"/>
         <w:color w:themeColor="text1" w:val="000000"/>
@@ -10730,7 +11258,7 @@
       <w:spacing w:after="0" w:line="240" w:lineRule="auto"/>
     </w:pPr>
     <w:rPr>
-      <w:rFonts w:asciiTheme="majorHAnsi" w:cstheme="majorBidi" w:eastAsiaTheme="majorEastAsia" w:hAnsiTheme="majorHAnsi"/>
+      <w:rFonts w:asciiTheme="majorHAnsi" w:cstheme="majorBidi" w:hAnsiTheme="majorHAnsi" w:eastAsia="黑体"/>
       <w:color w:themeColor="text1" w:val="000000"/>
     </w:rPr>
     <w:tblPr>
@@ -10757,6 +11285,7 @@
     </w:tcPr>
     <w:tblStylePr w:type="firstRow">
       <w:rPr>
+        <w:rFonts w:eastAsia="黑体"/>
         <w:b/>
         <w:bCs/>
         <w:color w:themeColor="text1" w:val="000000"/>
@@ -10768,6 +11297,7 @@
     </w:tblStylePr>
     <w:tblStylePr w:type="lastRow">
       <w:rPr>
+        <w:rFonts w:eastAsia="黑体"/>
         <w:b/>
         <w:bCs/>
         <w:color w:themeColor="text1" w:val="000000"/>
@@ -10787,6 +11317,7 @@
     </w:tblStylePr>
     <w:tblStylePr w:type="firstCol">
       <w:rPr>
+        <w:rFonts w:eastAsia="黑体"/>
         <w:b/>
         <w:bCs/>
         <w:color w:themeColor="text1" w:val="000000"/>
@@ -10806,6 +11337,7 @@
     </w:tblStylePr>
     <w:tblStylePr w:type="lastCol">
       <w:rPr>
+        <w:rFonts w:eastAsia="黑体"/>
         <w:b w:val="0"/>
         <w:bCs w:val="0"/>
         <w:color w:themeColor="text1" w:val="000000"/>
@@ -10855,7 +11387,7 @@
       <w:spacing w:after="0" w:line="240" w:lineRule="auto"/>
     </w:pPr>
     <w:rPr>
-      <w:rFonts w:asciiTheme="majorHAnsi" w:cstheme="majorBidi" w:eastAsiaTheme="majorEastAsia" w:hAnsiTheme="majorHAnsi"/>
+      <w:rFonts w:asciiTheme="majorHAnsi" w:cstheme="majorBidi" w:hAnsiTheme="majorHAnsi" w:eastAsia="黑体"/>
       <w:color w:themeColor="text1" w:val="000000"/>
     </w:rPr>
     <w:tblPr>
@@ -10882,6 +11414,7 @@
     </w:tcPr>
     <w:tblStylePr w:type="firstRow">
       <w:rPr>
+        <w:rFonts w:eastAsia="黑体"/>
         <w:b/>
         <w:bCs/>
         <w:color w:themeColor="text1" w:val="000000"/>
@@ -10893,6 +11426,7 @@
     </w:tblStylePr>
     <w:tblStylePr w:type="lastRow">
       <w:rPr>
+        <w:rFonts w:eastAsia="黑体"/>
         <w:b/>
         <w:bCs/>
         <w:color w:themeColor="text1" w:val="000000"/>
@@ -10912,6 +11446,7 @@
     </w:tblStylePr>
     <w:tblStylePr w:type="firstCol">
       <w:rPr>
+        <w:rFonts w:eastAsia="黑体"/>
         <w:b/>
         <w:bCs/>
         <w:color w:themeColor="text1" w:val="000000"/>
@@ -10931,6 +11466,7 @@
     </w:tblStylePr>
     <w:tblStylePr w:type="lastCol">
       <w:rPr>
+        <w:rFonts w:eastAsia="黑体"/>
         <w:b w:val="0"/>
         <w:bCs w:val="0"/>
         <w:color w:themeColor="text1" w:val="000000"/>
@@ -10980,7 +11516,7 @@
       <w:spacing w:after="0" w:line="240" w:lineRule="auto"/>
     </w:pPr>
     <w:rPr>
-      <w:rFonts w:asciiTheme="majorHAnsi" w:cstheme="majorBidi" w:eastAsiaTheme="majorEastAsia" w:hAnsiTheme="majorHAnsi"/>
+      <w:rFonts w:asciiTheme="majorHAnsi" w:cstheme="majorBidi" w:hAnsiTheme="majorHAnsi" w:eastAsia="黑体"/>
       <w:color w:themeColor="text1" w:val="000000"/>
     </w:rPr>
     <w:tblPr>
@@ -11007,6 +11543,7 @@
     </w:tcPr>
     <w:tblStylePr w:type="firstRow">
       <w:rPr>
+        <w:rFonts w:eastAsia="黑体"/>
         <w:b/>
         <w:bCs/>
         <w:color w:themeColor="text1" w:val="000000"/>
@@ -11018,6 +11555,7 @@
     </w:tblStylePr>
     <w:tblStylePr w:type="lastRow">
       <w:rPr>
+        <w:rFonts w:eastAsia="黑体"/>
         <w:b/>
         <w:bCs/>
         <w:color w:themeColor="text1" w:val="000000"/>
@@ -11037,6 +11575,7 @@
     </w:tblStylePr>
     <w:tblStylePr w:type="firstCol">
       <w:rPr>
+        <w:rFonts w:eastAsia="黑体"/>
         <w:b/>
         <w:bCs/>
         <w:color w:themeColor="text1" w:val="000000"/>
@@ -11056,6 +11595,7 @@
     </w:tblStylePr>
     <w:tblStylePr w:type="lastCol">
       <w:rPr>
+        <w:rFonts w:eastAsia="黑体"/>
         <w:b w:val="0"/>
         <w:bCs w:val="0"/>
         <w:color w:themeColor="text1" w:val="000000"/>
@@ -11105,7 +11645,7 @@
       <w:spacing w:after="0" w:line="240" w:lineRule="auto"/>
     </w:pPr>
     <w:rPr>
-      <w:rFonts w:asciiTheme="majorHAnsi" w:cstheme="majorBidi" w:eastAsiaTheme="majorEastAsia" w:hAnsiTheme="majorHAnsi"/>
+      <w:rFonts w:asciiTheme="majorHAnsi" w:cstheme="majorBidi" w:hAnsiTheme="majorHAnsi" w:eastAsia="黑体"/>
       <w:color w:themeColor="text1" w:val="000000"/>
     </w:rPr>
     <w:tblPr>
@@ -11132,6 +11672,7 @@
     </w:tcPr>
     <w:tblStylePr w:type="firstRow">
       <w:rPr>
+        <w:rFonts w:eastAsia="黑体"/>
         <w:b/>
         <w:bCs/>
         <w:color w:themeColor="text1" w:val="000000"/>
@@ -11143,6 +11684,7 @@
     </w:tblStylePr>
     <w:tblStylePr w:type="lastRow">
       <w:rPr>
+        <w:rFonts w:eastAsia="黑体"/>
         <w:b/>
         <w:bCs/>
         <w:color w:themeColor="text1" w:val="000000"/>
@@ -11162,6 +11704,7 @@
     </w:tblStylePr>
     <w:tblStylePr w:type="firstCol">
       <w:rPr>
+        <w:rFonts w:eastAsia="黑体"/>
         <w:b/>
         <w:bCs/>
         <w:color w:themeColor="text1" w:val="000000"/>
@@ -11181,6 +11724,7 @@
     </w:tblStylePr>
     <w:tblStylePr w:type="lastCol">
       <w:rPr>
+        <w:rFonts w:eastAsia="黑体"/>
         <w:b w:val="0"/>
         <w:bCs w:val="0"/>
         <w:color w:themeColor="text1" w:val="000000"/>
@@ -11230,7 +11774,7 @@
       <w:spacing w:after="0" w:line="240" w:lineRule="auto"/>
     </w:pPr>
     <w:rPr>
-      <w:rFonts w:asciiTheme="majorHAnsi" w:cstheme="majorBidi" w:eastAsiaTheme="majorEastAsia" w:hAnsiTheme="majorHAnsi"/>
+      <w:rFonts w:asciiTheme="majorHAnsi" w:cstheme="majorBidi" w:hAnsiTheme="majorHAnsi" w:eastAsia="黑体"/>
       <w:color w:themeColor="text1" w:val="000000"/>
     </w:rPr>
     <w:tblPr>
@@ -11257,6 +11801,7 @@
     </w:tcPr>
     <w:tblStylePr w:type="firstRow">
       <w:rPr>
+        <w:rFonts w:eastAsia="黑体"/>
         <w:b/>
         <w:bCs/>
         <w:color w:themeColor="text1" w:val="000000"/>
@@ -11268,6 +11813,7 @@
     </w:tblStylePr>
     <w:tblStylePr w:type="lastRow">
       <w:rPr>
+        <w:rFonts w:eastAsia="黑体"/>
         <w:b/>
         <w:bCs/>
         <w:color w:themeColor="text1" w:val="000000"/>
@@ -11287,6 +11833,7 @@
     </w:tblStylePr>
     <w:tblStylePr w:type="firstCol">
       <w:rPr>
+        <w:rFonts w:eastAsia="黑体"/>
         <w:b/>
         <w:bCs/>
         <w:color w:themeColor="text1" w:val="000000"/>
@@ -11306,6 +11853,7 @@
     </w:tblStylePr>
     <w:tblStylePr w:type="lastCol">
       <w:rPr>
+        <w:rFonts w:eastAsia="黑体"/>
         <w:b w:val="0"/>
         <w:bCs w:val="0"/>
         <w:color w:themeColor="text1" w:val="000000"/>
@@ -11378,6 +11926,7 @@
     </w:tcPr>
     <w:tblStylePr w:type="firstRow">
       <w:rPr>
+        <w:rFonts w:eastAsia="黑体"/>
         <w:b/>
         <w:bCs/>
         <w:i w:val="0"/>
@@ -11399,6 +11948,7 @@
     </w:tblStylePr>
     <w:tblStylePr w:type="lastRow">
       <w:rPr>
+        <w:rFonts w:eastAsia="黑体"/>
         <w:b/>
         <w:bCs/>
         <w:i w:val="0"/>
@@ -11420,6 +11970,7 @@
     </w:tblStylePr>
     <w:tblStylePr w:type="firstCol">
       <w:rPr>
+        <w:rFonts w:eastAsia="黑体"/>
         <w:b/>
         <w:bCs/>
         <w:i w:val="0"/>
@@ -11439,6 +11990,7 @@
     </w:tblStylePr>
     <w:tblStylePr w:type="lastCol">
       <w:rPr>
+        <w:rFonts w:eastAsia="黑体"/>
         <w:b/>
         <w:bCs/>
         <w:i w:val="0"/>
@@ -11519,6 +12071,7 @@
     </w:tcPr>
     <w:tblStylePr w:type="firstRow">
       <w:rPr>
+        <w:rFonts w:eastAsia="黑体"/>
         <w:b/>
         <w:bCs/>
         <w:i w:val="0"/>
@@ -11540,6 +12093,7 @@
     </w:tblStylePr>
     <w:tblStylePr w:type="lastRow">
       <w:rPr>
+        <w:rFonts w:eastAsia="黑体"/>
         <w:b/>
         <w:bCs/>
         <w:i w:val="0"/>
@@ -11561,6 +12115,7 @@
     </w:tblStylePr>
     <w:tblStylePr w:type="firstCol">
       <w:rPr>
+        <w:rFonts w:eastAsia="黑体"/>
         <w:b/>
         <w:bCs/>
         <w:i w:val="0"/>
@@ -11580,6 +12135,7 @@
     </w:tblStylePr>
     <w:tblStylePr w:type="lastCol">
       <w:rPr>
+        <w:rFonts w:eastAsia="黑体"/>
         <w:b/>
         <w:bCs/>
         <w:i w:val="0"/>
@@ -11660,6 +12216,7 @@
     </w:tcPr>
     <w:tblStylePr w:type="firstRow">
       <w:rPr>
+        <w:rFonts w:eastAsia="黑体"/>
         <w:b/>
         <w:bCs/>
         <w:i w:val="0"/>
@@ -11681,6 +12238,7 @@
     </w:tblStylePr>
     <w:tblStylePr w:type="lastRow">
       <w:rPr>
+        <w:rFonts w:eastAsia="黑体"/>
         <w:b/>
         <w:bCs/>
         <w:i w:val="0"/>
@@ -11702,6 +12260,7 @@
     </w:tblStylePr>
     <w:tblStylePr w:type="firstCol">
       <w:rPr>
+        <w:rFonts w:eastAsia="黑体"/>
         <w:b/>
         <w:bCs/>
         <w:i w:val="0"/>
@@ -11721,6 +12280,7 @@
     </w:tblStylePr>
     <w:tblStylePr w:type="lastCol">
       <w:rPr>
+        <w:rFonts w:eastAsia="黑体"/>
         <w:b/>
         <w:bCs/>
         <w:i w:val="0"/>
@@ -11801,6 +12361,7 @@
     </w:tcPr>
     <w:tblStylePr w:type="firstRow">
       <w:rPr>
+        <w:rFonts w:eastAsia="黑体"/>
         <w:b/>
         <w:bCs/>
         <w:i w:val="0"/>
@@ -11822,6 +12383,7 @@
     </w:tblStylePr>
     <w:tblStylePr w:type="lastRow">
       <w:rPr>
+        <w:rFonts w:eastAsia="黑体"/>
         <w:b/>
         <w:bCs/>
         <w:i w:val="0"/>
@@ -11843,6 +12405,7 @@
     </w:tblStylePr>
     <w:tblStylePr w:type="firstCol">
       <w:rPr>
+        <w:rFonts w:eastAsia="黑体"/>
         <w:b/>
         <w:bCs/>
         <w:i w:val="0"/>
@@ -11862,6 +12425,7 @@
     </w:tblStylePr>
     <w:tblStylePr w:type="lastCol">
       <w:rPr>
+        <w:rFonts w:eastAsia="黑体"/>
         <w:b/>
         <w:bCs/>
         <w:i w:val="0"/>
@@ -11942,6 +12506,7 @@
     </w:tcPr>
     <w:tblStylePr w:type="firstRow">
       <w:rPr>
+        <w:rFonts w:eastAsia="黑体"/>
         <w:b/>
         <w:bCs/>
         <w:i w:val="0"/>
@@ -11963,6 +12528,7 @@
     </w:tblStylePr>
     <w:tblStylePr w:type="lastRow">
       <w:rPr>
+        <w:rFonts w:eastAsia="黑体"/>
         <w:b/>
         <w:bCs/>
         <w:i w:val="0"/>
@@ -11984,6 +12550,7 @@
     </w:tblStylePr>
     <w:tblStylePr w:type="firstCol">
       <w:rPr>
+        <w:rFonts w:eastAsia="黑体"/>
         <w:b/>
         <w:bCs/>
         <w:i w:val="0"/>
@@ -12003,6 +12570,7 @@
     </w:tblStylePr>
     <w:tblStylePr w:type="lastCol">
       <w:rPr>
+        <w:rFonts w:eastAsia="黑体"/>
         <w:b/>
         <w:bCs/>
         <w:i w:val="0"/>
@@ -12083,6 +12651,7 @@
     </w:tcPr>
     <w:tblStylePr w:type="firstRow">
       <w:rPr>
+        <w:rFonts w:eastAsia="黑体"/>
         <w:b/>
         <w:bCs/>
         <w:i w:val="0"/>
@@ -12104,6 +12673,7 @@
     </w:tblStylePr>
     <w:tblStylePr w:type="lastRow">
       <w:rPr>
+        <w:rFonts w:eastAsia="黑体"/>
         <w:b/>
         <w:bCs/>
         <w:i w:val="0"/>
@@ -12125,6 +12695,7 @@
     </w:tblStylePr>
     <w:tblStylePr w:type="firstCol">
       <w:rPr>
+        <w:rFonts w:eastAsia="黑体"/>
         <w:b/>
         <w:bCs/>
         <w:i w:val="0"/>
@@ -12144,6 +12715,7 @@
     </w:tblStylePr>
     <w:tblStylePr w:type="lastCol">
       <w:rPr>
+        <w:rFonts w:eastAsia="黑体"/>
         <w:b/>
         <w:bCs/>
         <w:i w:val="0"/>
@@ -12224,6 +12796,7 @@
     </w:tcPr>
     <w:tblStylePr w:type="firstRow">
       <w:rPr>
+        <w:rFonts w:eastAsia="黑体"/>
         <w:b/>
         <w:bCs/>
         <w:i w:val="0"/>
@@ -12245,6 +12818,7 @@
     </w:tblStylePr>
     <w:tblStylePr w:type="lastRow">
       <w:rPr>
+        <w:rFonts w:eastAsia="黑体"/>
         <w:b/>
         <w:bCs/>
         <w:i w:val="0"/>
@@ -12266,6 +12840,7 @@
     </w:tblStylePr>
     <w:tblStylePr w:type="firstCol">
       <w:rPr>
+        <w:rFonts w:eastAsia="黑体"/>
         <w:b/>
         <w:bCs/>
         <w:i w:val="0"/>
@@ -12285,6 +12860,7 @@
     </w:tblStylePr>
     <w:tblStylePr w:type="lastCol">
       <w:rPr>
+        <w:rFonts w:eastAsia="黑体"/>
         <w:b/>
         <w:bCs/>
         <w:i w:val="0"/>
@@ -12342,6 +12918,7 @@
       <w:spacing w:after="0" w:line="240" w:lineRule="auto"/>
     </w:pPr>
     <w:rPr>
+      <w:rFonts w:eastAsia="黑体"/>
       <w:color w:themeColor="background1" w:val="FFFFFF"/>
     </w:rPr>
     <w:tblPr>
@@ -12360,6 +12937,7 @@
     </w:tcPr>
     <w:tblStylePr w:type="firstRow">
       <w:rPr>
+        <w:rFonts w:eastAsia="黑体"/>
         <w:b/>
         <w:bCs/>
       </w:rPr>
@@ -12456,6 +13034,7 @@
       <w:spacing w:after="0" w:line="240" w:lineRule="auto"/>
     </w:pPr>
     <w:rPr>
+      <w:rFonts w:eastAsia="黑体"/>
       <w:color w:themeColor="background1" w:val="FFFFFF"/>
     </w:rPr>
     <w:tblPr>
@@ -12474,6 +13053,7 @@
     </w:tcPr>
     <w:tblStylePr w:type="firstRow">
       <w:rPr>
+        <w:rFonts w:eastAsia="黑体"/>
         <w:b/>
         <w:bCs/>
       </w:rPr>
@@ -12570,6 +13150,7 @@
       <w:spacing w:after="0" w:line="240" w:lineRule="auto"/>
     </w:pPr>
     <w:rPr>
+      <w:rFonts w:eastAsia="黑体"/>
       <w:color w:themeColor="background1" w:val="FFFFFF"/>
     </w:rPr>
     <w:tblPr>
@@ -12588,6 +13169,7 @@
     </w:tcPr>
     <w:tblStylePr w:type="firstRow">
       <w:rPr>
+        <w:rFonts w:eastAsia="黑体"/>
         <w:b/>
         <w:bCs/>
       </w:rPr>
@@ -12684,6 +13266,7 @@
       <w:spacing w:after="0" w:line="240" w:lineRule="auto"/>
     </w:pPr>
     <w:rPr>
+      <w:rFonts w:eastAsia="黑体"/>
       <w:color w:themeColor="background1" w:val="FFFFFF"/>
     </w:rPr>
     <w:tblPr>
@@ -12702,6 +13285,7 @@
     </w:tcPr>
     <w:tblStylePr w:type="firstRow">
       <w:rPr>
+        <w:rFonts w:eastAsia="黑体"/>
         <w:b/>
         <w:bCs/>
       </w:rPr>
@@ -12798,6 +13382,7 @@
       <w:spacing w:after="0" w:line="240" w:lineRule="auto"/>
     </w:pPr>
     <w:rPr>
+      <w:rFonts w:eastAsia="黑体"/>
       <w:color w:themeColor="background1" w:val="FFFFFF"/>
     </w:rPr>
     <w:tblPr>
@@ -12816,6 +13401,7 @@
     </w:tcPr>
     <w:tblStylePr w:type="firstRow">
       <w:rPr>
+        <w:rFonts w:eastAsia="黑体"/>
         <w:b/>
         <w:bCs/>
       </w:rPr>
@@ -12912,6 +13498,7 @@
       <w:spacing w:after="0" w:line="240" w:lineRule="auto"/>
     </w:pPr>
     <w:rPr>
+      <w:rFonts w:eastAsia="黑体"/>
       <w:color w:themeColor="background1" w:val="FFFFFF"/>
     </w:rPr>
     <w:tblPr>
@@ -12930,6 +13517,7 @@
     </w:tcPr>
     <w:tblStylePr w:type="firstRow">
       <w:rPr>
+        <w:rFonts w:eastAsia="黑体"/>
         <w:b/>
         <w:bCs/>
       </w:rPr>
@@ -13026,6 +13614,7 @@
       <w:spacing w:after="0" w:line="240" w:lineRule="auto"/>
     </w:pPr>
     <w:rPr>
+      <w:rFonts w:eastAsia="黑体"/>
       <w:color w:themeColor="background1" w:val="FFFFFF"/>
     </w:rPr>
     <w:tblPr>
@@ -13044,6 +13633,7 @@
     </w:tcPr>
     <w:tblStylePr w:type="firstRow">
       <w:rPr>
+        <w:rFonts w:eastAsia="黑体"/>
         <w:b/>
         <w:bCs/>
       </w:rPr>
@@ -13140,6 +13730,7 @@
       <w:spacing w:after="0" w:line="240" w:lineRule="auto"/>
     </w:pPr>
     <w:rPr>
+      <w:rFonts w:eastAsia="黑体"/>
       <w:color w:themeColor="text1" w:val="000000"/>
     </w:rPr>
     <w:tblPr>
@@ -13166,6 +13757,7 @@
     </w:tcPr>
     <w:tblStylePr w:type="firstRow">
       <w:rPr>
+        <w:rFonts w:eastAsia="黑体"/>
         <w:b/>
         <w:bCs/>
       </w:rPr>
@@ -13184,6 +13776,7 @@
     </w:tblStylePr>
     <w:tblStylePr w:type="lastRow">
       <w:rPr>
+        <w:rFonts w:eastAsia="黑体"/>
         <w:b/>
         <w:bCs/>
         <w:color w:themeColor="background1" w:val="FFFFFF"/>
@@ -13198,6 +13791,7 @@
     </w:tblStylePr>
     <w:tblStylePr w:type="firstCol">
       <w:rPr>
+        <w:rFonts w:eastAsia="黑体"/>
         <w:color w:themeColor="background1" w:val="FFFFFF"/>
       </w:rPr>
       <w:tblPr/>
@@ -13215,6 +13809,7 @@
     </w:tblStylePr>
     <w:tblStylePr w:type="lastCol">
       <w:rPr>
+        <w:rFonts w:eastAsia="黑体"/>
         <w:color w:themeColor="background1" w:val="FFFFFF"/>
       </w:rPr>
       <w:tblPr/>
@@ -13244,11 +13839,13 @@
     </w:tblStylePr>
     <w:tblStylePr w:type="neCell">
       <w:rPr>
+        <w:rFonts w:eastAsia="黑体"/>
         <w:color w:themeColor="text1" w:val="000000"/>
       </w:rPr>
     </w:tblStylePr>
     <w:tblStylePr w:type="nwCell">
       <w:rPr>
+        <w:rFonts w:eastAsia="黑体"/>
         <w:color w:themeColor="text1" w:val="000000"/>
       </w:rPr>
     </w:tblStylePr>
@@ -13262,6 +13859,7 @@
       <w:spacing w:after="0" w:line="240" w:lineRule="auto"/>
     </w:pPr>
     <w:rPr>
+      <w:rFonts w:eastAsia="黑体"/>
       <w:color w:themeColor="text1" w:val="000000"/>
     </w:rPr>
     <w:tblPr>
@@ -13288,6 +13886,7 @@
     </w:tcPr>
     <w:tblStylePr w:type="firstRow">
       <w:rPr>
+        <w:rFonts w:eastAsia="黑体"/>
         <w:b/>
         <w:bCs/>
       </w:rPr>
@@ -13306,6 +13905,7 @@
     </w:tblStylePr>
     <w:tblStylePr w:type="lastRow">
       <w:rPr>
+        <w:rFonts w:eastAsia="黑体"/>
         <w:b/>
         <w:bCs/>
         <w:color w:themeColor="background1" w:val="FFFFFF"/>
@@ -13320,6 +13920,7 @@
     </w:tblStylePr>
     <w:tblStylePr w:type="firstCol">
       <w:rPr>
+        <w:rFonts w:eastAsia="黑体"/>
         <w:color w:themeColor="background1" w:val="FFFFFF"/>
       </w:rPr>
       <w:tblPr/>
@@ -13337,6 +13938,7 @@
     </w:tblStylePr>
     <w:tblStylePr w:type="lastCol">
       <w:rPr>
+        <w:rFonts w:eastAsia="黑体"/>
         <w:color w:themeColor="background1" w:val="FFFFFF"/>
       </w:rPr>
       <w:tblPr/>
@@ -13366,11 +13968,13 @@
     </w:tblStylePr>
     <w:tblStylePr w:type="neCell">
       <w:rPr>
+        <w:rFonts w:eastAsia="黑体"/>
         <w:color w:themeColor="text1" w:val="000000"/>
       </w:rPr>
     </w:tblStylePr>
     <w:tblStylePr w:type="nwCell">
       <w:rPr>
+        <w:rFonts w:eastAsia="黑体"/>
         <w:color w:themeColor="text1" w:val="000000"/>
       </w:rPr>
     </w:tblStylePr>
@@ -13384,6 +13988,7 @@
       <w:spacing w:after="0" w:line="240" w:lineRule="auto"/>
     </w:pPr>
     <w:rPr>
+      <w:rFonts w:eastAsia="黑体"/>
       <w:color w:themeColor="text1" w:val="000000"/>
     </w:rPr>
     <w:tblPr>
@@ -13410,6 +14015,7 @@
     </w:tcPr>
     <w:tblStylePr w:type="firstRow">
       <w:rPr>
+        <w:rFonts w:eastAsia="黑体"/>
         <w:b/>
         <w:bCs/>
       </w:rPr>
@@ -13428,6 +14034,7 @@
     </w:tblStylePr>
     <w:tblStylePr w:type="lastRow">
       <w:rPr>
+        <w:rFonts w:eastAsia="黑体"/>
         <w:b/>
         <w:bCs/>
         <w:color w:themeColor="background1" w:val="FFFFFF"/>
@@ -13442,6 +14049,7 @@
     </w:tblStylePr>
     <w:tblStylePr w:type="firstCol">
       <w:rPr>
+        <w:rFonts w:eastAsia="黑体"/>
         <w:color w:themeColor="background1" w:val="FFFFFF"/>
       </w:rPr>
       <w:tblPr/>
@@ -13459,6 +14067,7 @@
     </w:tblStylePr>
     <w:tblStylePr w:type="lastCol">
       <w:rPr>
+        <w:rFonts w:eastAsia="黑体"/>
         <w:color w:themeColor="background1" w:val="FFFFFF"/>
       </w:rPr>
       <w:tblPr/>
@@ -13488,11 +14097,13 @@
     </w:tblStylePr>
     <w:tblStylePr w:type="neCell">
       <w:rPr>
+        <w:rFonts w:eastAsia="黑体"/>
         <w:color w:themeColor="text1" w:val="000000"/>
       </w:rPr>
     </w:tblStylePr>
     <w:tblStylePr w:type="nwCell">
       <w:rPr>
+        <w:rFonts w:eastAsia="黑体"/>
         <w:color w:themeColor="text1" w:val="000000"/>
       </w:rPr>
     </w:tblStylePr>
@@ -13506,6 +14117,7 @@
       <w:spacing w:after="0" w:line="240" w:lineRule="auto"/>
     </w:pPr>
     <w:rPr>
+      <w:rFonts w:eastAsia="黑体"/>
       <w:color w:themeColor="text1" w:val="000000"/>
     </w:rPr>
     <w:tblPr>
@@ -13532,6 +14144,7 @@
     </w:tcPr>
     <w:tblStylePr w:type="firstRow">
       <w:rPr>
+        <w:rFonts w:eastAsia="黑体"/>
         <w:b/>
         <w:bCs/>
       </w:rPr>
@@ -13550,6 +14163,7 @@
     </w:tblStylePr>
     <w:tblStylePr w:type="lastRow">
       <w:rPr>
+        <w:rFonts w:eastAsia="黑体"/>
         <w:b/>
         <w:bCs/>
         <w:color w:themeColor="background1" w:val="FFFFFF"/>
@@ -13564,6 +14178,7 @@
     </w:tblStylePr>
     <w:tblStylePr w:type="firstCol">
       <w:rPr>
+        <w:rFonts w:eastAsia="黑体"/>
         <w:color w:themeColor="background1" w:val="FFFFFF"/>
       </w:rPr>
       <w:tblPr/>
@@ -13581,6 +14196,7 @@
     </w:tblStylePr>
     <w:tblStylePr w:type="lastCol">
       <w:rPr>
+        <w:rFonts w:eastAsia="黑体"/>
         <w:color w:themeColor="background1" w:val="FFFFFF"/>
       </w:rPr>
       <w:tblPr/>
@@ -13618,6 +14234,7 @@
       <w:spacing w:after="0" w:line="240" w:lineRule="auto"/>
     </w:pPr>
     <w:rPr>
+      <w:rFonts w:eastAsia="黑体"/>
       <w:color w:themeColor="text1" w:val="000000"/>
     </w:rPr>
     <w:tblPr>
@@ -13644,6 +14261,7 @@
     </w:tcPr>
     <w:tblStylePr w:type="firstRow">
       <w:rPr>
+        <w:rFonts w:eastAsia="黑体"/>
         <w:b/>
         <w:bCs/>
       </w:rPr>
@@ -13662,6 +14280,7 @@
     </w:tblStylePr>
     <w:tblStylePr w:type="lastRow">
       <w:rPr>
+        <w:rFonts w:eastAsia="黑体"/>
         <w:b/>
         <w:bCs/>
         <w:color w:themeColor="background1" w:val="FFFFFF"/>
@@ -13676,6 +14295,7 @@
     </w:tblStylePr>
     <w:tblStylePr w:type="firstCol">
       <w:rPr>
+        <w:rFonts w:eastAsia="黑体"/>
         <w:color w:themeColor="background1" w:val="FFFFFF"/>
       </w:rPr>
       <w:tblPr/>
@@ -13693,6 +14313,7 @@
     </w:tblStylePr>
     <w:tblStylePr w:type="lastCol">
       <w:rPr>
+        <w:rFonts w:eastAsia="黑体"/>
         <w:color w:themeColor="background1" w:val="FFFFFF"/>
       </w:rPr>
       <w:tblPr/>
@@ -13722,11 +14343,13 @@
     </w:tblStylePr>
     <w:tblStylePr w:type="neCell">
       <w:rPr>
+        <w:rFonts w:eastAsia="黑体"/>
         <w:color w:themeColor="text1" w:val="000000"/>
       </w:rPr>
     </w:tblStylePr>
     <w:tblStylePr w:type="nwCell">
       <w:rPr>
+        <w:rFonts w:eastAsia="黑体"/>
         <w:color w:themeColor="text1" w:val="000000"/>
       </w:rPr>
     </w:tblStylePr>
@@ -13740,6 +14363,7 @@
       <w:spacing w:after="0" w:line="240" w:lineRule="auto"/>
     </w:pPr>
     <w:rPr>
+      <w:rFonts w:eastAsia="黑体"/>
       <w:color w:themeColor="text1" w:val="000000"/>
     </w:rPr>
     <w:tblPr>
@@ -13766,6 +14390,7 @@
     </w:tcPr>
     <w:tblStylePr w:type="firstRow">
       <w:rPr>
+        <w:rFonts w:eastAsia="黑体"/>
         <w:b/>
         <w:bCs/>
       </w:rPr>
@@ -13784,6 +14409,7 @@
     </w:tblStylePr>
     <w:tblStylePr w:type="lastRow">
       <w:rPr>
+        <w:rFonts w:eastAsia="黑体"/>
         <w:b/>
         <w:bCs/>
         <w:color w:themeColor="background1" w:val="FFFFFF"/>
@@ -13798,6 +14424,7 @@
     </w:tblStylePr>
     <w:tblStylePr w:type="firstCol">
       <w:rPr>
+        <w:rFonts w:eastAsia="黑体"/>
         <w:color w:themeColor="background1" w:val="FFFFFF"/>
       </w:rPr>
       <w:tblPr/>
@@ -13815,6 +14442,7 @@
     </w:tblStylePr>
     <w:tblStylePr w:type="lastCol">
       <w:rPr>
+        <w:rFonts w:eastAsia="黑体"/>
         <w:color w:themeColor="background1" w:val="FFFFFF"/>
       </w:rPr>
       <w:tblPr/>
@@ -13844,11 +14472,13 @@
     </w:tblStylePr>
     <w:tblStylePr w:type="neCell">
       <w:rPr>
+        <w:rFonts w:eastAsia="黑体"/>
         <w:color w:themeColor="text1" w:val="000000"/>
       </w:rPr>
     </w:tblStylePr>
     <w:tblStylePr w:type="nwCell">
       <w:rPr>
+        <w:rFonts w:eastAsia="黑体"/>
         <w:color w:themeColor="text1" w:val="000000"/>
       </w:rPr>
     </w:tblStylePr>
@@ -13862,6 +14492,7 @@
       <w:spacing w:after="0" w:line="240" w:lineRule="auto"/>
     </w:pPr>
     <w:rPr>
+      <w:rFonts w:eastAsia="黑体"/>
       <w:color w:themeColor="text1" w:val="000000"/>
     </w:rPr>
     <w:tblPr>
@@ -13888,6 +14519,7 @@
     </w:tcPr>
     <w:tblStylePr w:type="firstRow">
       <w:rPr>
+        <w:rFonts w:eastAsia="黑体"/>
         <w:b/>
         <w:bCs/>
       </w:rPr>
@@ -13906,6 +14538,7 @@
     </w:tblStylePr>
     <w:tblStylePr w:type="lastRow">
       <w:rPr>
+        <w:rFonts w:eastAsia="黑体"/>
         <w:b/>
         <w:bCs/>
         <w:color w:themeColor="background1" w:val="FFFFFF"/>
@@ -13920,6 +14553,7 @@
     </w:tblStylePr>
     <w:tblStylePr w:type="firstCol">
       <w:rPr>
+        <w:rFonts w:eastAsia="黑体"/>
         <w:color w:themeColor="background1" w:val="FFFFFF"/>
       </w:rPr>
       <w:tblPr/>
@@ -13937,6 +14571,7 @@
     </w:tblStylePr>
     <w:tblStylePr w:type="lastCol">
       <w:rPr>
+        <w:rFonts w:eastAsia="黑体"/>
         <w:color w:themeColor="background1" w:val="FFFFFF"/>
       </w:rPr>
       <w:tblPr/>
@@ -13966,11 +14601,13 @@
     </w:tblStylePr>
     <w:tblStylePr w:type="neCell">
       <w:rPr>
+        <w:rFonts w:eastAsia="黑体"/>
         <w:color w:themeColor="text1" w:val="000000"/>
       </w:rPr>
     </w:tblStylePr>
     <w:tblStylePr w:type="nwCell">
       <w:rPr>
+        <w:rFonts w:eastAsia="黑体"/>
         <w:color w:themeColor="text1" w:val="000000"/>
       </w:rPr>
     </w:tblStylePr>
@@ -13984,6 +14621,7 @@
       <w:spacing w:after="0" w:line="240" w:lineRule="auto"/>
     </w:pPr>
     <w:rPr>
+      <w:rFonts w:eastAsia="黑体"/>
       <w:color w:themeColor="text1" w:val="000000"/>
     </w:rPr>
     <w:tblPr>
@@ -14002,6 +14640,7 @@
     </w:tcPr>
     <w:tblStylePr w:type="firstRow">
       <w:rPr>
+        <w:rFonts w:eastAsia="黑体"/>
         <w:b/>
         <w:bCs/>
         <w:color w:themeColor="background1" w:val="FFFFFF"/>
@@ -14016,6 +14655,7 @@
     </w:tblStylePr>
     <w:tblStylePr w:type="lastRow">
       <w:rPr>
+        <w:rFonts w:eastAsia="黑体"/>
         <w:b/>
         <w:bCs/>
         <w:color w:themeColor="accent2" w:themeShade="CC" w:val="9E3A38"/>
@@ -14030,12 +14670,14 @@
     </w:tblStylePr>
     <w:tblStylePr w:type="firstCol">
       <w:rPr>
+        <w:rFonts w:eastAsia="黑体"/>
         <w:b/>
         <w:bCs/>
       </w:rPr>
     </w:tblStylePr>
     <w:tblStylePr w:type="lastCol">
       <w:rPr>
+        <w:rFonts w:eastAsia="黑体"/>
         <w:b/>
         <w:bCs/>
       </w:rPr>
@@ -14070,6 +14712,7 @@
       <w:spacing w:after="0" w:line="240" w:lineRule="auto"/>
     </w:pPr>
     <w:rPr>
+      <w:rFonts w:eastAsia="黑体"/>
       <w:color w:themeColor="text1" w:val="000000"/>
     </w:rPr>
     <w:tblPr>
@@ -14088,6 +14731,7 @@
     </w:tcPr>
     <w:tblStylePr w:type="firstRow">
       <w:rPr>
+        <w:rFonts w:eastAsia="黑体"/>
         <w:b/>
         <w:bCs/>
         <w:color w:themeColor="background1" w:val="FFFFFF"/>
@@ -14102,6 +14746,7 @@
     </w:tblStylePr>
     <w:tblStylePr w:type="lastRow">
       <w:rPr>
+        <w:rFonts w:eastAsia="黑体"/>
         <w:b/>
         <w:bCs/>
         <w:color w:themeColor="accent2" w:themeShade="CC" w:val="9E3A38"/>
@@ -14116,12 +14761,14 @@
     </w:tblStylePr>
     <w:tblStylePr w:type="firstCol">
       <w:rPr>
+        <w:rFonts w:eastAsia="黑体"/>
         <w:b/>
         <w:bCs/>
       </w:rPr>
     </w:tblStylePr>
     <w:tblStylePr w:type="lastCol">
       <w:rPr>
+        <w:rFonts w:eastAsia="黑体"/>
         <w:b/>
         <w:bCs/>
       </w:rPr>
@@ -14156,6 +14803,7 @@
       <w:spacing w:after="0" w:line="240" w:lineRule="auto"/>
     </w:pPr>
     <w:rPr>
+      <w:rFonts w:eastAsia="黑体"/>
       <w:color w:themeColor="text1" w:val="000000"/>
     </w:rPr>
     <w:tblPr>
@@ -14174,6 +14822,7 @@
     </w:tcPr>
     <w:tblStylePr w:type="firstRow">
       <w:rPr>
+        <w:rFonts w:eastAsia="黑体"/>
         <w:b/>
         <w:bCs/>
         <w:color w:themeColor="background1" w:val="FFFFFF"/>
@@ -14188,6 +14837,7 @@
     </w:tblStylePr>
     <w:tblStylePr w:type="lastRow">
       <w:rPr>
+        <w:rFonts w:eastAsia="黑体"/>
         <w:b/>
         <w:bCs/>
         <w:color w:themeColor="accent2" w:themeShade="CC" w:val="9E3A38"/>
@@ -14202,12 +14852,14 @@
     </w:tblStylePr>
     <w:tblStylePr w:type="firstCol">
       <w:rPr>
+        <w:rFonts w:eastAsia="黑体"/>
         <w:b/>
         <w:bCs/>
       </w:rPr>
     </w:tblStylePr>
     <w:tblStylePr w:type="lastCol">
       <w:rPr>
+        <w:rFonts w:eastAsia="黑体"/>
         <w:b/>
         <w:bCs/>
       </w:rPr>
@@ -14242,6 +14894,7 @@
       <w:spacing w:after="0" w:line="240" w:lineRule="auto"/>
     </w:pPr>
     <w:rPr>
+      <w:rFonts w:eastAsia="黑体"/>
       <w:color w:themeColor="text1" w:val="000000"/>
     </w:rPr>
     <w:tblPr>
@@ -14260,6 +14913,7 @@
     </w:tcPr>
     <w:tblStylePr w:type="firstRow">
       <w:rPr>
+        <w:rFonts w:eastAsia="黑体"/>
         <w:b/>
         <w:bCs/>
         <w:color w:themeColor="background1" w:val="FFFFFF"/>
@@ -14274,6 +14928,7 @@
     </w:tblStylePr>
     <w:tblStylePr w:type="lastRow">
       <w:rPr>
+        <w:rFonts w:eastAsia="黑体"/>
         <w:b/>
         <w:bCs/>
         <w:color w:themeColor="accent4" w:themeShade="CC" w:val="664E82"/>
@@ -14288,12 +14943,14 @@
     </w:tblStylePr>
     <w:tblStylePr w:type="firstCol">
       <w:rPr>
+        <w:rFonts w:eastAsia="黑体"/>
         <w:b/>
         <w:bCs/>
       </w:rPr>
     </w:tblStylePr>
     <w:tblStylePr w:type="lastCol">
       <w:rPr>
+        <w:rFonts w:eastAsia="黑体"/>
         <w:b/>
         <w:bCs/>
       </w:rPr>
@@ -14328,6 +14985,7 @@
       <w:spacing w:after="0" w:line="240" w:lineRule="auto"/>
     </w:pPr>
     <w:rPr>
+      <w:rFonts w:eastAsia="黑体"/>
       <w:color w:themeColor="text1" w:val="000000"/>
     </w:rPr>
     <w:tblPr>
@@ -14346,6 +15004,7 @@
     </w:tcPr>
     <w:tblStylePr w:type="firstRow">
       <w:rPr>
+        <w:rFonts w:eastAsia="黑体"/>
         <w:b/>
         <w:bCs/>
         <w:color w:themeColor="background1" w:val="FFFFFF"/>
@@ -14360,6 +15019,7 @@
     </w:tblStylePr>
     <w:tblStylePr w:type="lastRow">
       <w:rPr>
+        <w:rFonts w:eastAsia="黑体"/>
         <w:b/>
         <w:bCs/>
         <w:color w:themeColor="accent3" w:themeShade="CC" w:val="7E9C40"/>
@@ -14374,12 +15034,14 @@
     </w:tblStylePr>
     <w:tblStylePr w:type="firstCol">
       <w:rPr>
+        <w:rFonts w:eastAsia="黑体"/>
         <w:b/>
         <w:bCs/>
       </w:rPr>
     </w:tblStylePr>
     <w:tblStylePr w:type="lastCol">
       <w:rPr>
+        <w:rFonts w:eastAsia="黑体"/>
         <w:b/>
         <w:bCs/>
       </w:rPr>
@@ -14414,6 +15076,7 @@
       <w:spacing w:after="0" w:line="240" w:lineRule="auto"/>
     </w:pPr>
     <w:rPr>
+      <w:rFonts w:eastAsia="黑体"/>
       <w:color w:themeColor="text1" w:val="000000"/>
     </w:rPr>
     <w:tblPr>
@@ -14432,6 +15095,7 @@
     </w:tcPr>
     <w:tblStylePr w:type="firstRow">
       <w:rPr>
+        <w:rFonts w:eastAsia="黑体"/>
         <w:b/>
         <w:bCs/>
         <w:color w:themeColor="background1" w:val="FFFFFF"/>
@@ -14446,6 +15110,7 @@
     </w:tblStylePr>
     <w:tblStylePr w:type="lastRow">
       <w:rPr>
+        <w:rFonts w:eastAsia="黑体"/>
         <w:b/>
         <w:bCs/>
         <w:color w:themeColor="accent6" w:themeShade="CC" w:val="F2730A"/>
@@ -14460,12 +15125,14 @@
     </w:tblStylePr>
     <w:tblStylePr w:type="firstCol">
       <w:rPr>
+        <w:rFonts w:eastAsia="黑体"/>
         <w:b/>
         <w:bCs/>
       </w:rPr>
     </w:tblStylePr>
     <w:tblStylePr w:type="lastCol">
       <w:rPr>
+        <w:rFonts w:eastAsia="黑体"/>
         <w:b/>
         <w:bCs/>
       </w:rPr>
@@ -14500,6 +15167,7 @@
       <w:spacing w:after="0" w:line="240" w:lineRule="auto"/>
     </w:pPr>
     <w:rPr>
+      <w:rFonts w:eastAsia="黑体"/>
       <w:color w:themeColor="text1" w:val="000000"/>
     </w:rPr>
     <w:tblPr>
@@ -14518,6 +15186,7 @@
     </w:tcPr>
     <w:tblStylePr w:type="firstRow">
       <w:rPr>
+        <w:rFonts w:eastAsia="黑体"/>
         <w:b/>
         <w:bCs/>
         <w:color w:themeColor="background1" w:val="FFFFFF"/>
@@ -14532,6 +15201,7 @@
     </w:tblStylePr>
     <w:tblStylePr w:type="lastRow">
       <w:rPr>
+        <w:rFonts w:eastAsia="黑体"/>
         <w:b/>
         <w:bCs/>
         <w:color w:themeColor="accent5" w:themeShade="CC" w:val="348DA5"/>
@@ -14546,12 +15216,14 @@
     </w:tblStylePr>
     <w:tblStylePr w:type="firstCol">
       <w:rPr>
+        <w:rFonts w:eastAsia="黑体"/>
         <w:b/>
         <w:bCs/>
       </w:rPr>
     </w:tblStylePr>
     <w:tblStylePr w:type="lastCol">
       <w:rPr>
+        <w:rFonts w:eastAsia="黑体"/>
         <w:b/>
         <w:bCs/>
       </w:rPr>
@@ -14586,6 +15258,7 @@
       <w:spacing w:after="0" w:line="240" w:lineRule="auto"/>
     </w:pPr>
     <w:rPr>
+      <w:rFonts w:eastAsia="黑体"/>
       <w:color w:themeColor="text1" w:val="000000"/>
     </w:rPr>
     <w:tblPr>
@@ -14607,6 +15280,7 @@
     </w:tcPr>
     <w:tblStylePr w:type="firstRow">
       <w:rPr>
+        <w:rFonts w:eastAsia="黑体"/>
         <w:b/>
         <w:bCs/>
       </w:rPr>
@@ -14617,6 +15291,7 @@
     </w:tblStylePr>
     <w:tblStylePr w:type="lastRow">
       <w:rPr>
+        <w:rFonts w:eastAsia="黑体"/>
         <w:b/>
         <w:bCs/>
         <w:color w:themeColor="text1" w:val="000000"/>
@@ -14628,6 +15303,7 @@
     </w:tblStylePr>
     <w:tblStylePr w:type="firstCol">
       <w:rPr>
+        <w:rFonts w:eastAsia="黑体"/>
         <w:color w:themeColor="background1" w:val="FFFFFF"/>
       </w:rPr>
       <w:tblPr/>
@@ -14637,6 +15313,7 @@
     </w:tblStylePr>
     <w:tblStylePr w:type="lastCol">
       <w:rPr>
+        <w:rFonts w:eastAsia="黑体"/>
         <w:color w:themeColor="background1" w:val="FFFFFF"/>
       </w:rPr>
       <w:tblPr/>
@@ -14666,6 +15343,7 @@
       <w:spacing w:after="0" w:line="240" w:lineRule="auto"/>
     </w:pPr>
     <w:rPr>
+      <w:rFonts w:eastAsia="黑体"/>
       <w:color w:themeColor="text1" w:val="000000"/>
     </w:rPr>
     <w:tblPr>
@@ -14687,6 +15365,7 @@
     </w:tcPr>
     <w:tblStylePr w:type="firstRow">
       <w:rPr>
+        <w:rFonts w:eastAsia="黑体"/>
         <w:b/>
         <w:bCs/>
       </w:rPr>
@@ -14697,6 +15376,7 @@
     </w:tblStylePr>
     <w:tblStylePr w:type="lastRow">
       <w:rPr>
+        <w:rFonts w:eastAsia="黑体"/>
         <w:b/>
         <w:bCs/>
         <w:color w:themeColor="text1" w:val="000000"/>
@@ -14708,6 +15388,7 @@
     </w:tblStylePr>
     <w:tblStylePr w:type="firstCol">
       <w:rPr>
+        <w:rFonts w:eastAsia="黑体"/>
         <w:color w:themeColor="background1" w:val="FFFFFF"/>
       </w:rPr>
       <w:tblPr/>
@@ -14717,6 +15398,7 @@
     </w:tblStylePr>
     <w:tblStylePr w:type="lastCol">
       <w:rPr>
+        <w:rFonts w:eastAsia="黑体"/>
         <w:color w:themeColor="background1" w:val="FFFFFF"/>
       </w:rPr>
       <w:tblPr/>
@@ -14746,6 +15428,7 @@
       <w:spacing w:after="0" w:line="240" w:lineRule="auto"/>
     </w:pPr>
     <w:rPr>
+      <w:rFonts w:eastAsia="黑体"/>
       <w:color w:themeColor="text1" w:val="000000"/>
     </w:rPr>
     <w:tblPr>
@@ -14767,6 +15450,7 @@
     </w:tcPr>
     <w:tblStylePr w:type="firstRow">
       <w:rPr>
+        <w:rFonts w:eastAsia="黑体"/>
         <w:b/>
         <w:bCs/>
       </w:rPr>
@@ -14777,6 +15461,7 @@
     </w:tblStylePr>
     <w:tblStylePr w:type="lastRow">
       <w:rPr>
+        <w:rFonts w:eastAsia="黑体"/>
         <w:b/>
         <w:bCs/>
         <w:color w:themeColor="text1" w:val="000000"/>
@@ -14788,6 +15473,7 @@
     </w:tblStylePr>
     <w:tblStylePr w:type="firstCol">
       <w:rPr>
+        <w:rFonts w:eastAsia="黑体"/>
         <w:color w:themeColor="background1" w:val="FFFFFF"/>
       </w:rPr>
       <w:tblPr/>
@@ -14797,6 +15483,7 @@
     </w:tblStylePr>
     <w:tblStylePr w:type="lastCol">
       <w:rPr>
+        <w:rFonts w:eastAsia="黑体"/>
         <w:color w:themeColor="background1" w:val="FFFFFF"/>
       </w:rPr>
       <w:tblPr/>
@@ -14826,6 +15513,7 @@
       <w:spacing w:after="0" w:line="240" w:lineRule="auto"/>
     </w:pPr>
     <w:rPr>
+      <w:rFonts w:eastAsia="黑体"/>
       <w:color w:themeColor="text1" w:val="000000"/>
     </w:rPr>
     <w:tblPr>
@@ -14847,6 +15535,7 @@
     </w:tcPr>
     <w:tblStylePr w:type="firstRow">
       <w:rPr>
+        <w:rFonts w:eastAsia="黑体"/>
         <w:b/>
         <w:bCs/>
       </w:rPr>
@@ -14857,6 +15546,7 @@
     </w:tblStylePr>
     <w:tblStylePr w:type="lastRow">
       <w:rPr>
+        <w:rFonts w:eastAsia="黑体"/>
         <w:b/>
         <w:bCs/>
         <w:color w:themeColor="text1" w:val="000000"/>
@@ -14868,6 +15558,7 @@
     </w:tblStylePr>
     <w:tblStylePr w:type="firstCol">
       <w:rPr>
+        <w:rFonts w:eastAsia="黑体"/>
         <w:color w:themeColor="background1" w:val="FFFFFF"/>
       </w:rPr>
       <w:tblPr/>
@@ -14877,6 +15568,7 @@
     </w:tblStylePr>
     <w:tblStylePr w:type="lastCol">
       <w:rPr>
+        <w:rFonts w:eastAsia="黑体"/>
         <w:color w:themeColor="background1" w:val="FFFFFF"/>
       </w:rPr>
       <w:tblPr/>
@@ -14906,6 +15598,7 @@
       <w:spacing w:after="0" w:line="240" w:lineRule="auto"/>
     </w:pPr>
     <w:rPr>
+      <w:rFonts w:eastAsia="黑体"/>
       <w:color w:themeColor="text1" w:val="000000"/>
     </w:rPr>
     <w:tblPr>
@@ -14927,6 +15620,7 @@
     </w:tcPr>
     <w:tblStylePr w:type="firstRow">
       <w:rPr>
+        <w:rFonts w:eastAsia="黑体"/>
         <w:b/>
         <w:bCs/>
       </w:rPr>
@@ -14937,6 +15631,7 @@
     </w:tblStylePr>
     <w:tblStylePr w:type="lastRow">
       <w:rPr>
+        <w:rFonts w:eastAsia="黑体"/>
         <w:b/>
         <w:bCs/>
         <w:color w:themeColor="text1" w:val="000000"/>
@@ -14948,6 +15643,7 @@
     </w:tblStylePr>
     <w:tblStylePr w:type="firstCol">
       <w:rPr>
+        <w:rFonts w:eastAsia="黑体"/>
         <w:color w:themeColor="background1" w:val="FFFFFF"/>
       </w:rPr>
       <w:tblPr/>
@@ -14957,6 +15653,7 @@
     </w:tblStylePr>
     <w:tblStylePr w:type="lastCol">
       <w:rPr>
+        <w:rFonts w:eastAsia="黑体"/>
         <w:color w:themeColor="background1" w:val="FFFFFF"/>
       </w:rPr>
       <w:tblPr/>
@@ -14986,6 +15683,7 @@
       <w:spacing w:after="0" w:line="240" w:lineRule="auto"/>
     </w:pPr>
     <w:rPr>
+      <w:rFonts w:eastAsia="黑体"/>
       <w:color w:themeColor="text1" w:val="000000"/>
     </w:rPr>
     <w:tblPr>
@@ -15007,6 +15705,7 @@
     </w:tcPr>
     <w:tblStylePr w:type="firstRow">
       <w:rPr>
+        <w:rFonts w:eastAsia="黑体"/>
         <w:b/>
         <w:bCs/>
       </w:rPr>
@@ -15017,6 +15716,7 @@
     </w:tblStylePr>
     <w:tblStylePr w:type="lastRow">
       <w:rPr>
+        <w:rFonts w:eastAsia="黑体"/>
         <w:b/>
         <w:bCs/>
         <w:color w:themeColor="text1" w:val="000000"/>
@@ -15028,6 +15728,7 @@
     </w:tblStylePr>
     <w:tblStylePr w:type="firstCol">
       <w:rPr>
+        <w:rFonts w:eastAsia="黑体"/>
         <w:color w:themeColor="background1" w:val="FFFFFF"/>
       </w:rPr>
       <w:tblPr/>
@@ -15037,6 +15738,7 @@
     </w:tblStylePr>
     <w:tblStylePr w:type="lastCol">
       <w:rPr>
+        <w:rFonts w:eastAsia="黑体"/>
         <w:color w:themeColor="background1" w:val="FFFFFF"/>
       </w:rPr>
       <w:tblPr/>
@@ -15066,6 +15768,7 @@
       <w:spacing w:after="0" w:line="240" w:lineRule="auto"/>
     </w:pPr>
     <w:rPr>
+      <w:rFonts w:eastAsia="黑体"/>
       <w:color w:themeColor="text1" w:val="000000"/>
     </w:rPr>
     <w:tblPr>
@@ -15087,6 +15790,7 @@
     </w:tcPr>
     <w:tblStylePr w:type="firstRow">
       <w:rPr>
+        <w:rFonts w:eastAsia="黑体"/>
         <w:b/>
         <w:bCs/>
       </w:rPr>
@@ -15097,6 +15801,7 @@
     </w:tblStylePr>
     <w:tblStylePr w:type="lastRow">
       <w:rPr>
+        <w:rFonts w:eastAsia="黑体"/>
         <w:b/>
         <w:bCs/>
         <w:color w:themeColor="text1" w:val="000000"/>
@@ -15108,6 +15813,7 @@
     </w:tblStylePr>
     <w:tblStylePr w:type="firstCol">
       <w:rPr>
+        <w:rFonts w:eastAsia="黑体"/>
         <w:color w:themeColor="background1" w:val="FFFFFF"/>
       </w:rPr>
       <w:tblPr/>
@@ -15117,6 +15823,7 @@
     </w:tblStylePr>
     <w:tblStylePr w:type="lastCol">
       <w:rPr>
+        <w:rFonts w:eastAsia="黑体"/>
         <w:color w:themeColor="background1" w:val="FFFFFF"/>
       </w:rPr>
       <w:tblPr/>
@@ -15149,6 +15856,7 @@
     <w:name w:val="KeywordTok"/>
     <w:basedOn w:val="VerbatimChar"/>
     <w:rPr>
+      <w:rFonts w:eastAsia="黑体"/>
       <w:b/>
       <w:color w:val="007020"/>
     </w:rPr>
@@ -15157,6 +15865,7 @@
     <w:name w:val="DataTypeTok"/>
     <w:basedOn w:val="VerbatimChar"/>
     <w:rPr>
+      <w:rFonts w:eastAsia="黑体"/>
       <w:color w:val="902000"/>
     </w:rPr>
   </w:style>
@@ -15164,6 +15873,7 @@
     <w:name w:val="DecValTok"/>
     <w:basedOn w:val="VerbatimChar"/>
     <w:rPr>
+      <w:rFonts w:eastAsia="黑体"/>
       <w:color w:val="40a070"/>
     </w:rPr>
   </w:style>
@@ -15171,6 +15881,7 @@
     <w:name w:val="BaseNTok"/>
     <w:basedOn w:val="VerbatimChar"/>
     <w:rPr>
+      <w:rFonts w:eastAsia="黑体"/>
       <w:color w:val="40a070"/>
     </w:rPr>
   </w:style>
@@ -15178,6 +15889,7 @@
     <w:name w:val="FloatTok"/>
     <w:basedOn w:val="VerbatimChar"/>
     <w:rPr>
+      <w:rFonts w:eastAsia="黑体"/>
       <w:color w:val="40a070"/>
     </w:rPr>
   </w:style>
@@ -15185,6 +15897,7 @@
     <w:name w:val="ConstantTok"/>
     <w:basedOn w:val="VerbatimChar"/>
     <w:rPr>
+      <w:rFonts w:eastAsia="黑体"/>
       <w:color w:val="880000"/>
     </w:rPr>
   </w:style>
@@ -15192,6 +15905,7 @@
     <w:name w:val="CharTok"/>
     <w:basedOn w:val="VerbatimChar"/>
     <w:rPr>
+      <w:rFonts w:eastAsia="黑体"/>
       <w:color w:val="4070a0"/>
     </w:rPr>
   </w:style>
@@ -15199,6 +15913,7 @@
     <w:name w:val="SpecialCharTok"/>
     <w:basedOn w:val="VerbatimChar"/>
     <w:rPr>
+      <w:rFonts w:eastAsia="黑体"/>
       <w:color w:val="4070a0"/>
     </w:rPr>
   </w:style>
@@ -15206,6 +15921,7 @@
     <w:name w:val="StringTok"/>
     <w:basedOn w:val="VerbatimChar"/>
     <w:rPr>
+      <w:rFonts w:eastAsia="黑体"/>
       <w:color w:val="4070a0"/>
     </w:rPr>
   </w:style>
@@ -15213,6 +15929,7 @@
     <w:name w:val="VerbatimStringTok"/>
     <w:basedOn w:val="VerbatimChar"/>
     <w:rPr>
+      <w:rFonts w:eastAsia="黑体"/>
       <w:color w:val="4070a0"/>
     </w:rPr>
   </w:style>
@@ -15220,6 +15937,7 @@
     <w:name w:val="SpecialStringTok"/>
     <w:basedOn w:val="VerbatimChar"/>
     <w:rPr>
+      <w:rFonts w:eastAsia="黑体"/>
       <w:color w:val="bb6688"/>
     </w:rPr>
   </w:style>
@@ -15227,6 +15945,7 @@
     <w:name w:val="ImportTok"/>
     <w:basedOn w:val="VerbatimChar"/>
     <w:rPr>
+      <w:rFonts w:eastAsia="黑体"/>
       <w:b/>
       <w:color w:val="008000"/>
     </w:rPr>
@@ -15235,6 +15954,7 @@
     <w:name w:val="CommentTok"/>
     <w:basedOn w:val="VerbatimChar"/>
     <w:rPr>
+      <w:rFonts w:eastAsia="黑体"/>
       <w:i/>
       <w:color w:val="60a0b0"/>
     </w:rPr>
@@ -15243,6 +15963,7 @@
     <w:name w:val="DocumentationTok"/>
     <w:basedOn w:val="VerbatimChar"/>
     <w:rPr>
+      <w:rFonts w:eastAsia="黑体"/>
       <w:i/>
       <w:color w:val="ba2121"/>
     </w:rPr>
@@ -15251,6 +15972,7 @@
     <w:name w:val="AnnotationTok"/>
     <w:basedOn w:val="VerbatimChar"/>
     <w:rPr>
+      <w:rFonts w:eastAsia="黑体"/>
       <w:b/>
       <w:i/>
       <w:color w:val="60a0b0"/>
@@ -15260,6 +15982,7 @@
     <w:name w:val="CommentVarTok"/>
     <w:basedOn w:val="VerbatimChar"/>
     <w:rPr>
+      <w:rFonts w:eastAsia="黑体"/>
       <w:b/>
       <w:i/>
       <w:color w:val="60a0b0"/>
@@ -15269,6 +15992,7 @@
     <w:name w:val="OtherTok"/>
     <w:basedOn w:val="VerbatimChar"/>
     <w:rPr>
+      <w:rFonts w:eastAsia="黑体"/>
       <w:color w:val="007020"/>
     </w:rPr>
   </w:style>
@@ -15276,6 +16000,7 @@
     <w:name w:val="FunctionTok"/>
     <w:basedOn w:val="VerbatimChar"/>
     <w:rPr>
+      <w:rFonts w:eastAsia="黑体"/>
       <w:color w:val="06287e"/>
     </w:rPr>
   </w:style>
@@ -15283,6 +16008,7 @@
     <w:name w:val="VariableTok"/>
     <w:basedOn w:val="VerbatimChar"/>
     <w:rPr>
+      <w:rFonts w:eastAsia="黑体"/>
       <w:color w:val="19177c"/>
     </w:rPr>
   </w:style>
@@ -15290,6 +16016,7 @@
     <w:name w:val="ControlFlowTok"/>
     <w:basedOn w:val="VerbatimChar"/>
     <w:rPr>
+      <w:rFonts w:eastAsia="黑体"/>
       <w:b/>
       <w:color w:val="007020"/>
     </w:rPr>
@@ -15298,6 +16025,7 @@
     <w:name w:val="OperatorTok"/>
     <w:basedOn w:val="VerbatimChar"/>
     <w:rPr>
+      <w:rFonts w:eastAsia="黑体"/>
       <w:color w:val="666666"/>
     </w:rPr>
   </w:style>
@@ -15305,18 +16033,22 @@
     <w:name w:val="BuiltInTok"/>
     <w:basedOn w:val="VerbatimChar"/>
     <w:rPr>
+      <w:rFonts w:eastAsia="黑体"/>
       <w:color w:val="008000"/>
     </w:rPr>
   </w:style>
   <w:style w:type="character" w:customStyle="1" w:styleId="ExtensionTok">
     <w:name w:val="ExtensionTok"/>
     <w:basedOn w:val="VerbatimChar"/>
-    <w:rPr/>
+    <w:rPr>
+      <w:rFonts w:eastAsia="黑体"/>
+    </w:rPr>
   </w:style>
   <w:style w:type="character" w:customStyle="1" w:styleId="PreprocessorTok">
     <w:name w:val="PreprocessorTok"/>
     <w:basedOn w:val="VerbatimChar"/>
     <w:rPr>
+      <w:rFonts w:eastAsia="黑体"/>
       <w:color w:val="bc7a00"/>
     </w:rPr>
   </w:style>
@@ -15324,18 +16056,22 @@
     <w:name w:val="AttributeTok"/>
     <w:basedOn w:val="VerbatimChar"/>
     <w:rPr>
+      <w:rFonts w:eastAsia="黑体"/>
       <w:color w:val="7d9029"/>
     </w:rPr>
   </w:style>
   <w:style w:type="character" w:customStyle="1" w:styleId="RegionMarkerTok">
     <w:name w:val="RegionMarkerTok"/>
     <w:basedOn w:val="VerbatimChar"/>
-    <w:rPr/>
+    <w:rPr>
+      <w:rFonts w:eastAsia="黑体"/>
+    </w:rPr>
   </w:style>
   <w:style w:type="character" w:customStyle="1" w:styleId="InformationTok">
     <w:name w:val="InformationTok"/>
     <w:basedOn w:val="VerbatimChar"/>
     <w:rPr>
+      <w:rFonts w:eastAsia="黑体"/>
       <w:b/>
       <w:i/>
       <w:color w:val="60a0b0"/>
@@ -15345,6 +16081,7 @@
     <w:name w:val="WarningTok"/>
     <w:basedOn w:val="VerbatimChar"/>
     <w:rPr>
+      <w:rFonts w:eastAsia="黑体"/>
       <w:b/>
       <w:i/>
       <w:color w:val="60a0b0"/>
@@ -15354,6 +16091,7 @@
     <w:name w:val="AlertTok"/>
     <w:basedOn w:val="VerbatimChar"/>
     <w:rPr>
+      <w:rFonts w:eastAsia="黑体"/>
       <w:b/>
       <w:color w:val="ff0000"/>
     </w:rPr>
@@ -15362,6 +16100,7 @@
     <w:name w:val="ErrorTok"/>
     <w:basedOn w:val="VerbatimChar"/>
     <w:rPr>
+      <w:rFonts w:eastAsia="黑体"/>
       <w:b/>
       <w:color w:val="ff0000"/>
     </w:rPr>
@@ -15369,7 +16108,9 @@
   <w:style w:type="character" w:customStyle="1" w:styleId="NormalTok">
     <w:name w:val="NormalTok"/>
     <w:basedOn w:val="VerbatimChar"/>
-    <w:rPr/>
+    <w:rPr>
+      <w:rFonts w:eastAsia="黑体"/>
+    </w:rPr>
   </w:style>
 </w:styles>
 </file>
@@ -15418,12 +16159,12 @@
     <a:fontScheme name="Office">
       <a:majorFont>
         <a:latin typeface="Calibri"/>
-        <a:ea typeface=""/>
+        <a:ea typeface="黑体"/>
         <a:cs typeface=""/>
         <a:font script="Jpan" typeface="ＭＳ ゴシック"/>
         <a:font script="Hang" typeface="맑은 고딕"/>
-        <a:font script="Hans" typeface="宋体"/>
-        <a:font script="Hant" typeface="新細明體"/>
+        <a:font script="Hans" typeface="黑体"/>
+        <a:font script="Hant" typeface="黑体"/>
         <a:font script="Arab" typeface="Times New Roman"/>
         <a:font script="Hebr" typeface="Times New Roman"/>
         <a:font script="Thai" typeface="Angsana New"/>
@@ -15453,12 +16194,12 @@
       </a:majorFont>
       <a:minorFont>
         <a:latin typeface="Cambria"/>
-        <a:ea typeface=""/>
+        <a:ea typeface="黑体"/>
         <a:cs typeface=""/>
         <a:font script="Jpan" typeface="ＭＳ 明朝"/>
         <a:font script="Hang" typeface="맑은 고딕"/>
-        <a:font script="Hans" typeface="宋体"/>
-        <a:font script="Hant" typeface="新細明體"/>
+        <a:font script="Hans" typeface="黑体"/>
+        <a:font script="Hant" typeface="黑体"/>
         <a:font script="Arab" typeface="Arial"/>
         <a:font script="Hebr" typeface="Arial"/>
         <a:font script="Thai" typeface="Cordia New"/>

--- a/09-通信电路/04-有线通信接口电路/LIN总线电路/LIN总线电路.docx
+++ b/09-通信电路/04-有线通信接口电路/LIN总线电路/LIN总线电路.docx
@@ -3088,7 +3088,7 @@
           <w:color w:val="555555"/>
           <w:sz w:val="21"/>
         </w:rPr>
-        <w:t>材料收集者：杜文杰，WX手机：19519196569，QQ:3478827729</w:t>
+        <w:t>材料收集者：杜文杰，微信/手机：19519196569，QQ:3478827729</w:t>
       </w:r>
     </w:p>
     <w:sectPr>
